--- a/08-传感器电路/03-霍尔传感器电路/开关型霍尔电路/开关型霍尔电路.docx
+++ b/08-传感器电路/03-霍尔传感器电路/开关型霍尔电路/开关型霍尔电路.docx
@@ -2185,6 +2185,20 @@
     </w:p>
     <w:bookmarkEnd w:id="26"/>
     <w:bookmarkEnd w:id="27"/>
+    <w:p>
+      <w:pPr>
+        <w:spacing w:before="360"/>
+        <w:jc w:val="center"/>
+      </w:pPr>
+      <w:r>
+        <w:rPr>
+          <w:rFonts w:ascii="Times New Roman" w:hAnsi="Times New Roman"/>
+          <w:color w:val="555555"/>
+          <w:sz w:val="21"/>
+        </w:rPr>
+        <w:t>材料收集者：杜文杰</w:t>
+      </w:r>
+    </w:p>
     <w:sectPr>
       <w:headerReference r:id="rId9" w:type="default"/>
       <w:footerReference r:id="rId10" w:type="default"/>

--- a/08-传感器电路/03-霍尔传感器电路/开关型霍尔电路/开关型霍尔电路.docx
+++ b/08-传感器电路/03-霍尔传感器电路/开关型霍尔电路/开关型霍尔电路.docx
@@ -1,6 +1,6 @@
 
 <file path=word/document.xml><?xml version="1.0" encoding="utf-8"?>
-<w:document xmlns:w="http://schemas.openxmlformats.org/wordprocessingml/2006/main" xmlns:m="http://schemas.openxmlformats.org/officeDocument/2006/math" xmlns:r="http://schemas.openxmlformats.org/officeDocument/2006/relationships" xmlns:o="urn:schemas-microsoft-com:office:office" xmlns:v="urn:schemas-microsoft-com:vml" xmlns:w10="urn:schemas-microsoft-com:office:word" xmlns:a="http://schemas.openxmlformats.org/drawingml/2006/main" xmlns:pic="http://schemas.openxmlformats.org/drawingml/2006/picture" xmlns:wp="http://schemas.openxmlformats.org/drawingml/2006/wordprocessingDrawing">
+<w:document xmlns:m="http://schemas.openxmlformats.org/officeDocument/2006/math" xmlns:r="http://schemas.openxmlformats.org/officeDocument/2006/relationships" xmlns:w="http://schemas.openxmlformats.org/wordprocessingml/2006/main" xmlns:o="urn:schemas-microsoft-com:office:office" xmlns:v="urn:schemas-microsoft-com:vml" xmlns:w10="urn:schemas-microsoft-com:office:word" xmlns:a="http://schemas.openxmlformats.org/drawingml/2006/main" xmlns:pic="http://schemas.openxmlformats.org/drawingml/2006/picture" xmlns:wp="http://schemas.openxmlformats.org/drawingml/2006/wordprocessingDrawing">
   <w:body>
     <w:bookmarkStart w:id="27" w:name="开关型霍尔电路"/>
     <w:p>
@@ -9,7 +9,7 @@
       </w:pPr>
       <w:r>
         <w:rPr>
-          <w:rFonts w:hint="eastAsia"/>
+          <w:rFonts w:hint="eastAsia" w:eastAsia="黑体"/>
         </w:rPr>
         <w:t xml:space="preserve">开关型霍尔电路</w:t>
       </w:r>
@@ -21,7 +21,7 @@
       </w:pPr>
       <w:r>
         <w:rPr>
-          <w:rFonts w:hint="eastAsia"/>
+          <w:rFonts w:hint="eastAsia" w:eastAsia="黑体"/>
         </w:rPr>
         <w:t xml:space="preserve">拓扑描述</w:t>
       </w:r>
@@ -32,16 +32,19 @@
       </w:pPr>
       <w:r>
         <w:rPr>
-          <w:rFonts w:hint="eastAsia"/>
+          <w:rFonts w:hint="eastAsia" w:eastAsia="黑体"/>
         </w:rPr>
         <w:t xml:space="preserve">由</w:t>
       </w:r>
       <w:r>
+        <w:rPr>
+          <w:rFonts w:eastAsia="黑体"/>
+        </w:rPr>
         <w:t xml:space="preserve"> </w:t>
       </w:r>
       <w:r>
         <w:rPr>
-          <w:rFonts w:hint="eastAsia"/>
+          <w:rFonts w:hint="eastAsia" w:eastAsia="黑体"/>
           <w:b/>
           <w:bCs/>
         </w:rPr>
@@ -49,6 +52,7 @@
       </w:r>
       <w:r>
         <w:rPr>
+          <w:rFonts w:eastAsia="黑体"/>
           <w:b/>
           <w:bCs/>
         </w:rPr>
@@ -70,16 +74,19 @@
       </m:oMath>
       <w:r>
         <w:rPr>
-          <w:rFonts w:hint="eastAsia"/>
+          <w:rFonts w:hint="eastAsia" w:eastAsia="黑体"/>
         </w:rPr>
         <w:t xml:space="preserve">（内部集成霍尔元件、放大器与施密特触发器，集电极开路输出）与</w:t>
       </w:r>
       <w:r>
+        <w:rPr>
+          <w:rFonts w:eastAsia="黑体"/>
+        </w:rPr>
         <w:t xml:space="preserve"> </w:t>
       </w:r>
       <w:r>
         <w:rPr>
-          <w:rFonts w:hint="eastAsia"/>
+          <w:rFonts w:hint="eastAsia" w:eastAsia="黑体"/>
           <w:b/>
           <w:bCs/>
         </w:rPr>
@@ -87,6 +94,7 @@
       </w:r>
       <w:r>
         <w:rPr>
+          <w:rFonts w:eastAsia="黑体"/>
           <w:b/>
           <w:bCs/>
         </w:rPr>
@@ -107,35 +115,44 @@
         </m:sSub>
       </m:oMath>
       <w:r>
+        <w:rPr>
+          <w:rFonts w:eastAsia="黑体"/>
+        </w:rPr>
         <w:t xml:space="preserve"> </w:t>
       </w:r>
       <w:r>
         <w:rPr>
-          <w:rFonts w:hint="eastAsia"/>
+          <w:rFonts w:hint="eastAsia" w:eastAsia="黑体"/>
         </w:rPr>
         <w:t xml:space="preserve">组成，输出送</w:t>
       </w:r>
       <w:r>
+        <w:rPr>
+          <w:rFonts w:eastAsia="黑体"/>
+        </w:rPr>
         <w:t xml:space="preserve"> </w:t>
       </w:r>
       <w:r>
         <w:rPr>
-          <w:rFonts w:hint="eastAsia"/>
+          <w:rFonts w:hint="eastAsia" w:eastAsia="黑体"/>
         </w:rPr>
         <w:t xml:space="preserve">MCU。电路共有</w:t>
       </w:r>
       <w:r>
+        <w:rPr>
+          <w:rFonts w:eastAsia="黑体"/>
+        </w:rPr>
         <w:t xml:space="preserve"> 3 </w:t>
       </w:r>
       <w:r>
         <w:rPr>
-          <w:rFonts w:hint="eastAsia"/>
+          <w:rFonts w:hint="eastAsia" w:eastAsia="黑体"/>
         </w:rPr>
         <w:t xml:space="preserve">个关键节点：</w:t>
       </w:r>
       <w:r>
         <w:rPr>
-          <w:rFonts w:hint="eastAsia"/>
+          <w:rFonts w:hint="eastAsia" w:eastAsia="黑体"/>
           <w:b/>
           <w:bCs/>
         </w:rPr>
@@ -143,6 +160,7 @@
       </w:r>
       <w:r>
         <w:rPr>
+          <w:rFonts w:eastAsia="黑体"/>
           <w:b/>
           <w:bCs/>
         </w:rPr>
@@ -150,7 +168,7 @@
       </w:r>
       <w:r>
         <w:rPr>
-          <w:rFonts w:hint="eastAsia"/>
+          <w:rFonts w:hint="eastAsia" w:eastAsia="黑体"/>
           <w:b/>
           <w:bCs/>
         </w:rPr>
@@ -158,7 +176,7 @@
       </w:r>
       <w:r>
         <w:rPr>
-          <w:rFonts w:hint="eastAsia"/>
+          <w:rFonts w:hint="eastAsia" w:eastAsia="黑体"/>
         </w:rPr>
         <w:t xml:space="preserve">（</w:t>
       </w:r>
@@ -177,24 +195,33 @@
         </m:sSub>
       </m:oMath>
       <w:r>
+        <w:rPr>
+          <w:rFonts w:eastAsia="黑体"/>
+        </w:rPr>
         <w:t xml:space="preserve"> </w:t>
       </w:r>
       <w:r>
         <w:rPr>
-          <w:rFonts w:hint="eastAsia"/>
+          <w:rFonts w:hint="eastAsia" w:eastAsia="黑体"/>
         </w:rPr>
         <w:t xml:space="preserve">的</w:t>
       </w:r>
       <w:r>
+        <w:rPr>
+          <w:rFonts w:eastAsia="黑体"/>
+        </w:rPr>
         <w:t xml:space="preserve"> VCC </w:t>
       </w:r>
       <w:r>
         <w:rPr>
-          <w:rFonts w:hint="eastAsia"/>
+          <w:rFonts w:hint="eastAsia" w:eastAsia="黑体"/>
         </w:rPr>
         <w:t xml:space="preserve">脚与</w:t>
       </w:r>
       <w:r>
+        <w:rPr>
+          <w:rFonts w:eastAsia="黑体"/>
+        </w:rPr>
         <w:t xml:space="preserve"> </w:t>
       </w:r>
       <m:oMath>
@@ -212,26 +239,32 @@
         </m:sSub>
       </m:oMath>
       <w:r>
+        <w:rPr>
+          <w:rFonts w:eastAsia="黑体"/>
+        </w:rPr>
         <w:t xml:space="preserve"> </w:t>
       </w:r>
       <w:r>
         <w:rPr>
-          <w:rFonts w:hint="eastAsia"/>
+          <w:rFonts w:hint="eastAsia" w:eastAsia="黑体"/>
         </w:rPr>
         <w:t xml:space="preserve">的上端一起接</w:t>
       </w:r>
       <w:r>
+        <w:rPr>
+          <w:rFonts w:eastAsia="黑体"/>
+        </w:rPr>
         <w:t xml:space="preserve"> </w:t>
       </w:r>
       <w:r>
         <w:rPr>
-          <w:rFonts w:hint="eastAsia"/>
+          <w:rFonts w:hint="eastAsia" w:eastAsia="黑体"/>
         </w:rPr>
         <w:t xml:space="preserve">+VCC）；</w:t>
       </w:r>
       <w:r>
         <w:rPr>
-          <w:rFonts w:hint="eastAsia"/>
+          <w:rFonts w:hint="eastAsia" w:eastAsia="黑体"/>
           <w:b/>
           <w:bCs/>
         </w:rPr>
@@ -239,6 +272,7 @@
       </w:r>
       <w:r>
         <w:rPr>
+          <w:rFonts w:eastAsia="黑体"/>
           <w:b/>
           <w:bCs/>
         </w:rPr>
@@ -246,7 +280,7 @@
       </w:r>
       <w:r>
         <w:rPr>
-          <w:rFonts w:hint="eastAsia"/>
+          <w:rFonts w:hint="eastAsia" w:eastAsia="黑体"/>
           <w:b/>
           <w:bCs/>
         </w:rPr>
@@ -254,7 +288,7 @@
       </w:r>
       <w:r>
         <w:rPr>
-          <w:rFonts w:hint="eastAsia"/>
+          <w:rFonts w:hint="eastAsia" w:eastAsia="黑体"/>
         </w:rPr>
         <w:t xml:space="preserve">（</w:t>
       </w:r>
@@ -273,26 +307,32 @@
         </m:sSub>
       </m:oMath>
       <w:r>
+        <w:rPr>
+          <w:rFonts w:eastAsia="黑体"/>
+        </w:rPr>
         <w:t xml:space="preserve"> </w:t>
       </w:r>
       <w:r>
         <w:rPr>
-          <w:rFonts w:hint="eastAsia"/>
+          <w:rFonts w:hint="eastAsia" w:eastAsia="黑体"/>
         </w:rPr>
         <w:t xml:space="preserve">的</w:t>
       </w:r>
       <w:r>
+        <w:rPr>
+          <w:rFonts w:eastAsia="黑体"/>
+        </w:rPr>
         <w:t xml:space="preserve"> GND </w:t>
       </w:r>
       <w:r>
         <w:rPr>
-          <w:rFonts w:hint="eastAsia"/>
+          <w:rFonts w:hint="eastAsia" w:eastAsia="黑体"/>
         </w:rPr>
         <w:t xml:space="preserve">脚接地）；</w:t>
       </w:r>
       <w:r>
         <w:rPr>
-          <w:rFonts w:hint="eastAsia"/>
+          <w:rFonts w:hint="eastAsia" w:eastAsia="黑体"/>
           <w:b/>
           <w:bCs/>
         </w:rPr>
@@ -300,6 +340,7 @@
       </w:r>
       <w:r>
         <w:rPr>
+          <w:rFonts w:eastAsia="黑体"/>
           <w:b/>
           <w:bCs/>
         </w:rPr>
@@ -307,7 +348,7 @@
       </w:r>
       <w:r>
         <w:rPr>
-          <w:rFonts w:hint="eastAsia"/>
+          <w:rFonts w:hint="eastAsia" w:eastAsia="黑体"/>
           <w:b/>
           <w:bCs/>
         </w:rPr>
@@ -315,7 +356,7 @@
       </w:r>
       <w:r>
         <w:rPr>
-          <w:rFonts w:hint="eastAsia"/>
+          <w:rFonts w:hint="eastAsia" w:eastAsia="黑体"/>
         </w:rPr>
         <w:t xml:space="preserve">（</w:t>
       </w:r>
@@ -334,20 +375,26 @@
         </m:sSub>
       </m:oMath>
       <w:r>
+        <w:rPr>
+          <w:rFonts w:eastAsia="黑体"/>
+        </w:rPr>
         <w:t xml:space="preserve"> </w:t>
       </w:r>
       <w:r>
         <w:rPr>
-          <w:rFonts w:hint="eastAsia"/>
+          <w:rFonts w:hint="eastAsia" w:eastAsia="黑体"/>
         </w:rPr>
         <w:t xml:space="preserve">的</w:t>
       </w:r>
       <w:r>
+        <w:rPr>
+          <w:rFonts w:eastAsia="黑体"/>
+        </w:rPr>
         <w:t xml:space="preserve"> OUT </w:t>
       </w:r>
       <w:r>
         <w:rPr>
-          <w:rFonts w:hint="eastAsia"/>
+          <w:rFonts w:hint="eastAsia" w:eastAsia="黑体"/>
         </w:rPr>
         <w:t xml:space="preserve">脚、</w:t>
       </w:r>
@@ -366,20 +413,26 @@
         </m:sSub>
       </m:oMath>
       <w:r>
+        <w:rPr>
+          <w:rFonts w:eastAsia="黑体"/>
+        </w:rPr>
         <w:t xml:space="preserve"> </w:t>
       </w:r>
       <w:r>
         <w:rPr>
-          <w:rFonts w:hint="eastAsia"/>
+          <w:rFonts w:hint="eastAsia" w:eastAsia="黑体"/>
         </w:rPr>
         <w:t xml:space="preserve">的下端与</w:t>
       </w:r>
       <w:r>
+        <w:rPr>
+          <w:rFonts w:eastAsia="黑体"/>
+        </w:rPr>
         <w:t xml:space="preserve"> MCU </w:t>
       </w:r>
       <w:r>
         <w:rPr>
-          <w:rFonts w:hint="eastAsia"/>
+          <w:rFonts w:hint="eastAsia" w:eastAsia="黑体"/>
         </w:rPr>
         <w:t xml:space="preserve">输入相连，作为数字输出）。</w:t>
       </w:r>
@@ -388,7 +441,7 @@
       <w:pPr/>
       <w:r>
         <w:rPr>
-          <w:rFonts w:hint="eastAsia"/>
+          <w:rFonts w:hint="eastAsia" w:eastAsia="黑体"/>
         </w:rPr>
         <w:t xml:space="preserve">各元件管脚连接：</w:t>
       </w:r>
@@ -407,29 +460,38 @@
         </m:sSub>
       </m:oMath>
       <w:r>
+        <w:rPr>
+          <w:rFonts w:eastAsia="黑体"/>
+        </w:rPr>
         <w:t xml:space="preserve"> </w:t>
       </w:r>
       <w:r>
         <w:rPr>
-          <w:rFonts w:hint="eastAsia"/>
+          <w:rFonts w:hint="eastAsia" w:eastAsia="黑体"/>
         </w:rPr>
         <w:t xml:space="preserve">的</w:t>
       </w:r>
       <w:r>
+        <w:rPr>
+          <w:rFonts w:eastAsia="黑体"/>
+        </w:rPr>
         <w:t xml:space="preserve"> VCC </w:t>
       </w:r>
       <w:r>
         <w:rPr>
-          <w:rFonts w:hint="eastAsia"/>
+          <w:rFonts w:hint="eastAsia" w:eastAsia="黑体"/>
         </w:rPr>
         <w:t xml:space="preserve">接节点①、GND</w:t>
       </w:r>
       <w:r>
+        <w:rPr>
+          <w:rFonts w:eastAsia="黑体"/>
+        </w:rPr>
         <w:t xml:space="preserve"> </w:t>
       </w:r>
       <w:r>
         <w:rPr>
-          <w:rFonts w:hint="eastAsia"/>
+          <w:rFonts w:hint="eastAsia" w:eastAsia="黑体"/>
         </w:rPr>
         <w:t xml:space="preserve">接节点②、OUT（集电极开路）接节点③；</w:t>
       </w:r>
@@ -448,31 +510,41 @@
         </m:sSub>
       </m:oMath>
       <w:r>
+        <w:rPr>
+          <w:rFonts w:eastAsia="黑体"/>
+        </w:rPr>
         <w:t xml:space="preserve"> </w:t>
       </w:r>
       <w:r>
         <w:rPr>
-          <w:rFonts w:hint="eastAsia"/>
+          <w:rFonts w:hint="eastAsia" w:eastAsia="黑体"/>
         </w:rPr>
         <w:t xml:space="preserve">一端接节点①、另一端接节点③；</w:t>
       </w:r>
       <w:r>
         <w:rPr>
+          <w:rFonts w:eastAsia="黑体"/>
           <w:b/>
           <w:bCs/>
         </w:rPr>
         <w:t xml:space="preserve">MCU</w:t>
       </w:r>
       <w:r>
+        <w:rPr>
+          <w:rFonts w:eastAsia="黑体"/>
+        </w:rPr>
         <w:t xml:space="preserve"> </w:t>
       </w:r>
       <w:r>
         <w:rPr>
-          <w:rFonts w:hint="eastAsia"/>
+          <w:rFonts w:hint="eastAsia" w:eastAsia="黑体"/>
         </w:rPr>
         <w:t xml:space="preserve">输入接节点③。当外磁场超过动作阈值</w:t>
       </w:r>
       <w:r>
+        <w:rPr>
+          <w:rFonts w:eastAsia="黑体"/>
+        </w:rPr>
         <w:t xml:space="preserve"> </w:t>
       </w:r>
       <m:oMath>
@@ -493,24 +565,33 @@
         </m:sSub>
       </m:oMath>
       <w:r>
+        <w:rPr>
+          <w:rFonts w:eastAsia="黑体"/>
+        </w:rPr>
         <w:t xml:space="preserve"> </w:t>
       </w:r>
       <w:r>
         <w:rPr>
-          <w:rFonts w:hint="eastAsia"/>
+          <w:rFonts w:hint="eastAsia" w:eastAsia="黑体"/>
         </w:rPr>
         <w:t xml:space="preserve">时内部比较器经迟滞翻转、OUT</w:t>
       </w:r>
       <w:r>
+        <w:rPr>
+          <w:rFonts w:eastAsia="黑体"/>
+        </w:rPr>
         <w:t xml:space="preserve"> </w:t>
       </w:r>
       <w:r>
         <w:rPr>
-          <w:rFonts w:hint="eastAsia"/>
+          <w:rFonts w:hint="eastAsia" w:eastAsia="黑体"/>
         </w:rPr>
         <w:t xml:space="preserve">拉低/抬升，越过释放阈值</w:t>
       </w:r>
       <w:r>
+        <w:rPr>
+          <w:rFonts w:eastAsia="黑体"/>
+        </w:rPr>
         <w:t xml:space="preserve"> </w:t>
       </w:r>
       <m:oMath>
@@ -531,11 +612,14 @@
         </m:sSub>
       </m:oMath>
       <w:r>
+        <w:rPr>
+          <w:rFonts w:eastAsia="黑体"/>
+        </w:rPr>
         <w:t xml:space="preserve"> </w:t>
       </w:r>
       <w:r>
         <w:rPr>
-          <w:rFonts w:hint="eastAsia"/>
+          <w:rFonts w:hint="eastAsia" w:eastAsia="黑体"/>
         </w:rPr>
         <w:t xml:space="preserve">时恢复。</w:t>
       </w:r>
@@ -544,20 +628,26 @@
       <w:pPr/>
       <w:r>
         <w:rPr>
-          <w:rFonts w:hint="eastAsia"/>
+          <w:rFonts w:hint="eastAsia" w:eastAsia="黑体"/>
         </w:rPr>
         <w:t xml:space="preserve">由此构成”开关型（数字迟滞输出）+</w:t>
       </w:r>
       <w:r>
+        <w:rPr>
+          <w:rFonts w:eastAsia="黑体"/>
+        </w:rPr>
         <w:t xml:space="preserve"> </w:t>
       </w:r>
       <w:r>
         <w:rPr>
-          <w:rFonts w:hint="eastAsia"/>
+          <w:rFonts w:hint="eastAsia" w:eastAsia="黑体"/>
         </w:rPr>
         <w:t xml:space="preserve">集电极开路带上拉”的霍尔测量组态，磁场过/欠动作点产生数字开关电平，配合</w:t>
       </w:r>
       <w:r>
+        <w:rPr>
+          <w:rFonts w:eastAsia="黑体"/>
+        </w:rPr>
         <w:t xml:space="preserve"> </w:t>
       </w:r>
       <m:oMath>
@@ -576,7 +666,7 @@
       </m:oMath>
       <w:r>
         <w:rPr>
-          <w:rFonts w:hint="eastAsia"/>
+          <w:rFonts w:hint="eastAsia" w:eastAsia="黑体"/>
         </w:rPr>
         <w:t xml:space="preserve">（</w:t>
       </w:r>
@@ -668,7 +758,7 @@
       </m:oMath>
       <w:r>
         <w:rPr>
-          <w:rFonts w:hint="eastAsia"/>
+          <w:rFonts w:hint="eastAsia" w:eastAsia="黑体"/>
         </w:rPr>
         <w:t xml:space="preserve">）可测速与限位。</w:t>
       </w:r>
@@ -681,7 +771,7 @@
       </w:pPr>
       <w:r>
         <w:rPr>
-          <w:rFonts w:hint="eastAsia"/>
+          <w:rFonts w:hint="eastAsia" w:eastAsia="黑体"/>
         </w:rPr>
         <w:t xml:space="preserve">工作原理</w:t>
       </w:r>
@@ -692,11 +782,14 @@
       </w:pPr>
       <w:r>
         <w:rPr>
-          <w:rFonts w:hint="eastAsia"/>
+          <w:rFonts w:hint="eastAsia" w:eastAsia="黑体"/>
         </w:rPr>
         <w:t xml:space="preserve">磁场由弱变强越过动作点</w:t>
       </w:r>
       <w:r>
+        <w:rPr>
+          <w:rFonts w:eastAsia="黑体"/>
+        </w:rPr>
         <w:t xml:space="preserve"> </w:t>
       </w:r>
       <m:oMath>
@@ -717,15 +810,21 @@
         </m:sSub>
       </m:oMath>
       <w:r>
+        <w:rPr>
+          <w:rFonts w:eastAsia="黑体"/>
+        </w:rPr>
         <w:t xml:space="preserve"> </w:t>
       </w:r>
       <w:r>
         <w:rPr>
-          <w:rFonts w:hint="eastAsia"/>
+          <w:rFonts w:hint="eastAsia" w:eastAsia="黑体"/>
         </w:rPr>
         <w:t xml:space="preserve">时，内部比较器经施密特迟滞翻转，输出电平改变；磁场回落越过释放点</w:t>
       </w:r>
       <w:r>
+        <w:rPr>
+          <w:rFonts w:eastAsia="黑体"/>
+        </w:rPr>
         <w:t xml:space="preserve"> </w:t>
       </w:r>
       <m:oMath>
@@ -746,15 +845,21 @@
         </m:sSub>
       </m:oMath>
       <w:r>
+        <w:rPr>
+          <w:rFonts w:eastAsia="黑体"/>
+        </w:rPr>
         <w:t xml:space="preserve"> </w:t>
       </w:r>
       <w:r>
         <w:rPr>
-          <w:rFonts w:hint="eastAsia"/>
+          <w:rFonts w:hint="eastAsia" w:eastAsia="黑体"/>
         </w:rPr>
         <w:t xml:space="preserve">时恢复。迟滞</w:t>
       </w:r>
       <w:r>
+        <w:rPr>
+          <w:rFonts w:eastAsia="黑体"/>
+        </w:rPr>
         <w:t xml:space="preserve"> </w:t>
       </w:r>
       <m:oMath>
@@ -820,11 +925,14 @@
         </m:sSub>
       </m:oMath>
       <w:r>
+        <w:rPr>
+          <w:rFonts w:eastAsia="黑体"/>
+        </w:rPr>
         <w:t xml:space="preserve"> </w:t>
       </w:r>
       <w:r>
         <w:rPr>
-          <w:rFonts w:hint="eastAsia"/>
+          <w:rFonts w:hint="eastAsia" w:eastAsia="黑体"/>
         </w:rPr>
         <w:t xml:space="preserve">保证输出不抖动。</w:t>
       </w:r>
@@ -837,7 +945,7 @@
       </w:pPr>
       <w:r>
         <w:rPr>
-          <w:rFonts w:hint="eastAsia"/>
+          <w:rFonts w:hint="eastAsia" w:eastAsia="黑体"/>
         </w:rPr>
         <w:t xml:space="preserve">关键计算公式</w:t>
       </w:r>
@@ -851,7 +959,7 @@
       </w:pPr>
       <w:r>
         <w:rPr>
-          <w:rFonts w:hint="eastAsia"/>
+          <w:rFonts w:hint="eastAsia" w:eastAsia="黑体"/>
         </w:rPr>
         <w:t xml:space="preserve">迟滞宽度：</w:t>
       </w:r>
@@ -938,7 +1046,7 @@
       </w:pPr>
       <w:r>
         <w:rPr>
-          <w:rFonts w:hint="eastAsia"/>
+          <w:rFonts w:hint="eastAsia" w:eastAsia="黑体"/>
         </w:rPr>
         <w:t xml:space="preserve">上拉电阻选择：</w:t>
       </w:r>
@@ -1049,16 +1157,19 @@
       </w:pPr>
       <w:r>
         <w:rPr>
-          <w:rFonts w:hint="eastAsia"/>
+          <w:rFonts w:hint="eastAsia" w:eastAsia="黑体"/>
         </w:rPr>
         <w:t xml:space="preserve">转速换算（m</w:t>
       </w:r>
       <w:r>
+        <w:rPr>
+          <w:rFonts w:eastAsia="黑体"/>
+        </w:rPr>
         <w:t xml:space="preserve"> </w:t>
       </w:r>
       <w:r>
         <w:rPr>
-          <w:rFonts w:hint="eastAsia"/>
+          <w:rFonts w:hint="eastAsia" w:eastAsia="黑体"/>
         </w:rPr>
         <w:t xml:space="preserve">为每转磁极数）：</w:t>
       </w:r>
@@ -1134,7 +1245,7 @@
             </w:pPr>
             <w:r>
               <w:rPr>
-                <w:rFonts w:hint="eastAsia"/>
+                <w:rFonts w:hint="eastAsia" w:eastAsia="黑体"/>
               </w:rPr>
               <w:t xml:space="preserve">符号</w:t>
             </w:r>
@@ -1148,7 +1259,7 @@
             </w:pPr>
             <w:r>
               <w:rPr>
-                <w:rFonts w:hint="eastAsia"/>
+                <w:rFonts w:hint="eastAsia" w:eastAsia="黑体"/>
               </w:rPr>
               <w:t xml:space="preserve">含义</w:t>
             </w:r>
@@ -1162,7 +1273,7 @@
             </w:pPr>
             <w:r>
               <w:rPr>
-                <w:rFonts w:hint="eastAsia"/>
+                <w:rFonts w:hint="eastAsia" w:eastAsia="黑体"/>
               </w:rPr>
               <w:t xml:space="preserve">单位</w:t>
             </w:r>
@@ -1194,6 +1305,9 @@
               </m:sSub>
             </m:oMath>
             <w:r>
+              <w:rPr>
+                <w:rFonts w:eastAsia="黑体"/>
+              </w:rPr>
               <w:t xml:space="preserve">​</w:t>
             </w:r>
           </w:p>
@@ -1206,7 +1320,7 @@
             </w:pPr>
             <w:r>
               <w:rPr>
-                <w:rFonts w:hint="eastAsia"/>
+                <w:rFonts w:hint="eastAsia" w:eastAsia="黑体"/>
               </w:rPr>
               <w:t xml:space="preserve">动作磁感应强度</w:t>
             </w:r>
@@ -1219,6 +1333,9 @@
               <w:pStyle w:val="Compact"/>
             </w:pPr>
             <w:r>
+              <w:rPr>
+                <w:rFonts w:eastAsia="黑体"/>
+              </w:rPr>
               <w:t xml:space="preserve">T</w:t>
             </w:r>
           </w:p>
@@ -1249,6 +1366,9 @@
               </m:sSub>
             </m:oMath>
             <w:r>
+              <w:rPr>
+                <w:rFonts w:eastAsia="黑体"/>
+              </w:rPr>
               <w:t xml:space="preserve">​</w:t>
             </w:r>
           </w:p>
@@ -1261,7 +1381,7 @@
             </w:pPr>
             <w:r>
               <w:rPr>
-                <w:rFonts w:hint="eastAsia"/>
+                <w:rFonts w:hint="eastAsia" w:eastAsia="黑体"/>
               </w:rPr>
               <w:t xml:space="preserve">释放磁感应强度</w:t>
             </w:r>
@@ -1274,6 +1394,9 @@
               <w:pStyle w:val="Compact"/>
             </w:pPr>
             <w:r>
+              <w:rPr>
+                <w:rFonts w:eastAsia="黑体"/>
+              </w:rPr>
               <w:t xml:space="preserve">T</w:t>
             </w:r>
           </w:p>
@@ -1307,6 +1430,9 @@
               </m:sSub>
             </m:oMath>
             <w:r>
+              <w:rPr>
+                <w:rFonts w:eastAsia="黑体"/>
+              </w:rPr>
               <w:t xml:space="preserve">​</w:t>
             </w:r>
           </w:p>
@@ -1319,7 +1445,7 @@
             </w:pPr>
             <w:r>
               <w:rPr>
-                <w:rFonts w:hint="eastAsia"/>
+                <w:rFonts w:hint="eastAsia" w:eastAsia="黑体"/>
               </w:rPr>
               <w:t xml:space="preserve">迟滞宽度</w:t>
             </w:r>
@@ -1332,6 +1458,9 @@
               <w:pStyle w:val="Compact"/>
             </w:pPr>
             <w:r>
+              <w:rPr>
+                <w:rFonts w:eastAsia="黑体"/>
+              </w:rPr>
               <w:t xml:space="preserve">T</w:t>
             </w:r>
           </w:p>
@@ -1359,6 +1488,9 @@
               </m:sSub>
             </m:oMath>
             <w:r>
+              <w:rPr>
+                <w:rFonts w:eastAsia="黑体"/>
+              </w:rPr>
               <w:t xml:space="preserve">​</w:t>
             </w:r>
           </w:p>
@@ -1371,7 +1503,7 @@
             </w:pPr>
             <w:r>
               <w:rPr>
-                <w:rFonts w:hint="eastAsia"/>
+                <w:rFonts w:hint="eastAsia" w:eastAsia="黑体"/>
               </w:rPr>
               <w:t xml:space="preserve">上拉电阻</w:t>
             </w:r>
@@ -1384,6 +1516,9 @@
               <w:pStyle w:val="Compact"/>
             </w:pPr>
             <w:r>
+              <w:rPr>
+                <w:rFonts w:eastAsia="黑体"/>
+              </w:rPr>
               <w:t xml:space="preserve">Ω</w:t>
             </w:r>
           </w:p>
@@ -1420,6 +1555,9 @@
               </m:sSub>
             </m:oMath>
             <w:r>
+              <w:rPr>
+                <w:rFonts w:eastAsia="黑体"/>
+              </w:rPr>
               <w:t xml:space="preserve">​</w:t>
             </w:r>
           </w:p>
@@ -1432,7 +1570,7 @@
             </w:pPr>
             <w:r>
               <w:rPr>
-                <w:rFonts w:hint="eastAsia"/>
+                <w:rFonts w:hint="eastAsia" w:eastAsia="黑体"/>
               </w:rPr>
               <w:t xml:space="preserve">输出灌电流</w:t>
             </w:r>
@@ -1445,6 +1583,9 @@
               <w:pStyle w:val="Compact"/>
             </w:pPr>
             <w:r>
+              <w:rPr>
+                <w:rFonts w:eastAsia="黑体"/>
+              </w:rPr>
               <w:t xml:space="preserve">A</w:t>
             </w:r>
           </w:p>
@@ -1463,6 +1604,9 @@
               </m:r>
             </m:oMath>
             <w:r>
+              <w:rPr>
+                <w:rFonts w:eastAsia="黑体"/>
+              </w:rPr>
               <w:t xml:space="preserve">​</w:t>
             </w:r>
           </w:p>
@@ -1475,7 +1619,7 @@
             </w:pPr>
             <w:r>
               <w:rPr>
-                <w:rFonts w:hint="eastAsia"/>
+                <w:rFonts w:hint="eastAsia" w:eastAsia="黑体"/>
               </w:rPr>
               <w:t xml:space="preserve">输出脉冲频率</w:t>
             </w:r>
@@ -1488,6 +1632,9 @@
               <w:pStyle w:val="Compact"/>
             </w:pPr>
             <w:r>
+              <w:rPr>
+                <w:rFonts w:eastAsia="黑体"/>
+              </w:rPr>
               <w:t xml:space="preserve">Hz</w:t>
             </w:r>
           </w:p>
@@ -1506,6 +1653,9 @@
               </m:r>
             </m:oMath>
             <w:r>
+              <w:rPr>
+                <w:rFonts w:eastAsia="黑体"/>
+              </w:rPr>
               <w:t xml:space="preserve">​</w:t>
             </w:r>
           </w:p>
@@ -1518,7 +1668,7 @@
             </w:pPr>
             <w:r>
               <w:rPr>
-                <w:rFonts w:hint="eastAsia"/>
+                <w:rFonts w:hint="eastAsia" w:eastAsia="黑体"/>
               </w:rPr>
               <w:t xml:space="preserve">转速</w:t>
             </w:r>
@@ -1531,6 +1681,9 @@
               <w:pStyle w:val="Compact"/>
             </w:pPr>
             <w:r>
+              <w:rPr>
+                <w:rFonts w:eastAsia="黑体"/>
+              </w:rPr>
               <w:t xml:space="preserve">r/min</w:t>
             </w:r>
           </w:p>
@@ -1545,7 +1698,7 @@
       </w:pPr>
       <w:r>
         <w:rPr>
-          <w:rFonts w:hint="eastAsia"/>
+          <w:rFonts w:hint="eastAsia" w:eastAsia="黑体"/>
         </w:rPr>
         <w:t xml:space="preserve">元件调整影响</w:t>
       </w:r>
@@ -1560,7 +1713,7 @@
       </w:pPr>
       <w:r>
         <w:rPr>
-          <w:rFonts w:hint="eastAsia"/>
+          <w:rFonts w:hint="eastAsia" w:eastAsia="黑体"/>
           <w:b/>
           <w:bCs/>
         </w:rPr>
@@ -1568,20 +1721,27 @@
       </w:r>
       <w:r>
         <w:rPr>
+          <w:rFonts w:eastAsia="黑体"/>
           <w:b/>
           <w:bCs/>
         </w:rPr>
         <w:t xml:space="preserve"> R_P ↓</w:t>
       </w:r>
       <w:r>
+        <w:rPr>
+          <w:rFonts w:eastAsia="黑体"/>
+        </w:rPr>
         <w:t xml:space="preserve"> </w:t>
       </w:r>
       <w:r>
+        <w:rPr>
+          <w:rFonts w:eastAsia="黑体"/>
+        </w:rPr>
         <w:t xml:space="preserve">→ </w:t>
       </w:r>
       <w:r>
         <w:rPr>
-          <w:rFonts w:hint="eastAsia"/>
+          <w:rFonts w:hint="eastAsia" w:eastAsia="黑体"/>
         </w:rPr>
         <w:t xml:space="preserve">输出上升沿更快、驱动能力更强，但灌电流与功耗增大。</w:t>
       </w:r>
@@ -1596,7 +1756,7 @@
       </w:pPr>
       <w:r>
         <w:rPr>
-          <w:rFonts w:hint="eastAsia"/>
+          <w:rFonts w:hint="eastAsia" w:eastAsia="黑体"/>
           <w:b/>
           <w:bCs/>
         </w:rPr>
@@ -1604,20 +1764,27 @@
       </w:r>
       <w:r>
         <w:rPr>
+          <w:rFonts w:eastAsia="黑体"/>
           <w:b/>
           <w:bCs/>
         </w:rPr>
         <w:t xml:space="preserve"> R_P ↑</w:t>
       </w:r>
       <w:r>
+        <w:rPr>
+          <w:rFonts w:eastAsia="黑体"/>
+        </w:rPr>
         <w:t xml:space="preserve"> </w:t>
       </w:r>
       <w:r>
+        <w:rPr>
+          <w:rFonts w:eastAsia="黑体"/>
+        </w:rPr>
         <w:t xml:space="preserve">→ </w:t>
       </w:r>
       <w:r>
         <w:rPr>
-          <w:rFonts w:hint="eastAsia"/>
+          <w:rFonts w:hint="eastAsia" w:eastAsia="黑体"/>
         </w:rPr>
         <w:t xml:space="preserve">功耗降低，但信号沿变缓、抗干扰变差。</w:t>
       </w:r>
@@ -1632,21 +1799,27 @@
       </w:pPr>
       <w:r>
         <w:rPr>
-          <w:rFonts w:hint="eastAsia"/>
+          <w:rFonts w:hint="eastAsia" w:eastAsia="黑体"/>
           <w:b/>
           <w:bCs/>
         </w:rPr>
         <w:t xml:space="preserve">磁铁强度/距离</w:t>
       </w:r>
       <w:r>
+        <w:rPr>
+          <w:rFonts w:eastAsia="黑体"/>
+        </w:rPr>
         <w:t xml:space="preserve"> </w:t>
       </w:r>
       <w:r>
+        <w:rPr>
+          <w:rFonts w:eastAsia="黑体"/>
+        </w:rPr>
         <w:t xml:space="preserve">→ </w:t>
       </w:r>
       <w:r>
         <w:rPr>
-          <w:rFonts w:hint="eastAsia"/>
+          <w:rFonts w:hint="eastAsia" w:eastAsia="黑体"/>
         </w:rPr>
         <w:t xml:space="preserve">决定磁场是否可靠越过动作点，磁铁太远则不动作。</w:t>
       </w:r>
@@ -1661,7 +1834,7 @@
       </w:pPr>
       <w:r>
         <w:rPr>
-          <w:rFonts w:hint="eastAsia"/>
+          <w:rFonts w:hint="eastAsia" w:eastAsia="黑体"/>
         </w:rPr>
         <w:t xml:space="preserve">迟滞由器件内部决定，固定不可调。</w:t>
       </w:r>
@@ -1674,7 +1847,7 @@
       </w:pPr>
       <w:r>
         <w:rPr>
-          <w:rFonts w:hint="eastAsia"/>
+          <w:rFonts w:hint="eastAsia" w:eastAsia="黑体"/>
         </w:rPr>
         <w:t xml:space="preserve">典型参数示例</w:t>
       </w:r>
@@ -1689,11 +1862,14 @@
       </w:pPr>
       <w:r>
         <w:rPr>
-          <w:rFonts w:hint="eastAsia"/>
+          <w:rFonts w:hint="eastAsia" w:eastAsia="黑体"/>
         </w:rPr>
         <w:t xml:space="preserve">取</w:t>
       </w:r>
       <w:r>
+        <w:rPr>
+          <w:rFonts w:eastAsia="黑体"/>
+        </w:rPr>
         <w:t xml:space="preserve"> </w:t>
       </w:r>
       <m:oMath>
@@ -1733,6 +1909,9 @@
         </m:r>
       </m:oMath>
       <w:r>
+        <w:rPr>
+          <w:rFonts w:eastAsia="黑体"/>
+        </w:rPr>
         <w:t xml:space="preserve">、</w:t>
       </w:r>
       <m:oMath>
@@ -1772,6 +1951,9 @@
         </m:r>
       </m:oMath>
       <w:r>
+        <w:rPr>
+          <w:rFonts w:eastAsia="黑体"/>
+        </w:rPr>
         <w:t xml:space="preserve">、</w:t>
       </w:r>
       <m:oMath>
@@ -1818,7 +2000,7 @@
       </m:oMath>
       <w:r>
         <w:rPr>
-          <w:rFonts w:hint="eastAsia"/>
+          <w:rFonts w:hint="eastAsia" w:eastAsia="黑体"/>
         </w:rPr>
         <w:t xml:space="preserve">：</w:t>
       </w:r>
@@ -1911,16 +2093,19 @@
       </m:oMath>
       <w:r>
         <w:rPr>
-          <w:rFonts w:hint="eastAsia"/>
+          <w:rFonts w:hint="eastAsia" w:eastAsia="黑体"/>
         </w:rPr>
         <w:t xml:space="preserve">（常用</w:t>
       </w:r>
       <w:r>
+        <w:rPr>
+          <w:rFonts w:eastAsia="黑体"/>
+        </w:rPr>
         <w:t xml:space="preserve"> 1~10 </w:t>
       </w:r>
       <w:r>
         <w:rPr>
-          <w:rFonts w:hint="eastAsia"/>
+          <w:rFonts w:hint="eastAsia" w:eastAsia="黑体"/>
         </w:rPr>
         <w:t xml:space="preserve">kΩ）。</w:t>
       </w:r>
@@ -1935,20 +2120,26 @@
       </w:pPr>
       <w:r>
         <w:rPr>
-          <w:rFonts w:hint="eastAsia"/>
+          <w:rFonts w:hint="eastAsia" w:eastAsia="黑体"/>
         </w:rPr>
         <w:t xml:space="preserve">转盘</w:t>
       </w:r>
       <w:r>
+        <w:rPr>
+          <w:rFonts w:eastAsia="黑体"/>
+        </w:rPr>
         <w:t xml:space="preserve"> 4 </w:t>
       </w:r>
       <w:r>
         <w:rPr>
-          <w:rFonts w:hint="eastAsia"/>
+          <w:rFonts w:hint="eastAsia" w:eastAsia="黑体"/>
         </w:rPr>
         <w:t xml:space="preserve">个磁极、输出频率</w:t>
       </w:r>
       <w:r>
+        <w:rPr>
+          <w:rFonts w:eastAsia="黑体"/>
+        </w:rPr>
         <w:t xml:space="preserve"> </w:t>
       </w:r>
       <m:oMath>
@@ -1977,7 +2168,7 @@
       </m:oMath>
       <w:r>
         <w:rPr>
-          <w:rFonts w:hint="eastAsia"/>
+          <w:rFonts w:hint="eastAsia" w:eastAsia="黑体"/>
         </w:rPr>
         <w:t xml:space="preserve">：</w:t>
       </w:r>
@@ -2036,6 +2227,9 @@
         </m:r>
       </m:oMath>
       <w:r>
+        <w:rPr>
+          <w:rFonts w:eastAsia="黑体"/>
+        </w:rPr>
         <w:t xml:space="preserve">。</w:t>
       </w:r>
     </w:p>
@@ -2047,7 +2241,7 @@
       </w:pPr>
       <w:r>
         <w:rPr>
-          <w:rFonts w:hint="eastAsia"/>
+          <w:rFonts w:hint="eastAsia" w:eastAsia="黑体"/>
         </w:rPr>
         <w:t xml:space="preserve">常见器件型号</w:t>
       </w:r>
@@ -2062,7 +2256,7 @@
       </w:pPr>
       <w:r>
         <w:rPr>
-          <w:rFonts w:hint="eastAsia"/>
+          <w:rFonts w:hint="eastAsia" w:eastAsia="黑体"/>
         </w:rPr>
         <w:t xml:space="preserve">开关型霍尔：SS411A、A3144、OH3144、SS41F、US1881（带锁存）。</w:t>
       </w:r>
@@ -2075,7 +2269,7 @@
       </w:pPr>
       <w:r>
         <w:rPr>
-          <w:rFonts w:hint="eastAsia"/>
+          <w:rFonts w:hint="eastAsia" w:eastAsia="黑体"/>
         </w:rPr>
         <w:t xml:space="preserve">注意事项</w:t>
       </w:r>
@@ -2090,7 +2284,7 @@
       </w:pPr>
       <w:r>
         <w:rPr>
-          <w:rFonts w:hint="eastAsia"/>
+          <w:rFonts w:hint="eastAsia" w:eastAsia="黑体"/>
         </w:rPr>
         <w:t xml:space="preserve">区分单极、双极（锁存）开关型：锁存型输出状态保持到反向磁场出现。</w:t>
       </w:r>
@@ -2105,7 +2299,7 @@
       </w:pPr>
       <w:r>
         <w:rPr>
-          <w:rFonts w:hint="eastAsia"/>
+          <w:rFonts w:hint="eastAsia" w:eastAsia="黑体"/>
         </w:rPr>
         <w:t xml:space="preserve">集电极开路输出必须外接上拉电阻才能得到高电平。</w:t>
       </w:r>
@@ -2120,7 +2314,7 @@
       </w:pPr>
       <w:r>
         <w:rPr>
-          <w:rFonts w:hint="eastAsia"/>
+          <w:rFonts w:hint="eastAsia" w:eastAsia="黑体"/>
         </w:rPr>
         <w:t xml:space="preserve">注意磁场极性与安装方向，磁铁与器件距离需保证磁场越过动作点。</w:t>
       </w:r>
@@ -2135,7 +2329,7 @@
       </w:pPr>
       <w:r>
         <w:rPr>
-          <w:rFonts w:hint="eastAsia"/>
+          <w:rFonts w:hint="eastAsia" w:eastAsia="黑体"/>
         </w:rPr>
         <w:t xml:space="preserve">输出为数字信号，适合测速、限位，不适合模拟定位。</w:t>
       </w:r>
@@ -2148,7 +2342,7 @@
       </w:pPr>
       <w:r>
         <w:rPr>
-          <w:rFonts w:hint="eastAsia"/>
+          <w:rFonts w:hint="eastAsia" w:eastAsia="黑体"/>
         </w:rPr>
         <w:t xml:space="preserve">参考资料</w:t>
       </w:r>
@@ -2162,11 +2356,14 @@
         </w:numPr>
       </w:pPr>
       <w:r>
+        <w:rPr>
+          <w:rFonts w:eastAsia="黑体"/>
+        </w:rPr>
         <w:t xml:space="preserve">Honeywell/Allegro SS41F、A3144 </w:t>
       </w:r>
       <w:r>
         <w:rPr>
-          <w:rFonts w:hint="eastAsia"/>
+          <w:rFonts w:hint="eastAsia" w:eastAsia="黑体"/>
         </w:rPr>
         <w:t xml:space="preserve">数据手册。</w:t>
       </w:r>
@@ -2180,6 +2377,9 @@
         </w:numPr>
       </w:pPr>
       <w:r>
+        <w:rPr>
+          <w:rFonts w:eastAsia="黑体"/>
+        </w:rPr>
         <w:t xml:space="preserve">Wikipedia: Hall effect sensor。</w:t>
       </w:r>
     </w:p>
@@ -2192,11 +2392,11 @@
       </w:pPr>
       <w:r>
         <w:rPr>
-          <w:rFonts w:ascii="Times New Roman" w:hAnsi="Times New Roman"/>
+          <w:rFonts w:ascii="Times New Roman" w:hAnsi="Times New Roman" w:eastAsia="黑体"/>
           <w:color w:val="555555"/>
           <w:sz w:val="21"/>
         </w:rPr>
-        <w:t>材料收集者：杜文杰</w:t>
+        <w:t>材料收集者：杜文杰，WX手机：19519196569，QQ:3478827729</w:t>
       </w:r>
     </w:p>
     <w:sectPr>
@@ -2216,7 +2416,7 @@
 </file>
 
 <file path=word/footer1.xml><?xml version="1.0" encoding="utf-8"?>
-<w:ftr xmlns:m="http://schemas.openxmlformats.org/officeDocument/2006/math" xmlns:mc="http://schemas.openxmlformats.org/markup-compatibility/2006" xmlns:mo="http://schemas.microsoft.com/office/mac/office/2008/main" xmlns:mv="urn:schemas-microsoft-com:mac:vml" xmlns:o="urn:schemas-microsoft-com:office:office" xmlns:r="http://schemas.openxmlformats.org/officeDocument/2006/relationships" xmlns:v="urn:schemas-microsoft-com:vml" xmlns:w10="urn:schemas-microsoft-com:office:word" xmlns:w14="http://schemas.microsoft.com/office/word/2010/wordml" xmlns:w="http://schemas.openxmlformats.org/wordprocessingml/2006/main" xmlns:wne="http://schemas.microsoft.com/office/word/2006/wordml" xmlns:wp14="http://schemas.microsoft.com/office/word/2010/wordprocessingDrawing" xmlns:wp="http://schemas.openxmlformats.org/drawingml/2006/wordprocessingDrawing" xmlns:wpc="http://schemas.microsoft.com/office/word/2010/wordprocessingCanvas" xmlns:wpg="http://schemas.microsoft.com/office/word/2010/wordprocessingGroup" xmlns:wpi="http://schemas.microsoft.com/office/word/2010/wordprocessingInk" xmlns:wps="http://schemas.microsoft.com/office/word/2010/wordprocessingShape" mc:Ignorable="w14 wp14">
+<w:ftr xmlns:mc="http://schemas.openxmlformats.org/markup-compatibility/2006" xmlns:w="http://schemas.openxmlformats.org/wordprocessingml/2006/main" xmlns:m="http://schemas.openxmlformats.org/officeDocument/2006/math" xmlns:mo="http://schemas.microsoft.com/office/mac/office/2008/main" xmlns:mv="urn:schemas-microsoft-com:mac:vml" xmlns:o="urn:schemas-microsoft-com:office:office" xmlns:r="http://schemas.openxmlformats.org/officeDocument/2006/relationships" xmlns:v="urn:schemas-microsoft-com:vml" xmlns:w10="urn:schemas-microsoft-com:office:word" xmlns:w14="http://schemas.microsoft.com/office/word/2010/wordml" xmlns:wne="http://schemas.microsoft.com/office/word/2006/wordml" xmlns:wp14="http://schemas.microsoft.com/office/word/2010/wordprocessingDrawing" xmlns:wp="http://schemas.openxmlformats.org/drawingml/2006/wordprocessingDrawing" xmlns:wpc="http://schemas.microsoft.com/office/word/2010/wordprocessingCanvas" xmlns:wpg="http://schemas.microsoft.com/office/word/2010/wordprocessingGroup" xmlns:wpi="http://schemas.microsoft.com/office/word/2010/wordprocessingInk" xmlns:wps="http://schemas.microsoft.com/office/word/2010/wordprocessingShape" mc:Ignorable="w14 wp14">
   <w:p>
     <w:pPr>
       <w:pStyle w:val="Footer"/>
@@ -2224,12 +2424,14 @@
     </w:pPr>
     <w:r>
       <w:rPr>
+        <w:rFonts w:eastAsia="黑体"/>
         <w:sz w:val="18"/>
       </w:rPr>
       <w:t xml:space="preserve">第 </w:t>
     </w:r>
     <w:r>
       <w:rPr>
+        <w:rFonts w:eastAsia="黑体"/>
         <w:sz w:val="18"/>
       </w:rPr>
       <w:fldChar w:fldCharType="begin"/>
@@ -2238,6 +2440,7 @@
     </w:r>
     <w:r>
       <w:rPr>
+        <w:rFonts w:eastAsia="黑体"/>
         <w:sz w:val="18"/>
       </w:rPr>
       <w:t xml:space="preserve"> 页</w:t>
@@ -2251,6 +2454,9 @@
   <w:footnote w:type="continuationSeparator" w:id="0">
     <w:p>
       <w:r>
+        <w:rPr>
+          <w:rFonts w:eastAsia="黑体"/>
+        </w:rPr>
         <w:continuationSeparator/>
       </w:r>
     </w:p>
@@ -2258,6 +2464,9 @@
   <w:footnote w:type="separator" w:id="-1">
     <w:p>
       <w:r>
+        <w:rPr>
+          <w:rFonts w:eastAsia="黑体"/>
+        </w:rPr>
         <w:separator/>
       </w:r>
     </w:p>
@@ -2266,7 +2475,7 @@
 </file>
 
 <file path=word/header1.xml><?xml version="1.0" encoding="utf-8"?>
-<w:hdr xmlns:m="http://schemas.openxmlformats.org/officeDocument/2006/math" xmlns:mc="http://schemas.openxmlformats.org/markup-compatibility/2006" xmlns:mo="http://schemas.microsoft.com/office/mac/office/2008/main" xmlns:mv="urn:schemas-microsoft-com:mac:vml" xmlns:o="urn:schemas-microsoft-com:office:office" xmlns:r="http://schemas.openxmlformats.org/officeDocument/2006/relationships" xmlns:v="urn:schemas-microsoft-com:vml" xmlns:w10="urn:schemas-microsoft-com:office:word" xmlns:w14="http://schemas.microsoft.com/office/word/2010/wordml" xmlns:w="http://schemas.openxmlformats.org/wordprocessingml/2006/main" xmlns:wne="http://schemas.microsoft.com/office/word/2006/wordml" xmlns:wp14="http://schemas.microsoft.com/office/word/2010/wordprocessingDrawing" xmlns:wp="http://schemas.openxmlformats.org/drawingml/2006/wordprocessingDrawing" xmlns:wpc="http://schemas.microsoft.com/office/word/2010/wordprocessingCanvas" xmlns:wpg="http://schemas.microsoft.com/office/word/2010/wordprocessingGroup" xmlns:wpi="http://schemas.microsoft.com/office/word/2010/wordprocessingInk" xmlns:wps="http://schemas.microsoft.com/office/word/2010/wordprocessingShape" mc:Ignorable="w14 wp14">
+<w:hdr xmlns:mc="http://schemas.openxmlformats.org/markup-compatibility/2006" xmlns:w="http://schemas.openxmlformats.org/wordprocessingml/2006/main" xmlns:m="http://schemas.openxmlformats.org/officeDocument/2006/math" xmlns:mo="http://schemas.microsoft.com/office/mac/office/2008/main" xmlns:mv="urn:schemas-microsoft-com:mac:vml" xmlns:o="urn:schemas-microsoft-com:office:office" xmlns:r="http://schemas.openxmlformats.org/officeDocument/2006/relationships" xmlns:v="urn:schemas-microsoft-com:vml" xmlns:w10="urn:schemas-microsoft-com:office:word" xmlns:w14="http://schemas.microsoft.com/office/word/2010/wordml" xmlns:wne="http://schemas.microsoft.com/office/word/2006/wordml" xmlns:wp14="http://schemas.microsoft.com/office/word/2010/wordprocessingDrawing" xmlns:wp="http://schemas.openxmlformats.org/drawingml/2006/wordprocessingDrawing" xmlns:wpc="http://schemas.microsoft.com/office/word/2010/wordprocessingCanvas" xmlns:wpg="http://schemas.microsoft.com/office/word/2010/wordprocessingGroup" xmlns:wpi="http://schemas.microsoft.com/office/word/2010/wordprocessingInk" xmlns:wps="http://schemas.microsoft.com/office/word/2010/wordprocessingShape" mc:Ignorable="w14 wp14">
   <w:p>
     <w:pPr>
       <w:pStyle w:val="Header"/>
@@ -2274,7 +2483,7 @@
     </w:pPr>
     <w:r>
       <w:rPr>
-        <w:rFonts w:ascii="Times New Roman" w:hAnsi="Times New Roman"/>
+        <w:rFonts w:ascii="Times New Roman" w:hAnsi="Times New Roman" w:eastAsia="黑体"/>
         <w:sz w:val="18"/>
         <w:rFonts w:eastAsia="黑体"/>
         <w:rFonts w:eastAsia="黑体"/>
@@ -2286,7 +2495,7 @@
 </file>
 
 <file path=word/numbering.xml><?xml version="1.0" encoding="utf-8"?>
-<w:numbering xmlns:m="http://schemas.openxmlformats.org/officeDocument/2006/math" xmlns:mc="http://schemas.openxmlformats.org/markup-compatibility/2006" xmlns:mo="http://schemas.microsoft.com/office/mac/office/2008/main" xmlns:mv="urn:schemas-microsoft-com:mac:vml" xmlns:o="urn:schemas-microsoft-com:office:office" xmlns:r="http://schemas.openxmlformats.org/officeDocument/2006/relationships" xmlns:v="urn:schemas-microsoft-com:vml" xmlns:w="http://schemas.openxmlformats.org/wordprocessingml/2006/main" xmlns:w10="urn:schemas-microsoft-com:office:word" xmlns:w14="http://schemas.microsoft.com/office/word/2010/wordml" xmlns:wne="http://schemas.microsoft.com/office/word/2006/wordml" xmlns:wp="http://schemas.openxmlformats.org/drawingml/2006/wordprocessingDrawing" xmlns:wp14="http://schemas.microsoft.com/office/word/2010/wordprocessingDrawing" xmlns:wpc="http://schemas.microsoft.com/office/word/2010/wordprocessingCanvas" xmlns:wpg="http://schemas.microsoft.com/office/word/2010/wordprocessingGroup" xmlns:wpi="http://schemas.microsoft.com/office/word/2010/wordprocessingInk" xmlns:wps="http://schemas.microsoft.com/office/word/2010/wordprocessingShape" mc:Ignorable="w14 wp14">
+<w:numbering xmlns:mc="http://schemas.openxmlformats.org/markup-compatibility/2006" xmlns:w="http://schemas.openxmlformats.org/wordprocessingml/2006/main" xmlns:m="http://schemas.openxmlformats.org/officeDocument/2006/math" xmlns:mo="http://schemas.microsoft.com/office/mac/office/2008/main" xmlns:mv="urn:schemas-microsoft-com:mac:vml" xmlns:o="urn:schemas-microsoft-com:office:office" xmlns:r="http://schemas.openxmlformats.org/officeDocument/2006/relationships" xmlns:v="urn:schemas-microsoft-com:vml" xmlns:w10="urn:schemas-microsoft-com:office:word" xmlns:w14="http://schemas.microsoft.com/office/word/2010/wordml" xmlns:wne="http://schemas.microsoft.com/office/word/2006/wordml" xmlns:wp="http://schemas.openxmlformats.org/drawingml/2006/wordprocessingDrawing" xmlns:wp14="http://schemas.microsoft.com/office/word/2010/wordprocessingDrawing" xmlns:wpc="http://schemas.microsoft.com/office/word/2010/wordprocessingCanvas" xmlns:wpg="http://schemas.microsoft.com/office/word/2010/wordprocessingGroup" xmlns:wpi="http://schemas.microsoft.com/office/word/2010/wordprocessingInk" xmlns:wps="http://schemas.microsoft.com/office/word/2010/wordprocessingShape" mc:Ignorable="w14 wp14">
   <w:abstractNum w:abstractNumId="0">
     <w:nsid w:val="FFFFFF7C"/>
     <w:multiLevelType w:val="singleLevel"/>
@@ -2373,7 +2582,7 @@
         <w:ind w:hanging="360" w:left="1440"/>
       </w:pPr>
       <w:rPr>
-        <w:rFonts w:ascii="Symbol" w:hAnsi="Symbol" w:hint="default"/>
+        <w:rFonts w:ascii="Symbol" w:hAnsi="Symbol" w:hint="default" w:eastAsia="黑体"/>
       </w:rPr>
     </w:lvl>
   </w:abstractNum>
@@ -2394,7 +2603,7 @@
         <w:ind w:hanging="360" w:left="1080"/>
       </w:pPr>
       <w:rPr>
-        <w:rFonts w:ascii="Symbol" w:hAnsi="Symbol" w:hint="default"/>
+        <w:rFonts w:ascii="Symbol" w:hAnsi="Symbol" w:hint="default" w:eastAsia="黑体"/>
       </w:rPr>
     </w:lvl>
   </w:abstractNum>
@@ -2415,7 +2624,7 @@
         <w:ind w:hanging="360" w:left="720"/>
       </w:pPr>
       <w:rPr>
-        <w:rFonts w:ascii="Symbol" w:hAnsi="Symbol" w:hint="default"/>
+        <w:rFonts w:ascii="Symbol" w:hAnsi="Symbol" w:hint="default" w:eastAsia="黑体"/>
       </w:rPr>
     </w:lvl>
   </w:abstractNum>
@@ -2454,7 +2663,7 @@
         <w:ind w:hanging="360" w:left="360"/>
       </w:pPr>
       <w:rPr>
-        <w:rFonts w:ascii="Symbol" w:hAnsi="Symbol" w:hint="default"/>
+        <w:rFonts w:ascii="Symbol" w:hAnsi="Symbol" w:hint="default" w:eastAsia="黑体"/>
       </w:rPr>
     </w:lvl>
   </w:abstractNum>
@@ -2545,7 +2754,7 @@
         <w:ind w:left="720" w:hanging="360"/>
       </w:pPr>
       <w:rPr>
-        <w:rFonts w:ascii="Symbol" w:hAnsi="Symbol" w:cs="Symbol" w:hint="default"/>
+        <w:rFonts w:ascii="Symbol" w:hAnsi="Symbol" w:cs="Symbol" w:hint="default" w:eastAsia="黑体"/>
       </w:rPr>
     </w:lvl>
     <w:lvl w:ilvl="1">
@@ -2556,7 +2765,7 @@
         <w:ind w:left="1440" w:hanging="360"/>
       </w:pPr>
       <w:rPr>
-        <w:rFonts w:ascii="Courier New" w:hAnsi="Courier New" w:cs="Courier New" w:hint="default"/>
+        <w:rFonts w:ascii="Courier New" w:hAnsi="Courier New" w:cs="Courier New" w:hint="default" w:eastAsia="黑体"/>
       </w:rPr>
     </w:lvl>
     <w:lvl w:ilvl="2">
@@ -2567,7 +2776,7 @@
         <w:ind w:left="2160" w:hanging="360"/>
       </w:pPr>
       <w:rPr>
-        <w:rFonts w:ascii="Wingdings" w:hAnsi="Wingdings" w:cs="Wingdings" w:hint="default"/>
+        <w:rFonts w:ascii="Wingdings" w:hAnsi="Wingdings" w:cs="Wingdings" w:hint="default" w:eastAsia="黑体"/>
       </w:rPr>
     </w:lvl>
     <w:lvl w:ilvl="3">
@@ -2578,7 +2787,7 @@
         <w:ind w:left="2880" w:hanging="360"/>
       </w:pPr>
       <w:rPr>
-        <w:rFonts w:ascii="Symbol" w:hAnsi="Symbol" w:cs="Symbol" w:hint="default"/>
+        <w:rFonts w:ascii="Symbol" w:hAnsi="Symbol" w:cs="Symbol" w:hint="default" w:eastAsia="黑体"/>
       </w:rPr>
     </w:lvl>
     <w:lvl w:ilvl="4">
@@ -2589,7 +2798,7 @@
         <w:ind w:left="3600" w:hanging="360"/>
       </w:pPr>
       <w:rPr>
-        <w:rFonts w:ascii="Courier New" w:hAnsi="Courier New" w:cs="Courier New" w:hint="default"/>
+        <w:rFonts w:ascii="Courier New" w:hAnsi="Courier New" w:cs="Courier New" w:hint="default" w:eastAsia="黑体"/>
       </w:rPr>
     </w:lvl>
     <w:lvl w:ilvl="5">
@@ -2600,7 +2809,7 @@
         <w:ind w:left="4320" w:hanging="360"/>
       </w:pPr>
       <w:rPr>
-        <w:rFonts w:ascii="Wingdings" w:hAnsi="Wingdings" w:cs="Wingdings" w:hint="default"/>
+        <w:rFonts w:ascii="Wingdings" w:hAnsi="Wingdings" w:cs="Wingdings" w:hint="default" w:eastAsia="黑体"/>
       </w:rPr>
     </w:lvl>
     <w:lvl w:ilvl="6">
@@ -2611,7 +2820,7 @@
         <w:ind w:left="5040" w:hanging="360"/>
       </w:pPr>
       <w:rPr>
-        <w:rFonts w:ascii="Symbol" w:hAnsi="Symbol" w:cs="Symbol" w:hint="default"/>
+        <w:rFonts w:ascii="Symbol" w:hAnsi="Symbol" w:cs="Symbol" w:hint="default" w:eastAsia="黑体"/>
       </w:rPr>
     </w:lvl>
     <w:lvl w:ilvl="7">
@@ -2622,7 +2831,7 @@
         <w:ind w:left="5760" w:hanging="360"/>
       </w:pPr>
       <w:rPr>
-        <w:rFonts w:ascii="Courier New" w:hAnsi="Courier New" w:cs="Courier New" w:hint="default"/>
+        <w:rFonts w:ascii="Courier New" w:hAnsi="Courier New" w:cs="Courier New" w:hint="default" w:eastAsia="黑体"/>
       </w:rPr>
     </w:lvl>
     <w:lvl w:ilvl="8">
@@ -2633,7 +2842,7 @@
         <w:ind w:left="6480" w:hanging="360"/>
       </w:pPr>
       <w:rPr>
-        <w:rFonts w:ascii="Wingdings" w:hAnsi="Wingdings" w:cs="Wingdings" w:hint="default"/>
+        <w:rFonts w:ascii="Wingdings" w:hAnsi="Wingdings" w:cs="Wingdings" w:hint="default" w:eastAsia="黑体"/>
       </w:rPr>
     </w:lvl>
   </w:abstractNum>
@@ -2689,11 +2898,11 @@
 </file>
 
 <file path=word/styles.xml><?xml version="1.0" encoding="utf-8"?>
-<w:styles xmlns:mc="http://schemas.openxmlformats.org/markup-compatibility/2006" xmlns:r="http://schemas.openxmlformats.org/officeDocument/2006/relationships" xmlns:w="http://schemas.openxmlformats.org/wordprocessingml/2006/main" xmlns:w14="http://schemas.microsoft.com/office/word/2010/wordml" mc:Ignorable="w14">
+<w:styles xmlns:mc="http://schemas.openxmlformats.org/markup-compatibility/2006" xmlns:w="http://schemas.openxmlformats.org/wordprocessingml/2006/main" xmlns:r="http://schemas.openxmlformats.org/officeDocument/2006/relationships" xmlns:w14="http://schemas.microsoft.com/office/word/2010/wordml" mc:Ignorable="w14">
   <w:docDefaults>
     <w:rPrDefault>
       <w:rPr>
-        <w:rFonts w:asciiTheme="minorHAnsi" w:cstheme="minorBidi" w:eastAsiaTheme="minorEastAsia" w:hAnsiTheme="minorHAnsi"/>
+        <w:rFonts w:asciiTheme="minorHAnsi" w:cstheme="minorBidi" w:hAnsiTheme="minorHAnsi" w:eastAsia="黑体"/>
         <w:sz w:val="22"/>
         <w:szCs w:val="22"/>
         <w:lang w:bidi="ar-SA" w:eastAsia="en-US" w:val="en-US"/>
@@ -2915,7 +3124,7 @@
       <w:outlineLvl w:val="0"/>
     </w:pPr>
     <w:rPr>
-      <w:rFonts w:ascii="Times New Roman" w:asciiTheme="majorHAnsi" w:cstheme="majorBidi" w:eastAsia="黑体" w:eastAsiaTheme="majorEastAsia" w:hAnsi="Times New Roman" w:hAnsiTheme="majorHAnsi"/>
+      <w:rFonts w:ascii="Times New Roman" w:asciiTheme="majorHAnsi" w:cstheme="majorBidi" w:eastAsia="黑体" w:hAnsi="Times New Roman" w:hAnsiTheme="majorHAnsi"/>
       <w:b/>
       <w:bCs/>
       <w:color w:val="1F3864"/>
@@ -2939,7 +3148,7 @@
       <w:outlineLvl w:val="1"/>
     </w:pPr>
     <w:rPr>
-      <w:rFonts w:ascii="Times New Roman" w:asciiTheme="majorHAnsi" w:cstheme="majorBidi" w:eastAsia="黑体" w:eastAsiaTheme="majorEastAsia" w:hAnsi="Times New Roman" w:hAnsiTheme="majorHAnsi"/>
+      <w:rFonts w:ascii="Times New Roman" w:asciiTheme="majorHAnsi" w:cstheme="majorBidi" w:eastAsia="黑体" w:hAnsi="Times New Roman" w:hAnsiTheme="majorHAnsi"/>
       <w:b/>
       <w:bCs/>
       <w:color w:val="2E4E7E"/>
@@ -2963,7 +3172,7 @@
       <w:outlineLvl w:val="2"/>
     </w:pPr>
     <w:rPr>
-      <w:rFonts w:ascii="Times New Roman" w:asciiTheme="majorHAnsi" w:cstheme="majorBidi" w:eastAsia="黑体" w:eastAsiaTheme="majorEastAsia" w:hAnsi="Times New Roman" w:hAnsiTheme="majorHAnsi"/>
+      <w:rFonts w:ascii="Times New Roman" w:asciiTheme="majorHAnsi" w:cstheme="majorBidi" w:eastAsia="黑体" w:hAnsi="Times New Roman" w:hAnsiTheme="majorHAnsi"/>
       <w:b/>
       <w:bCs/>
       <w:color w:val="2E4E7E"/>
@@ -2987,7 +3196,7 @@
       <w:outlineLvl w:val="3"/>
     </w:pPr>
     <w:rPr>
-      <w:rFonts w:ascii="Times New Roman" w:asciiTheme="majorHAnsi" w:cstheme="majorBidi" w:eastAsia="黑体" w:eastAsiaTheme="majorEastAsia" w:hAnsi="Times New Roman" w:hAnsiTheme="majorHAnsi"/>
+      <w:rFonts w:ascii="Times New Roman" w:asciiTheme="majorHAnsi" w:cstheme="majorBidi" w:eastAsia="黑体" w:hAnsi="Times New Roman" w:hAnsiTheme="majorHAnsi"/>
       <w:b/>
       <w:bCs/>
       <w:i/>
@@ -3013,7 +3222,7 @@
       <w:outlineLvl w:val="4"/>
     </w:pPr>
     <w:rPr>
-      <w:rFonts w:ascii="Times New Roman" w:asciiTheme="majorHAnsi" w:cstheme="majorBidi" w:eastAsia="黑体" w:eastAsiaTheme="majorEastAsia" w:hAnsi="Times New Roman" w:hAnsiTheme="majorHAnsi"/>
+      <w:rFonts w:ascii="Times New Roman" w:asciiTheme="majorHAnsi" w:cstheme="majorBidi" w:eastAsia="黑体" w:hAnsi="Times New Roman" w:hAnsiTheme="majorHAnsi"/>
       <w:b/>
       <w:color w:val="333333"/>
       <w:sz w:val="22"/>
@@ -3036,7 +3245,7 @@
       <w:outlineLvl w:val="5"/>
     </w:pPr>
     <w:rPr>
-      <w:rFonts w:asciiTheme="majorHAnsi" w:cstheme="majorBidi" w:eastAsiaTheme="majorEastAsia" w:hAnsiTheme="majorHAnsi"/>
+      <w:rFonts w:asciiTheme="majorHAnsi" w:cstheme="majorBidi" w:hAnsiTheme="majorHAnsi" w:eastAsia="黑体"/>
       <w:i/>
       <w:iCs/>
       <w:color w:themeColor="accent1" w:themeShade="7F" w:val="243F60"/>
@@ -3059,7 +3268,7 @@
       <w:outlineLvl w:val="6"/>
     </w:pPr>
     <w:rPr>
-      <w:rFonts w:asciiTheme="majorHAnsi" w:cstheme="majorBidi" w:eastAsiaTheme="majorEastAsia" w:hAnsiTheme="majorHAnsi"/>
+      <w:rFonts w:asciiTheme="majorHAnsi" w:cstheme="majorBidi" w:hAnsiTheme="majorHAnsi" w:eastAsia="黑体"/>
       <w:i/>
       <w:iCs/>
       <w:color w:themeColor="text1" w:themeTint="BF" w:val="404040"/>
@@ -3082,7 +3291,7 @@
       <w:outlineLvl w:val="7"/>
     </w:pPr>
     <w:rPr>
-      <w:rFonts w:asciiTheme="majorHAnsi" w:cstheme="majorBidi" w:eastAsiaTheme="majorEastAsia" w:hAnsiTheme="majorHAnsi"/>
+      <w:rFonts w:asciiTheme="majorHAnsi" w:cstheme="majorBidi" w:hAnsiTheme="majorHAnsi" w:eastAsia="黑体"/>
       <w:color w:themeColor="accent1" w:val="4F81BD"/>
       <w:sz w:val="20"/>
       <w:szCs w:val="20"/>
@@ -3105,7 +3314,7 @@
       <w:outlineLvl w:val="8"/>
     </w:pPr>
     <w:rPr>
-      <w:rFonts w:asciiTheme="majorHAnsi" w:cstheme="majorBidi" w:eastAsiaTheme="majorEastAsia" w:hAnsiTheme="majorHAnsi"/>
+      <w:rFonts w:asciiTheme="majorHAnsi" w:cstheme="majorBidi" w:hAnsiTheme="majorHAnsi" w:eastAsia="黑体"/>
       <w:i/>
       <w:iCs/>
       <w:color w:themeColor="text1" w:themeTint="BF" w:val="404040"/>
@@ -3156,7 +3365,7 @@
     <w:uiPriority w:val="9"/>
     <w:rsid w:val="00FC693F"/>
     <w:rPr>
-      <w:rFonts w:asciiTheme="majorHAnsi" w:cstheme="majorBidi" w:eastAsiaTheme="majorEastAsia" w:hAnsiTheme="majorHAnsi"/>
+      <w:rFonts w:asciiTheme="majorHAnsi" w:cstheme="majorBidi" w:hAnsiTheme="majorHAnsi" w:eastAsia="黑体"/>
       <w:b/>
       <w:bCs/>
       <w:color w:themeColor="accent1" w:themeShade="BF" w:val="365F91"/>
@@ -3171,7 +3380,7 @@
     <w:uiPriority w:val="9"/>
     <w:rsid w:val="00FC693F"/>
     <w:rPr>
-      <w:rFonts w:asciiTheme="majorHAnsi" w:cstheme="majorBidi" w:eastAsiaTheme="majorEastAsia" w:hAnsiTheme="majorHAnsi"/>
+      <w:rFonts w:asciiTheme="majorHAnsi" w:cstheme="majorBidi" w:hAnsiTheme="majorHAnsi" w:eastAsia="黑体"/>
       <w:b/>
       <w:bCs/>
       <w:color w:themeColor="accent1" w:val="4F81BD"/>
@@ -3186,7 +3395,7 @@
     <w:uiPriority w:val="9"/>
     <w:rsid w:val="00FC693F"/>
     <w:rPr>
-      <w:rFonts w:asciiTheme="majorHAnsi" w:cstheme="majorBidi" w:eastAsiaTheme="majorEastAsia" w:hAnsiTheme="majorHAnsi"/>
+      <w:rFonts w:asciiTheme="majorHAnsi" w:cstheme="majorBidi" w:hAnsiTheme="majorHAnsi" w:eastAsia="黑体"/>
       <w:b/>
       <w:bCs/>
       <w:color w:themeColor="accent1" w:val="4F81BD"/>
@@ -3209,7 +3418,7 @@
       <w:contextualSpacing/>
     </w:pPr>
     <w:rPr>
-      <w:rFonts w:ascii="Times New Roman" w:asciiTheme="majorHAnsi" w:cstheme="majorBidi" w:eastAsia="黑体" w:eastAsiaTheme="majorEastAsia" w:hAnsi="Times New Roman" w:hAnsiTheme="majorHAnsi"/>
+      <w:rFonts w:ascii="Times New Roman" w:asciiTheme="majorHAnsi" w:cstheme="majorBidi" w:eastAsia="黑体" w:hAnsi="Times New Roman" w:hAnsiTheme="majorHAnsi"/>
       <w:b/>
       <w:color w:val="1F3864"/>
       <w:spacing w:val="5"/>
@@ -3225,7 +3434,7 @@
     <w:uiPriority w:val="10"/>
     <w:rsid w:val="00FC693F"/>
     <w:rPr>
-      <w:rFonts w:asciiTheme="majorHAnsi" w:cstheme="majorBidi" w:eastAsiaTheme="majorEastAsia" w:hAnsiTheme="majorHAnsi"/>
+      <w:rFonts w:asciiTheme="majorHAnsi" w:cstheme="majorBidi" w:hAnsiTheme="majorHAnsi" w:eastAsia="黑体"/>
       <w:color w:themeColor="text2" w:themeShade="BF" w:val="17365D"/>
       <w:spacing w:val="5"/>
       <w:kern w:val="28"/>
@@ -3247,7 +3456,7 @@
       </w:numPr>
     </w:pPr>
     <w:rPr>
-      <w:rFonts w:asciiTheme="majorHAnsi" w:cstheme="majorBidi" w:eastAsiaTheme="majorEastAsia" w:hAnsiTheme="majorHAnsi"/>
+      <w:rFonts w:asciiTheme="majorHAnsi" w:cstheme="majorBidi" w:hAnsiTheme="majorHAnsi" w:eastAsia="黑体"/>
       <w:i/>
       <w:iCs/>
       <w:color w:themeColor="accent1" w:val="4F81BD"/>
@@ -3263,7 +3472,7 @@
     <w:uiPriority w:val="11"/>
     <w:rsid w:val="00FC693F"/>
     <w:rPr>
-      <w:rFonts w:asciiTheme="majorHAnsi" w:cstheme="majorBidi" w:eastAsiaTheme="majorEastAsia" w:hAnsiTheme="majorHAnsi"/>
+      <w:rFonts w:asciiTheme="majorHAnsi" w:cstheme="majorBidi" w:hAnsiTheme="majorHAnsi" w:eastAsia="黑体"/>
       <w:i/>
       <w:iCs/>
       <w:color w:themeColor="accent1" w:val="4F81BD"/>
@@ -3330,6 +3539,7 @@
       <w:spacing w:after="120"/>
     </w:pPr>
     <w:rPr>
+      <w:rFonts w:eastAsia="黑体"/>
       <w:sz w:val="16"/>
       <w:szCs w:val="16"/>
     </w:rPr>
@@ -3341,6 +3551,7 @@
     <w:uiPriority w:val="99"/>
     <w:rsid w:val="00AA1D8D"/>
     <w:rPr>
+      <w:rFonts w:eastAsia="黑体"/>
       <w:sz w:val="16"/>
       <w:szCs w:val="16"/>
     </w:rPr>
@@ -3510,7 +3721,7 @@
       </w:tabs>
     </w:pPr>
     <w:rPr>
-      <w:rFonts w:ascii="Courier" w:hAnsi="Courier"/>
+      <w:rFonts w:ascii="Courier" w:hAnsi="Courier" w:eastAsia="黑体"/>
       <w:sz w:val="20"/>
       <w:szCs w:val="20"/>
     </w:rPr>
@@ -3522,7 +3733,7 @@
     <w:uiPriority w:val="99"/>
     <w:rsid w:val="0029639D"/>
     <w:rPr>
-      <w:rFonts w:ascii="Courier" w:hAnsi="Courier"/>
+      <w:rFonts w:ascii="Courier" w:hAnsi="Courier" w:eastAsia="黑体"/>
       <w:sz w:val="20"/>
       <w:szCs w:val="20"/>
     </w:rPr>
@@ -3558,6 +3769,7 @@
     <w:uiPriority w:val="29"/>
     <w:rsid w:val="00FC693F"/>
     <w:rPr>
+      <w:rFonts w:eastAsia="黑体"/>
       <w:i/>
       <w:iCs/>
       <w:color w:themeColor="text1" w:val="000000"/>
@@ -3571,7 +3783,7 @@
     <w:semiHidden/>
     <w:rsid w:val="00FC693F"/>
     <w:rPr>
-      <w:rFonts w:asciiTheme="majorHAnsi" w:cstheme="majorBidi" w:eastAsiaTheme="majorEastAsia" w:hAnsiTheme="majorHAnsi"/>
+      <w:rFonts w:asciiTheme="majorHAnsi" w:cstheme="majorBidi" w:hAnsiTheme="majorHAnsi" w:eastAsia="黑体"/>
       <w:b/>
       <w:bCs/>
       <w:i/>
@@ -3587,7 +3799,7 @@
     <w:semiHidden/>
     <w:rsid w:val="00FC693F"/>
     <w:rPr>
-      <w:rFonts w:asciiTheme="majorHAnsi" w:cstheme="majorBidi" w:eastAsiaTheme="majorEastAsia" w:hAnsiTheme="majorHAnsi"/>
+      <w:rFonts w:asciiTheme="majorHAnsi" w:cstheme="majorBidi" w:hAnsiTheme="majorHAnsi" w:eastAsia="黑体"/>
       <w:color w:themeColor="accent1" w:themeShade="7F" w:val="243F60"/>
     </w:rPr>
   </w:style>
@@ -3599,7 +3811,7 @@
     <w:semiHidden/>
     <w:rsid w:val="00FC693F"/>
     <w:rPr>
-      <w:rFonts w:asciiTheme="majorHAnsi" w:cstheme="majorBidi" w:eastAsiaTheme="majorEastAsia" w:hAnsiTheme="majorHAnsi"/>
+      <w:rFonts w:asciiTheme="majorHAnsi" w:cstheme="majorBidi" w:hAnsiTheme="majorHAnsi" w:eastAsia="黑体"/>
       <w:i/>
       <w:iCs/>
       <w:color w:themeColor="accent1" w:themeShade="7F" w:val="243F60"/>
@@ -3613,7 +3825,7 @@
     <w:semiHidden/>
     <w:rsid w:val="00FC693F"/>
     <w:rPr>
-      <w:rFonts w:asciiTheme="majorHAnsi" w:cstheme="majorBidi" w:eastAsiaTheme="majorEastAsia" w:hAnsiTheme="majorHAnsi"/>
+      <w:rFonts w:asciiTheme="majorHAnsi" w:cstheme="majorBidi" w:hAnsiTheme="majorHAnsi" w:eastAsia="黑体"/>
       <w:i/>
       <w:iCs/>
       <w:color w:themeColor="text1" w:themeTint="BF" w:val="404040"/>
@@ -3627,7 +3839,7 @@
     <w:semiHidden/>
     <w:rsid w:val="00FC693F"/>
     <w:rPr>
-      <w:rFonts w:asciiTheme="majorHAnsi" w:cstheme="majorBidi" w:eastAsiaTheme="majorEastAsia" w:hAnsiTheme="majorHAnsi"/>
+      <w:rFonts w:asciiTheme="majorHAnsi" w:cstheme="majorBidi" w:hAnsiTheme="majorHAnsi" w:eastAsia="黑体"/>
       <w:color w:themeColor="accent1" w:val="4F81BD"/>
       <w:sz w:val="20"/>
       <w:szCs w:val="20"/>
@@ -3641,7 +3853,7 @@
     <w:semiHidden/>
     <w:rsid w:val="00FC693F"/>
     <w:rPr>
-      <w:rFonts w:asciiTheme="majorHAnsi" w:cstheme="majorBidi" w:eastAsiaTheme="majorEastAsia" w:hAnsiTheme="majorHAnsi"/>
+      <w:rFonts w:asciiTheme="majorHAnsi" w:cstheme="majorBidi" w:hAnsiTheme="majorHAnsi" w:eastAsia="黑体"/>
       <w:i/>
       <w:iCs/>
       <w:color w:themeColor="text1" w:themeTint="BF" w:val="404040"/>
@@ -3662,6 +3874,7 @@
       <w:spacing w:line="240" w:lineRule="auto"/>
     </w:pPr>
     <w:rPr>
+      <w:rFonts w:eastAsia="黑体"/>
       <w:b/>
       <w:bCs/>
       <w:color w:themeColor="accent1" w:val="4F81BD"/>
@@ -3676,6 +3889,7 @@
     <w:qFormat/>
     <w:rsid w:val="00FC693F"/>
     <w:rPr>
+      <w:rFonts w:eastAsia="黑体"/>
       <w:b/>
       <w:bCs/>
     </w:rPr>
@@ -3687,6 +3901,7 @@
     <w:qFormat/>
     <w:rsid w:val="00FC693F"/>
     <w:rPr>
+      <w:rFonts w:eastAsia="黑体"/>
       <w:i/>
       <w:iCs/>
     </w:rPr>
@@ -3707,6 +3922,7 @@
       <w:ind w:left="936" w:right="936"/>
     </w:pPr>
     <w:rPr>
+      <w:rFonts w:eastAsia="黑体"/>
       <w:b/>
       <w:bCs/>
       <w:i/>
@@ -3721,6 +3937,7 @@
     <w:uiPriority w:val="30"/>
     <w:rsid w:val="00FC693F"/>
     <w:rPr>
+      <w:rFonts w:eastAsia="黑体"/>
       <w:b/>
       <w:bCs/>
       <w:i/>
@@ -3735,6 +3952,7 @@
     <w:qFormat/>
     <w:rsid w:val="00FC693F"/>
     <w:rPr>
+      <w:rFonts w:eastAsia="黑体"/>
       <w:i/>
       <w:iCs/>
       <w:color w:themeColor="text1" w:themeTint="7F" w:val="808080"/>
@@ -3747,6 +3965,7 @@
     <w:qFormat/>
     <w:rsid w:val="00FC693F"/>
     <w:rPr>
+      <w:rFonts w:eastAsia="黑体"/>
       <w:b/>
       <w:bCs/>
       <w:i/>
@@ -3761,6 +3980,7 @@
     <w:qFormat/>
     <w:rsid w:val="00FC693F"/>
     <w:rPr>
+      <w:rFonts w:eastAsia="黑体"/>
       <w:smallCaps/>
       <w:color w:themeColor="accent2" w:val="C0504D"/>
       <w:u w:val="single"/>
@@ -3773,6 +3993,7 @@
     <w:qFormat/>
     <w:rsid w:val="00FC693F"/>
     <w:rPr>
+      <w:rFonts w:eastAsia="黑体"/>
       <w:b/>
       <w:bCs/>
       <w:smallCaps/>
@@ -3788,6 +4009,7 @@
     <w:qFormat/>
     <w:rsid w:val="00FC693F"/>
     <w:rPr>
+      <w:rFonts w:eastAsia="黑体"/>
       <w:b/>
       <w:bCs/>
       <w:smallCaps/>
@@ -3842,6 +4064,7 @@
       <w:spacing w:after="0" w:line="240" w:lineRule="auto"/>
     </w:pPr>
     <w:rPr>
+      <w:rFonts w:eastAsia="黑体"/>
       <w:color w:themeColor="text1" w:themeShade="BF" w:val="000000"/>
     </w:rPr>
     <w:tblPr>
@@ -3864,6 +4087,7 @@
         <w:spacing w:after="0" w:before="0" w:line="240" w:lineRule="auto"/>
       </w:pPr>
       <w:rPr>
+        <w:rFonts w:eastAsia="黑体"/>
         <w:b/>
         <w:bCs/>
       </w:rPr>
@@ -3884,6 +4108,7 @@
         <w:spacing w:after="0" w:before="0" w:line="240" w:lineRule="auto"/>
       </w:pPr>
       <w:rPr>
+        <w:rFonts w:eastAsia="黑体"/>
         <w:b/>
         <w:bCs/>
       </w:rPr>
@@ -3901,12 +4126,14 @@
     </w:tblStylePr>
     <w:tblStylePr w:type="firstCol">
       <w:rPr>
+        <w:rFonts w:eastAsia="黑体"/>
         <w:b/>
         <w:bCs/>
       </w:rPr>
     </w:tblStylePr>
     <w:tblStylePr w:type="lastCol">
       <w:rPr>
+        <w:rFonts w:eastAsia="黑体"/>
         <w:b/>
         <w:bCs/>
       </w:rPr>
@@ -3945,6 +4172,7 @@
       <w:spacing w:after="0" w:line="240" w:lineRule="auto"/>
     </w:pPr>
     <w:rPr>
+      <w:rFonts w:eastAsia="黑体"/>
       <w:color w:themeColor="accent1" w:themeShade="BF" w:val="365F91"/>
     </w:rPr>
     <w:tblPr>
@@ -3967,6 +4195,7 @@
         <w:spacing w:after="0" w:before="0" w:line="240" w:lineRule="auto"/>
       </w:pPr>
       <w:rPr>
+        <w:rFonts w:eastAsia="黑体"/>
         <w:b/>
         <w:bCs/>
       </w:rPr>
@@ -3987,6 +4216,7 @@
         <w:spacing w:after="0" w:before="0" w:line="240" w:lineRule="auto"/>
       </w:pPr>
       <w:rPr>
+        <w:rFonts w:eastAsia="黑体"/>
         <w:b/>
         <w:bCs/>
       </w:rPr>
@@ -4004,12 +4234,14 @@
     </w:tblStylePr>
     <w:tblStylePr w:type="firstCol">
       <w:rPr>
+        <w:rFonts w:eastAsia="黑体"/>
         <w:b/>
         <w:bCs/>
       </w:rPr>
     </w:tblStylePr>
     <w:tblStylePr w:type="lastCol">
       <w:rPr>
+        <w:rFonts w:eastAsia="黑体"/>
         <w:b/>
         <w:bCs/>
       </w:rPr>
@@ -4048,6 +4280,7 @@
       <w:spacing w:after="0" w:line="240" w:lineRule="auto"/>
     </w:pPr>
     <w:rPr>
+      <w:rFonts w:eastAsia="黑体"/>
       <w:color w:themeColor="accent2" w:themeShade="BF" w:val="943634"/>
     </w:rPr>
     <w:tblPr>
@@ -4070,6 +4303,7 @@
         <w:spacing w:after="0" w:before="0" w:line="240" w:lineRule="auto"/>
       </w:pPr>
       <w:rPr>
+        <w:rFonts w:eastAsia="黑体"/>
         <w:b/>
         <w:bCs/>
       </w:rPr>
@@ -4090,6 +4324,7 @@
         <w:spacing w:after="0" w:before="0" w:line="240" w:lineRule="auto"/>
       </w:pPr>
       <w:rPr>
+        <w:rFonts w:eastAsia="黑体"/>
         <w:b/>
         <w:bCs/>
       </w:rPr>
@@ -4107,12 +4342,14 @@
     </w:tblStylePr>
     <w:tblStylePr w:type="firstCol">
       <w:rPr>
+        <w:rFonts w:eastAsia="黑体"/>
         <w:b/>
         <w:bCs/>
       </w:rPr>
     </w:tblStylePr>
     <w:tblStylePr w:type="lastCol">
       <w:rPr>
+        <w:rFonts w:eastAsia="黑体"/>
         <w:b/>
         <w:bCs/>
       </w:rPr>
@@ -4151,6 +4388,7 @@
       <w:spacing w:after="0" w:line="240" w:lineRule="auto"/>
     </w:pPr>
     <w:rPr>
+      <w:rFonts w:eastAsia="黑体"/>
       <w:color w:themeColor="accent3" w:themeShade="BF" w:val="76923C"/>
     </w:rPr>
     <w:tblPr>
@@ -4173,6 +4411,7 @@
         <w:spacing w:after="0" w:before="0" w:line="240" w:lineRule="auto"/>
       </w:pPr>
       <w:rPr>
+        <w:rFonts w:eastAsia="黑体"/>
         <w:b/>
         <w:bCs/>
       </w:rPr>
@@ -4193,6 +4432,7 @@
         <w:spacing w:after="0" w:before="0" w:line="240" w:lineRule="auto"/>
       </w:pPr>
       <w:rPr>
+        <w:rFonts w:eastAsia="黑体"/>
         <w:b/>
         <w:bCs/>
       </w:rPr>
@@ -4210,12 +4450,14 @@
     </w:tblStylePr>
     <w:tblStylePr w:type="firstCol">
       <w:rPr>
+        <w:rFonts w:eastAsia="黑体"/>
         <w:b/>
         <w:bCs/>
       </w:rPr>
     </w:tblStylePr>
     <w:tblStylePr w:type="lastCol">
       <w:rPr>
+        <w:rFonts w:eastAsia="黑体"/>
         <w:b/>
         <w:bCs/>
       </w:rPr>
@@ -4254,6 +4496,7 @@
       <w:spacing w:after="0" w:line="240" w:lineRule="auto"/>
     </w:pPr>
     <w:rPr>
+      <w:rFonts w:eastAsia="黑体"/>
       <w:color w:themeColor="accent4" w:themeShade="BF" w:val="5F497A"/>
     </w:rPr>
     <w:tblPr>
@@ -4276,6 +4519,7 @@
         <w:spacing w:after="0" w:before="0" w:line="240" w:lineRule="auto"/>
       </w:pPr>
       <w:rPr>
+        <w:rFonts w:eastAsia="黑体"/>
         <w:b/>
         <w:bCs/>
       </w:rPr>
@@ -4296,6 +4540,7 @@
         <w:spacing w:after="0" w:before="0" w:line="240" w:lineRule="auto"/>
       </w:pPr>
       <w:rPr>
+        <w:rFonts w:eastAsia="黑体"/>
         <w:b/>
         <w:bCs/>
       </w:rPr>
@@ -4313,12 +4558,14 @@
     </w:tblStylePr>
     <w:tblStylePr w:type="firstCol">
       <w:rPr>
+        <w:rFonts w:eastAsia="黑体"/>
         <w:b/>
         <w:bCs/>
       </w:rPr>
     </w:tblStylePr>
     <w:tblStylePr w:type="lastCol">
       <w:rPr>
+        <w:rFonts w:eastAsia="黑体"/>
         <w:b/>
         <w:bCs/>
       </w:rPr>
@@ -4357,6 +4604,7 @@
       <w:spacing w:after="0" w:line="240" w:lineRule="auto"/>
     </w:pPr>
     <w:rPr>
+      <w:rFonts w:eastAsia="黑体"/>
       <w:color w:themeColor="accent5" w:themeShade="BF" w:val="31849B"/>
     </w:rPr>
     <w:tblPr>
@@ -4379,6 +4627,7 @@
         <w:spacing w:after="0" w:before="0" w:line="240" w:lineRule="auto"/>
       </w:pPr>
       <w:rPr>
+        <w:rFonts w:eastAsia="黑体"/>
         <w:b/>
         <w:bCs/>
       </w:rPr>
@@ -4399,6 +4648,7 @@
         <w:spacing w:after="0" w:before="0" w:line="240" w:lineRule="auto"/>
       </w:pPr>
       <w:rPr>
+        <w:rFonts w:eastAsia="黑体"/>
         <w:b/>
         <w:bCs/>
       </w:rPr>
@@ -4416,12 +4666,14 @@
     </w:tblStylePr>
     <w:tblStylePr w:type="firstCol">
       <w:rPr>
+        <w:rFonts w:eastAsia="黑体"/>
         <w:b/>
         <w:bCs/>
       </w:rPr>
     </w:tblStylePr>
     <w:tblStylePr w:type="lastCol">
       <w:rPr>
+        <w:rFonts w:eastAsia="黑体"/>
         <w:b/>
         <w:bCs/>
       </w:rPr>
@@ -4460,6 +4712,7 @@
       <w:spacing w:after="0" w:line="240" w:lineRule="auto"/>
     </w:pPr>
     <w:rPr>
+      <w:rFonts w:eastAsia="黑体"/>
       <w:color w:themeColor="accent6" w:themeShade="BF" w:val="E36C0A"/>
     </w:rPr>
     <w:tblPr>
@@ -4482,6 +4735,7 @@
         <w:spacing w:after="0" w:before="0" w:line="240" w:lineRule="auto"/>
       </w:pPr>
       <w:rPr>
+        <w:rFonts w:eastAsia="黑体"/>
         <w:b/>
         <w:bCs/>
       </w:rPr>
@@ -4502,6 +4756,7 @@
         <w:spacing w:after="0" w:before="0" w:line="240" w:lineRule="auto"/>
       </w:pPr>
       <w:rPr>
+        <w:rFonts w:eastAsia="黑体"/>
         <w:b/>
         <w:bCs/>
       </w:rPr>
@@ -4519,12 +4774,14 @@
     </w:tblStylePr>
     <w:tblStylePr w:type="firstCol">
       <w:rPr>
+        <w:rFonts w:eastAsia="黑体"/>
         <w:b/>
         <w:bCs/>
       </w:rPr>
     </w:tblStylePr>
     <w:tblStylePr w:type="lastCol">
       <w:rPr>
+        <w:rFonts w:eastAsia="黑体"/>
         <w:b/>
         <w:bCs/>
       </w:rPr>
@@ -4584,6 +4841,7 @@
         <w:spacing w:after="0" w:before="0" w:line="240" w:lineRule="auto"/>
       </w:pPr>
       <w:rPr>
+        <w:rFonts w:eastAsia="黑体"/>
         <w:b/>
         <w:bCs/>
         <w:color w:themeColor="background1" w:val="FFFFFF"/>
@@ -4598,6 +4856,7 @@
         <w:spacing w:after="0" w:before="0" w:line="240" w:lineRule="auto"/>
       </w:pPr>
       <w:rPr>
+        <w:rFonts w:eastAsia="黑体"/>
         <w:b/>
         <w:bCs/>
       </w:rPr>
@@ -4613,12 +4872,14 @@
     </w:tblStylePr>
     <w:tblStylePr w:type="firstCol">
       <w:rPr>
+        <w:rFonts w:eastAsia="黑体"/>
         <w:b/>
         <w:bCs/>
       </w:rPr>
     </w:tblStylePr>
     <w:tblStylePr w:type="lastCol">
       <w:rPr>
+        <w:rFonts w:eastAsia="黑体"/>
         <w:b/>
         <w:bCs/>
       </w:rPr>
@@ -4676,6 +4937,7 @@
         <w:spacing w:after="0" w:before="0" w:line="240" w:lineRule="auto"/>
       </w:pPr>
       <w:rPr>
+        <w:rFonts w:eastAsia="黑体"/>
         <w:b/>
         <w:bCs/>
         <w:color w:themeColor="background1" w:val="FFFFFF"/>
@@ -4690,6 +4952,7 @@
         <w:spacing w:after="0" w:before="0" w:line="240" w:lineRule="auto"/>
       </w:pPr>
       <w:rPr>
+        <w:rFonts w:eastAsia="黑体"/>
         <w:b/>
         <w:bCs/>
       </w:rPr>
@@ -4705,12 +4968,14 @@
     </w:tblStylePr>
     <w:tblStylePr w:type="firstCol">
       <w:rPr>
+        <w:rFonts w:eastAsia="黑体"/>
         <w:b/>
         <w:bCs/>
       </w:rPr>
     </w:tblStylePr>
     <w:tblStylePr w:type="lastCol">
       <w:rPr>
+        <w:rFonts w:eastAsia="黑体"/>
         <w:b/>
         <w:bCs/>
       </w:rPr>
@@ -4768,6 +5033,7 @@
         <w:spacing w:after="0" w:before="0" w:line="240" w:lineRule="auto"/>
       </w:pPr>
       <w:rPr>
+        <w:rFonts w:eastAsia="黑体"/>
         <w:b/>
         <w:bCs/>
         <w:color w:themeColor="background1" w:val="FFFFFF"/>
@@ -4782,6 +5048,7 @@
         <w:spacing w:after="0" w:before="0" w:line="240" w:lineRule="auto"/>
       </w:pPr>
       <w:rPr>
+        <w:rFonts w:eastAsia="黑体"/>
         <w:b/>
         <w:bCs/>
       </w:rPr>
@@ -4797,12 +5064,14 @@
     </w:tblStylePr>
     <w:tblStylePr w:type="firstCol">
       <w:rPr>
+        <w:rFonts w:eastAsia="黑体"/>
         <w:b/>
         <w:bCs/>
       </w:rPr>
     </w:tblStylePr>
     <w:tblStylePr w:type="lastCol">
       <w:rPr>
+        <w:rFonts w:eastAsia="黑体"/>
         <w:b/>
         <w:bCs/>
       </w:rPr>
@@ -4860,6 +5129,7 @@
         <w:spacing w:after="0" w:before="0" w:line="240" w:lineRule="auto"/>
       </w:pPr>
       <w:rPr>
+        <w:rFonts w:eastAsia="黑体"/>
         <w:b/>
         <w:bCs/>
         <w:color w:themeColor="background1" w:val="FFFFFF"/>
@@ -4874,6 +5144,7 @@
         <w:spacing w:after="0" w:before="0" w:line="240" w:lineRule="auto"/>
       </w:pPr>
       <w:rPr>
+        <w:rFonts w:eastAsia="黑体"/>
         <w:b/>
         <w:bCs/>
       </w:rPr>
@@ -4889,12 +5160,14 @@
     </w:tblStylePr>
     <w:tblStylePr w:type="firstCol">
       <w:rPr>
+        <w:rFonts w:eastAsia="黑体"/>
         <w:b/>
         <w:bCs/>
       </w:rPr>
     </w:tblStylePr>
     <w:tblStylePr w:type="lastCol">
       <w:rPr>
+        <w:rFonts w:eastAsia="黑体"/>
         <w:b/>
         <w:bCs/>
       </w:rPr>
@@ -4952,6 +5225,7 @@
         <w:spacing w:after="0" w:before="0" w:line="240" w:lineRule="auto"/>
       </w:pPr>
       <w:rPr>
+        <w:rFonts w:eastAsia="黑体"/>
         <w:b/>
         <w:bCs/>
         <w:color w:themeColor="background1" w:val="FFFFFF"/>
@@ -4966,6 +5240,7 @@
         <w:spacing w:after="0" w:before="0" w:line="240" w:lineRule="auto"/>
       </w:pPr>
       <w:rPr>
+        <w:rFonts w:eastAsia="黑体"/>
         <w:b/>
         <w:bCs/>
       </w:rPr>
@@ -4981,12 +5256,14 @@
     </w:tblStylePr>
     <w:tblStylePr w:type="firstCol">
       <w:rPr>
+        <w:rFonts w:eastAsia="黑体"/>
         <w:b/>
         <w:bCs/>
       </w:rPr>
     </w:tblStylePr>
     <w:tblStylePr w:type="lastCol">
       <w:rPr>
+        <w:rFonts w:eastAsia="黑体"/>
         <w:b/>
         <w:bCs/>
       </w:rPr>
@@ -5044,6 +5321,7 @@
         <w:spacing w:after="0" w:before="0" w:line="240" w:lineRule="auto"/>
       </w:pPr>
       <w:rPr>
+        <w:rFonts w:eastAsia="黑体"/>
         <w:b/>
         <w:bCs/>
         <w:color w:themeColor="background1" w:val="FFFFFF"/>
@@ -5058,6 +5336,7 @@
         <w:spacing w:after="0" w:before="0" w:line="240" w:lineRule="auto"/>
       </w:pPr>
       <w:rPr>
+        <w:rFonts w:eastAsia="黑体"/>
         <w:b/>
         <w:bCs/>
       </w:rPr>
@@ -5073,12 +5352,14 @@
     </w:tblStylePr>
     <w:tblStylePr w:type="firstCol">
       <w:rPr>
+        <w:rFonts w:eastAsia="黑体"/>
         <w:b/>
         <w:bCs/>
       </w:rPr>
     </w:tblStylePr>
     <w:tblStylePr w:type="lastCol">
       <w:rPr>
+        <w:rFonts w:eastAsia="黑体"/>
         <w:b/>
         <w:bCs/>
       </w:rPr>
@@ -5136,6 +5417,7 @@
         <w:spacing w:after="0" w:before="0" w:line="240" w:lineRule="auto"/>
       </w:pPr>
       <w:rPr>
+        <w:rFonts w:eastAsia="黑体"/>
         <w:b/>
         <w:bCs/>
         <w:color w:themeColor="background1" w:val="FFFFFF"/>
@@ -5150,6 +5432,7 @@
         <w:spacing w:after="0" w:before="0" w:line="240" w:lineRule="auto"/>
       </w:pPr>
       <w:rPr>
+        <w:rFonts w:eastAsia="黑体"/>
         <w:b/>
         <w:bCs/>
       </w:rPr>
@@ -5165,12 +5448,14 @@
     </w:tblStylePr>
     <w:tblStylePr w:type="firstCol">
       <w:rPr>
+        <w:rFonts w:eastAsia="黑体"/>
         <w:b/>
         <w:bCs/>
       </w:rPr>
     </w:tblStylePr>
     <w:tblStylePr w:type="lastCol">
       <w:rPr>
+        <w:rFonts w:eastAsia="黑体"/>
         <w:b/>
         <w:bCs/>
       </w:rPr>
@@ -5230,7 +5515,7 @@
         <w:spacing w:after="0" w:before="0" w:line="240" w:lineRule="auto"/>
       </w:pPr>
       <w:rPr>
-        <w:rFonts w:asciiTheme="majorHAnsi" w:cstheme="majorBidi" w:eastAsiaTheme="majorEastAsia" w:hAnsiTheme="majorHAnsi"/>
+        <w:rFonts w:asciiTheme="majorHAnsi" w:cstheme="majorBidi" w:hAnsiTheme="majorHAnsi" w:eastAsia="黑体"/>
         <w:b/>
         <w:bCs/>
       </w:rPr>
@@ -5251,7 +5536,7 @@
         <w:spacing w:after="0" w:before="0" w:line="240" w:lineRule="auto"/>
       </w:pPr>
       <w:rPr>
-        <w:rFonts w:asciiTheme="majorHAnsi" w:cstheme="majorBidi" w:eastAsiaTheme="majorEastAsia" w:hAnsiTheme="majorHAnsi"/>
+        <w:rFonts w:asciiTheme="majorHAnsi" w:cstheme="majorBidi" w:hAnsiTheme="majorHAnsi" w:eastAsia="黑体"/>
         <w:b/>
         <w:bCs/>
       </w:rPr>
@@ -5269,14 +5554,14 @@
     </w:tblStylePr>
     <w:tblStylePr w:type="firstCol">
       <w:rPr>
-        <w:rFonts w:asciiTheme="majorHAnsi" w:cstheme="majorBidi" w:eastAsiaTheme="majorEastAsia" w:hAnsiTheme="majorHAnsi"/>
+        <w:rFonts w:asciiTheme="majorHAnsi" w:cstheme="majorBidi" w:hAnsiTheme="majorHAnsi" w:eastAsia="黑体"/>
         <w:b/>
         <w:bCs/>
       </w:rPr>
     </w:tblStylePr>
     <w:tblStylePr w:type="lastCol">
       <w:rPr>
-        <w:rFonts w:asciiTheme="majorHAnsi" w:cstheme="majorBidi" w:eastAsiaTheme="majorEastAsia" w:hAnsiTheme="majorHAnsi"/>
+        <w:rFonts w:asciiTheme="majorHAnsi" w:cstheme="majorBidi" w:hAnsiTheme="majorHAnsi" w:eastAsia="黑体"/>
         <w:b/>
         <w:bCs/>
       </w:rPr>
@@ -5360,7 +5645,7 @@
         <w:spacing w:after="0" w:before="0" w:line="240" w:lineRule="auto"/>
       </w:pPr>
       <w:rPr>
-        <w:rFonts w:asciiTheme="majorHAnsi" w:cstheme="majorBidi" w:eastAsiaTheme="majorEastAsia" w:hAnsiTheme="majorHAnsi"/>
+        <w:rFonts w:asciiTheme="majorHAnsi" w:cstheme="majorBidi" w:hAnsiTheme="majorHAnsi" w:eastAsia="黑体"/>
         <w:b/>
         <w:bCs/>
       </w:rPr>
@@ -5381,7 +5666,7 @@
         <w:spacing w:after="0" w:before="0" w:line="240" w:lineRule="auto"/>
       </w:pPr>
       <w:rPr>
-        <w:rFonts w:asciiTheme="majorHAnsi" w:cstheme="majorBidi" w:eastAsiaTheme="majorEastAsia" w:hAnsiTheme="majorHAnsi"/>
+        <w:rFonts w:asciiTheme="majorHAnsi" w:cstheme="majorBidi" w:hAnsiTheme="majorHAnsi" w:eastAsia="黑体"/>
         <w:b/>
         <w:bCs/>
       </w:rPr>
@@ -5399,14 +5684,14 @@
     </w:tblStylePr>
     <w:tblStylePr w:type="firstCol">
       <w:rPr>
-        <w:rFonts w:asciiTheme="majorHAnsi" w:cstheme="majorBidi" w:eastAsiaTheme="majorEastAsia" w:hAnsiTheme="majorHAnsi"/>
+        <w:rFonts w:asciiTheme="majorHAnsi" w:cstheme="majorBidi" w:hAnsiTheme="majorHAnsi" w:eastAsia="黑体"/>
         <w:b/>
         <w:bCs/>
       </w:rPr>
     </w:tblStylePr>
     <w:tblStylePr w:type="lastCol">
       <w:rPr>
-        <w:rFonts w:asciiTheme="majorHAnsi" w:cstheme="majorBidi" w:eastAsiaTheme="majorEastAsia" w:hAnsiTheme="majorHAnsi"/>
+        <w:rFonts w:asciiTheme="majorHAnsi" w:cstheme="majorBidi" w:hAnsiTheme="majorHAnsi" w:eastAsia="黑体"/>
         <w:b/>
         <w:bCs/>
       </w:rPr>
@@ -5490,7 +5775,7 @@
         <w:spacing w:after="0" w:before="0" w:line="240" w:lineRule="auto"/>
       </w:pPr>
       <w:rPr>
-        <w:rFonts w:asciiTheme="majorHAnsi" w:cstheme="majorBidi" w:eastAsiaTheme="majorEastAsia" w:hAnsiTheme="majorHAnsi"/>
+        <w:rFonts w:asciiTheme="majorHAnsi" w:cstheme="majorBidi" w:hAnsiTheme="majorHAnsi" w:eastAsia="黑体"/>
         <w:b/>
         <w:bCs/>
       </w:rPr>
@@ -5511,7 +5796,7 @@
         <w:spacing w:after="0" w:before="0" w:line="240" w:lineRule="auto"/>
       </w:pPr>
       <w:rPr>
-        <w:rFonts w:asciiTheme="majorHAnsi" w:cstheme="majorBidi" w:eastAsiaTheme="majorEastAsia" w:hAnsiTheme="majorHAnsi"/>
+        <w:rFonts w:asciiTheme="majorHAnsi" w:cstheme="majorBidi" w:hAnsiTheme="majorHAnsi" w:eastAsia="黑体"/>
         <w:b/>
         <w:bCs/>
       </w:rPr>
@@ -5529,14 +5814,14 @@
     </w:tblStylePr>
     <w:tblStylePr w:type="firstCol">
       <w:rPr>
-        <w:rFonts w:asciiTheme="majorHAnsi" w:cstheme="majorBidi" w:eastAsiaTheme="majorEastAsia" w:hAnsiTheme="majorHAnsi"/>
+        <w:rFonts w:asciiTheme="majorHAnsi" w:cstheme="majorBidi" w:hAnsiTheme="majorHAnsi" w:eastAsia="黑体"/>
         <w:b/>
         <w:bCs/>
       </w:rPr>
     </w:tblStylePr>
     <w:tblStylePr w:type="lastCol">
       <w:rPr>
-        <w:rFonts w:asciiTheme="majorHAnsi" w:cstheme="majorBidi" w:eastAsiaTheme="majorEastAsia" w:hAnsiTheme="majorHAnsi"/>
+        <w:rFonts w:asciiTheme="majorHAnsi" w:cstheme="majorBidi" w:hAnsiTheme="majorHAnsi" w:eastAsia="黑体"/>
         <w:b/>
         <w:bCs/>
       </w:rPr>
@@ -5620,7 +5905,7 @@
         <w:spacing w:after="0" w:before="0" w:line="240" w:lineRule="auto"/>
       </w:pPr>
       <w:rPr>
-        <w:rFonts w:asciiTheme="majorHAnsi" w:cstheme="majorBidi" w:eastAsiaTheme="majorEastAsia" w:hAnsiTheme="majorHAnsi"/>
+        <w:rFonts w:asciiTheme="majorHAnsi" w:cstheme="majorBidi" w:hAnsiTheme="majorHAnsi" w:eastAsia="黑体"/>
         <w:b/>
         <w:bCs/>
       </w:rPr>
@@ -5641,7 +5926,7 @@
         <w:spacing w:after="0" w:before="0" w:line="240" w:lineRule="auto"/>
       </w:pPr>
       <w:rPr>
-        <w:rFonts w:asciiTheme="majorHAnsi" w:cstheme="majorBidi" w:eastAsiaTheme="majorEastAsia" w:hAnsiTheme="majorHAnsi"/>
+        <w:rFonts w:asciiTheme="majorHAnsi" w:cstheme="majorBidi" w:hAnsiTheme="majorHAnsi" w:eastAsia="黑体"/>
         <w:b/>
         <w:bCs/>
       </w:rPr>
@@ -5659,14 +5944,14 @@
     </w:tblStylePr>
     <w:tblStylePr w:type="firstCol">
       <w:rPr>
-        <w:rFonts w:asciiTheme="majorHAnsi" w:cstheme="majorBidi" w:eastAsiaTheme="majorEastAsia" w:hAnsiTheme="majorHAnsi"/>
+        <w:rFonts w:asciiTheme="majorHAnsi" w:cstheme="majorBidi" w:hAnsiTheme="majorHAnsi" w:eastAsia="黑体"/>
         <w:b/>
         <w:bCs/>
       </w:rPr>
     </w:tblStylePr>
     <w:tblStylePr w:type="lastCol">
       <w:rPr>
-        <w:rFonts w:asciiTheme="majorHAnsi" w:cstheme="majorBidi" w:eastAsiaTheme="majorEastAsia" w:hAnsiTheme="majorHAnsi"/>
+        <w:rFonts w:asciiTheme="majorHAnsi" w:cstheme="majorBidi" w:hAnsiTheme="majorHAnsi" w:eastAsia="黑体"/>
         <w:b/>
         <w:bCs/>
       </w:rPr>
@@ -5750,7 +6035,7 @@
         <w:spacing w:after="0" w:before="0" w:line="240" w:lineRule="auto"/>
       </w:pPr>
       <w:rPr>
-        <w:rFonts w:asciiTheme="majorHAnsi" w:cstheme="majorBidi" w:eastAsiaTheme="majorEastAsia" w:hAnsiTheme="majorHAnsi"/>
+        <w:rFonts w:asciiTheme="majorHAnsi" w:cstheme="majorBidi" w:hAnsiTheme="majorHAnsi" w:eastAsia="黑体"/>
         <w:b/>
         <w:bCs/>
       </w:rPr>
@@ -5771,7 +6056,7 @@
         <w:spacing w:after="0" w:before="0" w:line="240" w:lineRule="auto"/>
       </w:pPr>
       <w:rPr>
-        <w:rFonts w:asciiTheme="majorHAnsi" w:cstheme="majorBidi" w:eastAsiaTheme="majorEastAsia" w:hAnsiTheme="majorHAnsi"/>
+        <w:rFonts w:asciiTheme="majorHAnsi" w:cstheme="majorBidi" w:hAnsiTheme="majorHAnsi" w:eastAsia="黑体"/>
         <w:b/>
         <w:bCs/>
       </w:rPr>
@@ -5789,14 +6074,14 @@
     </w:tblStylePr>
     <w:tblStylePr w:type="firstCol">
       <w:rPr>
-        <w:rFonts w:asciiTheme="majorHAnsi" w:cstheme="majorBidi" w:eastAsiaTheme="majorEastAsia" w:hAnsiTheme="majorHAnsi"/>
+        <w:rFonts w:asciiTheme="majorHAnsi" w:cstheme="majorBidi" w:hAnsiTheme="majorHAnsi" w:eastAsia="黑体"/>
         <w:b/>
         <w:bCs/>
       </w:rPr>
     </w:tblStylePr>
     <w:tblStylePr w:type="lastCol">
       <w:rPr>
-        <w:rFonts w:asciiTheme="majorHAnsi" w:cstheme="majorBidi" w:eastAsiaTheme="majorEastAsia" w:hAnsiTheme="majorHAnsi"/>
+        <w:rFonts w:asciiTheme="majorHAnsi" w:cstheme="majorBidi" w:hAnsiTheme="majorHAnsi" w:eastAsia="黑体"/>
         <w:b/>
         <w:bCs/>
       </w:rPr>
@@ -5880,7 +6165,7 @@
         <w:spacing w:after="0" w:before="0" w:line="240" w:lineRule="auto"/>
       </w:pPr>
       <w:rPr>
-        <w:rFonts w:asciiTheme="majorHAnsi" w:cstheme="majorBidi" w:eastAsiaTheme="majorEastAsia" w:hAnsiTheme="majorHAnsi"/>
+        <w:rFonts w:asciiTheme="majorHAnsi" w:cstheme="majorBidi" w:hAnsiTheme="majorHAnsi" w:eastAsia="黑体"/>
         <w:b/>
         <w:bCs/>
       </w:rPr>
@@ -5901,7 +6186,7 @@
         <w:spacing w:after="0" w:before="0" w:line="240" w:lineRule="auto"/>
       </w:pPr>
       <w:rPr>
-        <w:rFonts w:asciiTheme="majorHAnsi" w:cstheme="majorBidi" w:eastAsiaTheme="majorEastAsia" w:hAnsiTheme="majorHAnsi"/>
+        <w:rFonts w:asciiTheme="majorHAnsi" w:cstheme="majorBidi" w:hAnsiTheme="majorHAnsi" w:eastAsia="黑体"/>
         <w:b/>
         <w:bCs/>
       </w:rPr>
@@ -5919,14 +6204,14 @@
     </w:tblStylePr>
     <w:tblStylePr w:type="firstCol">
       <w:rPr>
-        <w:rFonts w:asciiTheme="majorHAnsi" w:cstheme="majorBidi" w:eastAsiaTheme="majorEastAsia" w:hAnsiTheme="majorHAnsi"/>
+        <w:rFonts w:asciiTheme="majorHAnsi" w:cstheme="majorBidi" w:hAnsiTheme="majorHAnsi" w:eastAsia="黑体"/>
         <w:b/>
         <w:bCs/>
       </w:rPr>
     </w:tblStylePr>
     <w:tblStylePr w:type="lastCol">
       <w:rPr>
-        <w:rFonts w:asciiTheme="majorHAnsi" w:cstheme="majorBidi" w:eastAsiaTheme="majorEastAsia" w:hAnsiTheme="majorHAnsi"/>
+        <w:rFonts w:asciiTheme="majorHAnsi" w:cstheme="majorBidi" w:hAnsiTheme="majorHAnsi" w:eastAsia="黑体"/>
         <w:b/>
         <w:bCs/>
       </w:rPr>
@@ -6010,7 +6295,7 @@
         <w:spacing w:after="0" w:before="0" w:line="240" w:lineRule="auto"/>
       </w:pPr>
       <w:rPr>
-        <w:rFonts w:asciiTheme="majorHAnsi" w:cstheme="majorBidi" w:eastAsiaTheme="majorEastAsia" w:hAnsiTheme="majorHAnsi"/>
+        <w:rFonts w:asciiTheme="majorHAnsi" w:cstheme="majorBidi" w:hAnsiTheme="majorHAnsi" w:eastAsia="黑体"/>
         <w:b/>
         <w:bCs/>
       </w:rPr>
@@ -6031,7 +6316,7 @@
         <w:spacing w:after="0" w:before="0" w:line="240" w:lineRule="auto"/>
       </w:pPr>
       <w:rPr>
-        <w:rFonts w:asciiTheme="majorHAnsi" w:cstheme="majorBidi" w:eastAsiaTheme="majorEastAsia" w:hAnsiTheme="majorHAnsi"/>
+        <w:rFonts w:asciiTheme="majorHAnsi" w:cstheme="majorBidi" w:hAnsiTheme="majorHAnsi" w:eastAsia="黑体"/>
         <w:b/>
         <w:bCs/>
       </w:rPr>
@@ -6049,14 +6334,14 @@
     </w:tblStylePr>
     <w:tblStylePr w:type="firstCol">
       <w:rPr>
-        <w:rFonts w:asciiTheme="majorHAnsi" w:cstheme="majorBidi" w:eastAsiaTheme="majorEastAsia" w:hAnsiTheme="majorHAnsi"/>
+        <w:rFonts w:asciiTheme="majorHAnsi" w:cstheme="majorBidi" w:hAnsiTheme="majorHAnsi" w:eastAsia="黑体"/>
         <w:b/>
         <w:bCs/>
       </w:rPr>
     </w:tblStylePr>
     <w:tblStylePr w:type="lastCol">
       <w:rPr>
-        <w:rFonts w:asciiTheme="majorHAnsi" w:cstheme="majorBidi" w:eastAsiaTheme="majorEastAsia" w:hAnsiTheme="majorHAnsi"/>
+        <w:rFonts w:asciiTheme="majorHAnsi" w:cstheme="majorBidi" w:hAnsiTheme="majorHAnsi" w:eastAsia="黑体"/>
         <w:b/>
         <w:bCs/>
       </w:rPr>
@@ -6139,6 +6424,7 @@
         <w:spacing w:after="0" w:before="0" w:line="240" w:lineRule="auto"/>
       </w:pPr>
       <w:rPr>
+        <w:rFonts w:eastAsia="黑体"/>
         <w:b/>
         <w:bCs/>
         <w:color w:themeColor="background1" w:val="FFFFFF"/>
@@ -6161,6 +6447,7 @@
         <w:spacing w:after="0" w:before="0" w:line="240" w:lineRule="auto"/>
       </w:pPr>
       <w:rPr>
+        <w:rFonts w:eastAsia="黑体"/>
         <w:b/>
         <w:bCs/>
       </w:rPr>
@@ -6178,12 +6465,14 @@
     </w:tblStylePr>
     <w:tblStylePr w:type="firstCol">
       <w:rPr>
+        <w:rFonts w:eastAsia="黑体"/>
         <w:b/>
         <w:bCs/>
       </w:rPr>
     </w:tblStylePr>
     <w:tblStylePr w:type="lastCol">
       <w:rPr>
+        <w:rFonts w:eastAsia="黑体"/>
         <w:b/>
         <w:bCs/>
       </w:rPr>
@@ -6245,6 +6534,7 @@
         <w:spacing w:after="0" w:before="0" w:line="240" w:lineRule="auto"/>
       </w:pPr>
       <w:rPr>
+        <w:rFonts w:eastAsia="黑体"/>
         <w:b/>
         <w:bCs/>
         <w:color w:themeColor="background1" w:val="FFFFFF"/>
@@ -6267,6 +6557,7 @@
         <w:spacing w:after="0" w:before="0" w:line="240" w:lineRule="auto"/>
       </w:pPr>
       <w:rPr>
+        <w:rFonts w:eastAsia="黑体"/>
         <w:b/>
         <w:bCs/>
       </w:rPr>
@@ -6284,12 +6575,14 @@
     </w:tblStylePr>
     <w:tblStylePr w:type="firstCol">
       <w:rPr>
+        <w:rFonts w:eastAsia="黑体"/>
         <w:b/>
         <w:bCs/>
       </w:rPr>
     </w:tblStylePr>
     <w:tblStylePr w:type="lastCol">
       <w:rPr>
+        <w:rFonts w:eastAsia="黑体"/>
         <w:b/>
         <w:bCs/>
       </w:rPr>
@@ -6351,6 +6644,7 @@
         <w:spacing w:after="0" w:before="0" w:line="240" w:lineRule="auto"/>
       </w:pPr>
       <w:rPr>
+        <w:rFonts w:eastAsia="黑体"/>
         <w:b/>
         <w:bCs/>
         <w:color w:themeColor="background1" w:val="FFFFFF"/>
@@ -6373,6 +6667,7 @@
         <w:spacing w:after="0" w:before="0" w:line="240" w:lineRule="auto"/>
       </w:pPr>
       <w:rPr>
+        <w:rFonts w:eastAsia="黑体"/>
         <w:b/>
         <w:bCs/>
       </w:rPr>
@@ -6390,12 +6685,14 @@
     </w:tblStylePr>
     <w:tblStylePr w:type="firstCol">
       <w:rPr>
+        <w:rFonts w:eastAsia="黑体"/>
         <w:b/>
         <w:bCs/>
       </w:rPr>
     </w:tblStylePr>
     <w:tblStylePr w:type="lastCol">
       <w:rPr>
+        <w:rFonts w:eastAsia="黑体"/>
         <w:b/>
         <w:bCs/>
       </w:rPr>
@@ -6457,6 +6754,7 @@
         <w:spacing w:after="0" w:before="0" w:line="240" w:lineRule="auto"/>
       </w:pPr>
       <w:rPr>
+        <w:rFonts w:eastAsia="黑体"/>
         <w:b/>
         <w:bCs/>
         <w:color w:themeColor="background1" w:val="FFFFFF"/>
@@ -6479,6 +6777,7 @@
         <w:spacing w:after="0" w:before="0" w:line="240" w:lineRule="auto"/>
       </w:pPr>
       <w:rPr>
+        <w:rFonts w:eastAsia="黑体"/>
         <w:b/>
         <w:bCs/>
       </w:rPr>
@@ -6496,12 +6795,14 @@
     </w:tblStylePr>
     <w:tblStylePr w:type="firstCol">
       <w:rPr>
+        <w:rFonts w:eastAsia="黑体"/>
         <w:b/>
         <w:bCs/>
       </w:rPr>
     </w:tblStylePr>
     <w:tblStylePr w:type="lastCol">
       <w:rPr>
+        <w:rFonts w:eastAsia="黑体"/>
         <w:b/>
         <w:bCs/>
       </w:rPr>
@@ -6563,6 +6864,7 @@
         <w:spacing w:after="0" w:before="0" w:line="240" w:lineRule="auto"/>
       </w:pPr>
       <w:rPr>
+        <w:rFonts w:eastAsia="黑体"/>
         <w:b/>
         <w:bCs/>
         <w:color w:themeColor="background1" w:val="FFFFFF"/>
@@ -6585,6 +6887,7 @@
         <w:spacing w:after="0" w:before="0" w:line="240" w:lineRule="auto"/>
       </w:pPr>
       <w:rPr>
+        <w:rFonts w:eastAsia="黑体"/>
         <w:b/>
         <w:bCs/>
       </w:rPr>
@@ -6602,12 +6905,14 @@
     </w:tblStylePr>
     <w:tblStylePr w:type="firstCol">
       <w:rPr>
+        <w:rFonts w:eastAsia="黑体"/>
         <w:b/>
         <w:bCs/>
       </w:rPr>
     </w:tblStylePr>
     <w:tblStylePr w:type="lastCol">
       <w:rPr>
+        <w:rFonts w:eastAsia="黑体"/>
         <w:b/>
         <w:bCs/>
       </w:rPr>
@@ -6669,6 +6974,7 @@
         <w:spacing w:after="0" w:before="0" w:line="240" w:lineRule="auto"/>
       </w:pPr>
       <w:rPr>
+        <w:rFonts w:eastAsia="黑体"/>
         <w:b/>
         <w:bCs/>
         <w:color w:themeColor="background1" w:val="FFFFFF"/>
@@ -6691,6 +6997,7 @@
         <w:spacing w:after="0" w:before="0" w:line="240" w:lineRule="auto"/>
       </w:pPr>
       <w:rPr>
+        <w:rFonts w:eastAsia="黑体"/>
         <w:b/>
         <w:bCs/>
       </w:rPr>
@@ -6708,12 +7015,14 @@
     </w:tblStylePr>
     <w:tblStylePr w:type="firstCol">
       <w:rPr>
+        <w:rFonts w:eastAsia="黑体"/>
         <w:b/>
         <w:bCs/>
       </w:rPr>
     </w:tblStylePr>
     <w:tblStylePr w:type="lastCol">
       <w:rPr>
+        <w:rFonts w:eastAsia="黑体"/>
         <w:b/>
         <w:bCs/>
       </w:rPr>
@@ -6775,6 +7084,7 @@
         <w:spacing w:after="0" w:before="0" w:line="240" w:lineRule="auto"/>
       </w:pPr>
       <w:rPr>
+        <w:rFonts w:eastAsia="黑体"/>
         <w:b/>
         <w:bCs/>
         <w:color w:themeColor="background1" w:val="FFFFFF"/>
@@ -6797,6 +7107,7 @@
         <w:spacing w:after="0" w:before="0" w:line="240" w:lineRule="auto"/>
       </w:pPr>
       <w:rPr>
+        <w:rFonts w:eastAsia="黑体"/>
         <w:b/>
         <w:bCs/>
       </w:rPr>
@@ -6814,12 +7125,14 @@
     </w:tblStylePr>
     <w:tblStylePr w:type="firstCol">
       <w:rPr>
+        <w:rFonts w:eastAsia="黑体"/>
         <w:b/>
         <w:bCs/>
       </w:rPr>
     </w:tblStylePr>
     <w:tblStylePr w:type="lastCol">
       <w:rPr>
+        <w:rFonts w:eastAsia="黑体"/>
         <w:b/>
         <w:bCs/>
       </w:rPr>
@@ -6878,6 +7191,7 @@
         <w:spacing w:after="0" w:before="0" w:line="240" w:lineRule="auto"/>
       </w:pPr>
       <w:rPr>
+        <w:rFonts w:eastAsia="黑体"/>
         <w:b/>
         <w:bCs/>
         <w:color w:themeColor="background1" w:val="FFFFFF"/>
@@ -6900,6 +7214,7 @@
         <w:spacing w:after="0" w:before="0" w:line="240" w:lineRule="auto"/>
       </w:pPr>
       <w:rPr>
+        <w:rFonts w:eastAsia="黑体"/>
         <w:color w:val="auto"/>
       </w:rPr>
       <w:tblPr/>
@@ -6917,6 +7232,7 @@
     </w:tblStylePr>
     <w:tblStylePr w:type="firstCol">
       <w:rPr>
+        <w:rFonts w:eastAsia="黑体"/>
         <w:b/>
         <w:bCs/>
         <w:color w:themeColor="background1" w:val="FFFFFF"/>
@@ -6936,6 +7252,7 @@
     </w:tblStylePr>
     <w:tblStylePr w:type="lastCol">
       <w:rPr>
+        <w:rFonts w:eastAsia="黑体"/>
         <w:b/>
         <w:bCs/>
         <w:color w:themeColor="background1" w:val="FFFFFF"/>
@@ -6984,6 +7301,7 @@
     </w:tblStylePr>
     <w:tblStylePr w:type="nwCell">
       <w:rPr>
+        <w:rFonts w:eastAsia="黑体"/>
         <w:color w:themeColor="background1" w:val="FFFFFF"/>
       </w:rPr>
       <w:tblPr/>
@@ -7027,6 +7345,7 @@
         <w:spacing w:after="0" w:before="0" w:line="240" w:lineRule="auto"/>
       </w:pPr>
       <w:rPr>
+        <w:rFonts w:eastAsia="黑体"/>
         <w:b/>
         <w:bCs/>
         <w:color w:themeColor="background1" w:val="FFFFFF"/>
@@ -7049,6 +7368,7 @@
         <w:spacing w:after="0" w:before="0" w:line="240" w:lineRule="auto"/>
       </w:pPr>
       <w:rPr>
+        <w:rFonts w:eastAsia="黑体"/>
         <w:color w:val="auto"/>
       </w:rPr>
       <w:tblPr/>
@@ -7066,6 +7386,7 @@
     </w:tblStylePr>
     <w:tblStylePr w:type="firstCol">
       <w:rPr>
+        <w:rFonts w:eastAsia="黑体"/>
         <w:b/>
         <w:bCs/>
         <w:color w:themeColor="background1" w:val="FFFFFF"/>
@@ -7085,6 +7406,7 @@
     </w:tblStylePr>
     <w:tblStylePr w:type="lastCol">
       <w:rPr>
+        <w:rFonts w:eastAsia="黑体"/>
         <w:b/>
         <w:bCs/>
         <w:color w:themeColor="background1" w:val="FFFFFF"/>
@@ -7133,6 +7455,7 @@
     </w:tblStylePr>
     <w:tblStylePr w:type="nwCell">
       <w:rPr>
+        <w:rFonts w:eastAsia="黑体"/>
         <w:color w:themeColor="background1" w:val="FFFFFF"/>
       </w:rPr>
       <w:tblPr/>
@@ -7176,6 +7499,7 @@
         <w:spacing w:after="0" w:before="0" w:line="240" w:lineRule="auto"/>
       </w:pPr>
       <w:rPr>
+        <w:rFonts w:eastAsia="黑体"/>
         <w:b/>
         <w:bCs/>
         <w:color w:themeColor="background1" w:val="FFFFFF"/>
@@ -7198,6 +7522,7 @@
         <w:spacing w:after="0" w:before="0" w:line="240" w:lineRule="auto"/>
       </w:pPr>
       <w:rPr>
+        <w:rFonts w:eastAsia="黑体"/>
         <w:color w:val="auto"/>
       </w:rPr>
       <w:tblPr/>
@@ -7215,6 +7540,7 @@
     </w:tblStylePr>
     <w:tblStylePr w:type="firstCol">
       <w:rPr>
+        <w:rFonts w:eastAsia="黑体"/>
         <w:b/>
         <w:bCs/>
         <w:color w:themeColor="background1" w:val="FFFFFF"/>
@@ -7234,6 +7560,7 @@
     </w:tblStylePr>
     <w:tblStylePr w:type="lastCol">
       <w:rPr>
+        <w:rFonts w:eastAsia="黑体"/>
         <w:b/>
         <w:bCs/>
         <w:color w:themeColor="background1" w:val="FFFFFF"/>
@@ -7282,6 +7609,7 @@
     </w:tblStylePr>
     <w:tblStylePr w:type="nwCell">
       <w:rPr>
+        <w:rFonts w:eastAsia="黑体"/>
         <w:color w:themeColor="background1" w:val="FFFFFF"/>
       </w:rPr>
       <w:tblPr/>
@@ -7325,6 +7653,7 @@
         <w:spacing w:after="0" w:before="0" w:line="240" w:lineRule="auto"/>
       </w:pPr>
       <w:rPr>
+        <w:rFonts w:eastAsia="黑体"/>
         <w:b/>
         <w:bCs/>
         <w:color w:themeColor="background1" w:val="FFFFFF"/>
@@ -7347,6 +7676,7 @@
         <w:spacing w:after="0" w:before="0" w:line="240" w:lineRule="auto"/>
       </w:pPr>
       <w:rPr>
+        <w:rFonts w:eastAsia="黑体"/>
         <w:color w:val="auto"/>
       </w:rPr>
       <w:tblPr/>
@@ -7364,6 +7694,7 @@
     </w:tblStylePr>
     <w:tblStylePr w:type="firstCol">
       <w:rPr>
+        <w:rFonts w:eastAsia="黑体"/>
         <w:b/>
         <w:bCs/>
         <w:color w:themeColor="background1" w:val="FFFFFF"/>
@@ -7383,6 +7714,7 @@
     </w:tblStylePr>
     <w:tblStylePr w:type="lastCol">
       <w:rPr>
+        <w:rFonts w:eastAsia="黑体"/>
         <w:b/>
         <w:bCs/>
         <w:color w:themeColor="background1" w:val="FFFFFF"/>
@@ -7431,6 +7763,7 @@
     </w:tblStylePr>
     <w:tblStylePr w:type="nwCell">
       <w:rPr>
+        <w:rFonts w:eastAsia="黑体"/>
         <w:color w:themeColor="background1" w:val="FFFFFF"/>
       </w:rPr>
       <w:tblPr/>
@@ -7474,6 +7807,7 @@
         <w:spacing w:after="0" w:before="0" w:line="240" w:lineRule="auto"/>
       </w:pPr>
       <w:rPr>
+        <w:rFonts w:eastAsia="黑体"/>
         <w:b/>
         <w:bCs/>
         <w:color w:themeColor="background1" w:val="FFFFFF"/>
@@ -7496,6 +7830,7 @@
         <w:spacing w:after="0" w:before="0" w:line="240" w:lineRule="auto"/>
       </w:pPr>
       <w:rPr>
+        <w:rFonts w:eastAsia="黑体"/>
         <w:color w:val="auto"/>
       </w:rPr>
       <w:tblPr/>
@@ -7513,6 +7848,7 @@
     </w:tblStylePr>
     <w:tblStylePr w:type="firstCol">
       <w:rPr>
+        <w:rFonts w:eastAsia="黑体"/>
         <w:b/>
         <w:bCs/>
         <w:color w:themeColor="background1" w:val="FFFFFF"/>
@@ -7532,6 +7868,7 @@
     </w:tblStylePr>
     <w:tblStylePr w:type="lastCol">
       <w:rPr>
+        <w:rFonts w:eastAsia="黑体"/>
         <w:b/>
         <w:bCs/>
         <w:color w:themeColor="background1" w:val="FFFFFF"/>
@@ -7580,6 +7917,7 @@
     </w:tblStylePr>
     <w:tblStylePr w:type="nwCell">
       <w:rPr>
+        <w:rFonts w:eastAsia="黑体"/>
         <w:color w:themeColor="background1" w:val="FFFFFF"/>
       </w:rPr>
       <w:tblPr/>
@@ -7623,6 +7961,7 @@
         <w:spacing w:after="0" w:before="0" w:line="240" w:lineRule="auto"/>
       </w:pPr>
       <w:rPr>
+        <w:rFonts w:eastAsia="黑体"/>
         <w:b/>
         <w:bCs/>
         <w:color w:themeColor="background1" w:val="FFFFFF"/>
@@ -7645,6 +7984,7 @@
         <w:spacing w:after="0" w:before="0" w:line="240" w:lineRule="auto"/>
       </w:pPr>
       <w:rPr>
+        <w:rFonts w:eastAsia="黑体"/>
         <w:color w:val="auto"/>
       </w:rPr>
       <w:tblPr/>
@@ -7662,6 +8002,7 @@
     </w:tblStylePr>
     <w:tblStylePr w:type="firstCol">
       <w:rPr>
+        <w:rFonts w:eastAsia="黑体"/>
         <w:b/>
         <w:bCs/>
         <w:color w:themeColor="background1" w:val="FFFFFF"/>
@@ -7681,6 +8022,7 @@
     </w:tblStylePr>
     <w:tblStylePr w:type="lastCol">
       <w:rPr>
+        <w:rFonts w:eastAsia="黑体"/>
         <w:b/>
         <w:bCs/>
         <w:color w:themeColor="background1" w:val="FFFFFF"/>
@@ -7729,6 +8071,7 @@
     </w:tblStylePr>
     <w:tblStylePr w:type="nwCell">
       <w:rPr>
+        <w:rFonts w:eastAsia="黑体"/>
         <w:color w:themeColor="background1" w:val="FFFFFF"/>
       </w:rPr>
       <w:tblPr/>
@@ -7772,6 +8115,7 @@
         <w:spacing w:after="0" w:before="0" w:line="240" w:lineRule="auto"/>
       </w:pPr>
       <w:rPr>
+        <w:rFonts w:eastAsia="黑体"/>
         <w:b/>
         <w:bCs/>
         <w:color w:themeColor="background1" w:val="FFFFFF"/>
@@ -7794,6 +8138,7 @@
         <w:spacing w:after="0" w:before="0" w:line="240" w:lineRule="auto"/>
       </w:pPr>
       <w:rPr>
+        <w:rFonts w:eastAsia="黑体"/>
         <w:color w:val="auto"/>
       </w:rPr>
       <w:tblPr/>
@@ -7811,6 +8156,7 @@
     </w:tblStylePr>
     <w:tblStylePr w:type="firstCol">
       <w:rPr>
+        <w:rFonts w:eastAsia="黑体"/>
         <w:b/>
         <w:bCs/>
         <w:color w:themeColor="background1" w:val="FFFFFF"/>
@@ -7830,6 +8176,7 @@
     </w:tblStylePr>
     <w:tblStylePr w:type="lastCol">
       <w:rPr>
+        <w:rFonts w:eastAsia="黑体"/>
         <w:b/>
         <w:bCs/>
         <w:color w:themeColor="background1" w:val="FFFFFF"/>
@@ -7878,6 +8225,7 @@
     </w:tblStylePr>
     <w:tblStylePr w:type="nwCell">
       <w:rPr>
+        <w:rFonts w:eastAsia="黑体"/>
         <w:color w:themeColor="background1" w:val="FFFFFF"/>
       </w:rPr>
       <w:tblPr/>
@@ -7902,6 +8250,7 @@
       <w:spacing w:after="0" w:line="240" w:lineRule="auto"/>
     </w:pPr>
     <w:rPr>
+      <w:rFonts w:eastAsia="黑体"/>
       <w:color w:themeColor="text1" w:val="000000"/>
     </w:rPr>
     <w:tblPr>
@@ -7921,7 +8270,7 @@
     </w:tblPr>
     <w:tblStylePr w:type="firstRow">
       <w:rPr>
-        <w:rFonts w:asciiTheme="majorHAnsi" w:cstheme="majorBidi" w:eastAsiaTheme="majorEastAsia" w:hAnsiTheme="majorHAnsi"/>
+        <w:rFonts w:asciiTheme="majorHAnsi" w:cstheme="majorBidi" w:hAnsiTheme="majorHAnsi" w:eastAsia="黑体"/>
       </w:rPr>
       <w:tblPr/>
       <w:tcPr>
@@ -7933,6 +8282,7 @@
     </w:tblStylePr>
     <w:tblStylePr w:type="lastRow">
       <w:rPr>
+        <w:rFonts w:eastAsia="黑体"/>
         <w:b/>
         <w:bCs/>
         <w:color w:themeColor="text2" w:val="1F497D"/>
@@ -7947,12 +8297,14 @@
     </w:tblStylePr>
     <w:tblStylePr w:type="firstCol">
       <w:rPr>
+        <w:rFonts w:eastAsia="黑体"/>
         <w:b/>
         <w:bCs/>
       </w:rPr>
     </w:tblStylePr>
     <w:tblStylePr w:type="lastCol">
       <w:rPr>
+        <w:rFonts w:eastAsia="黑体"/>
         <w:b/>
         <w:bCs/>
       </w:rPr>
@@ -7986,6 +8338,7 @@
       <w:spacing w:after="0" w:line="240" w:lineRule="auto"/>
     </w:pPr>
     <w:rPr>
+      <w:rFonts w:eastAsia="黑体"/>
       <w:color w:themeColor="text1" w:val="000000"/>
     </w:rPr>
     <w:tblPr>
@@ -8005,7 +8358,7 @@
     </w:tblPr>
     <w:tblStylePr w:type="firstRow">
       <w:rPr>
-        <w:rFonts w:asciiTheme="majorHAnsi" w:cstheme="majorBidi" w:eastAsiaTheme="majorEastAsia" w:hAnsiTheme="majorHAnsi"/>
+        <w:rFonts w:asciiTheme="majorHAnsi" w:cstheme="majorBidi" w:hAnsiTheme="majorHAnsi" w:eastAsia="黑体"/>
       </w:rPr>
       <w:tblPr/>
       <w:tcPr>
@@ -8017,6 +8370,7 @@
     </w:tblStylePr>
     <w:tblStylePr w:type="lastRow">
       <w:rPr>
+        <w:rFonts w:eastAsia="黑体"/>
         <w:b/>
         <w:bCs/>
         <w:color w:themeColor="text2" w:val="1F497D"/>
@@ -8031,12 +8385,14 @@
     </w:tblStylePr>
     <w:tblStylePr w:type="firstCol">
       <w:rPr>
+        <w:rFonts w:eastAsia="黑体"/>
         <w:b/>
         <w:bCs/>
       </w:rPr>
     </w:tblStylePr>
     <w:tblStylePr w:type="lastCol">
       <w:rPr>
+        <w:rFonts w:eastAsia="黑体"/>
         <w:b/>
         <w:bCs/>
       </w:rPr>
@@ -8070,6 +8426,7 @@
       <w:spacing w:after="0" w:line="240" w:lineRule="auto"/>
     </w:pPr>
     <w:rPr>
+      <w:rFonts w:eastAsia="黑体"/>
       <w:color w:themeColor="text1" w:val="000000"/>
     </w:rPr>
     <w:tblPr>
@@ -8089,7 +8446,7 @@
     </w:tblPr>
     <w:tblStylePr w:type="firstRow">
       <w:rPr>
-        <w:rFonts w:asciiTheme="majorHAnsi" w:cstheme="majorBidi" w:eastAsiaTheme="majorEastAsia" w:hAnsiTheme="majorHAnsi"/>
+        <w:rFonts w:asciiTheme="majorHAnsi" w:cstheme="majorBidi" w:hAnsiTheme="majorHAnsi" w:eastAsia="黑体"/>
       </w:rPr>
       <w:tblPr/>
       <w:tcPr>
@@ -8101,6 +8458,7 @@
     </w:tblStylePr>
     <w:tblStylePr w:type="lastRow">
       <w:rPr>
+        <w:rFonts w:eastAsia="黑体"/>
         <w:b/>
         <w:bCs/>
         <w:color w:themeColor="text2" w:val="1F497D"/>
@@ -8115,12 +8473,14 @@
     </w:tblStylePr>
     <w:tblStylePr w:type="firstCol">
       <w:rPr>
+        <w:rFonts w:eastAsia="黑体"/>
         <w:b/>
         <w:bCs/>
       </w:rPr>
     </w:tblStylePr>
     <w:tblStylePr w:type="lastCol">
       <w:rPr>
+        <w:rFonts w:eastAsia="黑体"/>
         <w:b/>
         <w:bCs/>
       </w:rPr>
@@ -8154,6 +8514,7 @@
       <w:spacing w:after="0" w:line="240" w:lineRule="auto"/>
     </w:pPr>
     <w:rPr>
+      <w:rFonts w:eastAsia="黑体"/>
       <w:color w:themeColor="text1" w:val="000000"/>
     </w:rPr>
     <w:tblPr>
@@ -8173,7 +8534,7 @@
     </w:tblPr>
     <w:tblStylePr w:type="firstRow">
       <w:rPr>
-        <w:rFonts w:asciiTheme="majorHAnsi" w:cstheme="majorBidi" w:eastAsiaTheme="majorEastAsia" w:hAnsiTheme="majorHAnsi"/>
+        <w:rFonts w:asciiTheme="majorHAnsi" w:cstheme="majorBidi" w:hAnsiTheme="majorHAnsi" w:eastAsia="黑体"/>
       </w:rPr>
       <w:tblPr/>
       <w:tcPr>
@@ -8185,6 +8546,7 @@
     </w:tblStylePr>
     <w:tblStylePr w:type="lastRow">
       <w:rPr>
+        <w:rFonts w:eastAsia="黑体"/>
         <w:b/>
         <w:bCs/>
         <w:color w:themeColor="text2" w:val="1F497D"/>
@@ -8199,12 +8561,14 @@
     </w:tblStylePr>
     <w:tblStylePr w:type="firstCol">
       <w:rPr>
+        <w:rFonts w:eastAsia="黑体"/>
         <w:b/>
         <w:bCs/>
       </w:rPr>
     </w:tblStylePr>
     <w:tblStylePr w:type="lastCol">
       <w:rPr>
+        <w:rFonts w:eastAsia="黑体"/>
         <w:b/>
         <w:bCs/>
       </w:rPr>
@@ -8238,6 +8602,7 @@
       <w:spacing w:after="0" w:line="240" w:lineRule="auto"/>
     </w:pPr>
     <w:rPr>
+      <w:rFonts w:eastAsia="黑体"/>
       <w:color w:themeColor="text1" w:val="000000"/>
     </w:rPr>
     <w:tblPr>
@@ -8257,7 +8622,7 @@
     </w:tblPr>
     <w:tblStylePr w:type="firstRow">
       <w:rPr>
-        <w:rFonts w:asciiTheme="majorHAnsi" w:cstheme="majorBidi" w:eastAsiaTheme="majorEastAsia" w:hAnsiTheme="majorHAnsi"/>
+        <w:rFonts w:asciiTheme="majorHAnsi" w:cstheme="majorBidi" w:hAnsiTheme="majorHAnsi" w:eastAsia="黑体"/>
       </w:rPr>
       <w:tblPr/>
       <w:tcPr>
@@ -8269,6 +8634,7 @@
     </w:tblStylePr>
     <w:tblStylePr w:type="lastRow">
       <w:rPr>
+        <w:rFonts w:eastAsia="黑体"/>
         <w:b/>
         <w:bCs/>
         <w:color w:themeColor="text2" w:val="1F497D"/>
@@ -8283,12 +8649,14 @@
     </w:tblStylePr>
     <w:tblStylePr w:type="firstCol">
       <w:rPr>
+        <w:rFonts w:eastAsia="黑体"/>
         <w:b/>
         <w:bCs/>
       </w:rPr>
     </w:tblStylePr>
     <w:tblStylePr w:type="lastCol">
       <w:rPr>
+        <w:rFonts w:eastAsia="黑体"/>
         <w:b/>
         <w:bCs/>
       </w:rPr>
@@ -8322,6 +8690,7 @@
       <w:spacing w:after="0" w:line="240" w:lineRule="auto"/>
     </w:pPr>
     <w:rPr>
+      <w:rFonts w:eastAsia="黑体"/>
       <w:color w:themeColor="text1" w:val="000000"/>
     </w:rPr>
     <w:tblPr>
@@ -8341,7 +8710,7 @@
     </w:tblPr>
     <w:tblStylePr w:type="firstRow">
       <w:rPr>
-        <w:rFonts w:asciiTheme="majorHAnsi" w:cstheme="majorBidi" w:eastAsiaTheme="majorEastAsia" w:hAnsiTheme="majorHAnsi"/>
+        <w:rFonts w:asciiTheme="majorHAnsi" w:cstheme="majorBidi" w:hAnsiTheme="majorHAnsi" w:eastAsia="黑体"/>
       </w:rPr>
       <w:tblPr/>
       <w:tcPr>
@@ -8353,6 +8722,7 @@
     </w:tblStylePr>
     <w:tblStylePr w:type="lastRow">
       <w:rPr>
+        <w:rFonts w:eastAsia="黑体"/>
         <w:b/>
         <w:bCs/>
         <w:color w:themeColor="text2" w:val="1F497D"/>
@@ -8367,12 +8737,14 @@
     </w:tblStylePr>
     <w:tblStylePr w:type="firstCol">
       <w:rPr>
+        <w:rFonts w:eastAsia="黑体"/>
         <w:b/>
         <w:bCs/>
       </w:rPr>
     </w:tblStylePr>
     <w:tblStylePr w:type="lastCol">
       <w:rPr>
+        <w:rFonts w:eastAsia="黑体"/>
         <w:b/>
         <w:bCs/>
       </w:rPr>
@@ -8406,6 +8778,7 @@
       <w:spacing w:after="0" w:line="240" w:lineRule="auto"/>
     </w:pPr>
     <w:rPr>
+      <w:rFonts w:eastAsia="黑体"/>
       <w:color w:themeColor="text1" w:val="000000"/>
     </w:rPr>
     <w:tblPr>
@@ -8425,7 +8798,7 @@
     </w:tblPr>
     <w:tblStylePr w:type="firstRow">
       <w:rPr>
-        <w:rFonts w:asciiTheme="majorHAnsi" w:cstheme="majorBidi" w:eastAsiaTheme="majorEastAsia" w:hAnsiTheme="majorHAnsi"/>
+        <w:rFonts w:asciiTheme="majorHAnsi" w:cstheme="majorBidi" w:hAnsiTheme="majorHAnsi" w:eastAsia="黑体"/>
       </w:rPr>
       <w:tblPr/>
       <w:tcPr>
@@ -8437,6 +8810,7 @@
     </w:tblStylePr>
     <w:tblStylePr w:type="lastRow">
       <w:rPr>
+        <w:rFonts w:eastAsia="黑体"/>
         <w:b/>
         <w:bCs/>
         <w:color w:themeColor="text2" w:val="1F497D"/>
@@ -8451,12 +8825,14 @@
     </w:tblStylePr>
     <w:tblStylePr w:type="firstCol">
       <w:rPr>
+        <w:rFonts w:eastAsia="黑体"/>
         <w:b/>
         <w:bCs/>
       </w:rPr>
     </w:tblStylePr>
     <w:tblStylePr w:type="lastCol">
       <w:rPr>
+        <w:rFonts w:eastAsia="黑体"/>
         <w:b/>
         <w:bCs/>
       </w:rPr>
@@ -8490,7 +8866,7 @@
       <w:spacing w:after="0" w:line="240" w:lineRule="auto"/>
     </w:pPr>
     <w:rPr>
-      <w:rFonts w:asciiTheme="majorHAnsi" w:cstheme="majorBidi" w:eastAsiaTheme="majorEastAsia" w:hAnsiTheme="majorHAnsi"/>
+      <w:rFonts w:asciiTheme="majorHAnsi" w:cstheme="majorBidi" w:hAnsiTheme="majorHAnsi" w:eastAsia="黑体"/>
       <w:color w:themeColor="text1" w:val="000000"/>
     </w:rPr>
     <w:tblPr>
@@ -8512,6 +8888,7 @@
     </w:tblPr>
     <w:tblStylePr w:type="firstRow">
       <w:rPr>
+        <w:rFonts w:eastAsia="黑体"/>
         <w:sz w:val="24"/>
         <w:szCs w:val="24"/>
       </w:rPr>
@@ -8618,7 +8995,7 @@
       <w:spacing w:after="0" w:line="240" w:lineRule="auto"/>
     </w:pPr>
     <w:rPr>
-      <w:rFonts w:asciiTheme="majorHAnsi" w:cstheme="majorBidi" w:eastAsiaTheme="majorEastAsia" w:hAnsiTheme="majorHAnsi"/>
+      <w:rFonts w:asciiTheme="majorHAnsi" w:cstheme="majorBidi" w:hAnsiTheme="majorHAnsi" w:eastAsia="黑体"/>
       <w:color w:themeColor="text1" w:val="000000"/>
     </w:rPr>
     <w:tblPr>
@@ -8640,6 +9017,7 @@
     </w:tblPr>
     <w:tblStylePr w:type="firstRow">
       <w:rPr>
+        <w:rFonts w:eastAsia="黑体"/>
         <w:sz w:val="24"/>
         <w:szCs w:val="24"/>
       </w:rPr>
@@ -8746,7 +9124,7 @@
       <w:spacing w:after="0" w:line="240" w:lineRule="auto"/>
     </w:pPr>
     <w:rPr>
-      <w:rFonts w:asciiTheme="majorHAnsi" w:cstheme="majorBidi" w:eastAsiaTheme="majorEastAsia" w:hAnsiTheme="majorHAnsi"/>
+      <w:rFonts w:asciiTheme="majorHAnsi" w:cstheme="majorBidi" w:hAnsiTheme="majorHAnsi" w:eastAsia="黑体"/>
       <w:color w:themeColor="text1" w:val="000000"/>
     </w:rPr>
     <w:tblPr>
@@ -8768,6 +9146,7 @@
     </w:tblPr>
     <w:tblStylePr w:type="firstRow">
       <w:rPr>
+        <w:rFonts w:eastAsia="黑体"/>
         <w:sz w:val="24"/>
         <w:szCs w:val="24"/>
       </w:rPr>
@@ -8874,7 +9253,7 @@
       <w:spacing w:after="0" w:line="240" w:lineRule="auto"/>
     </w:pPr>
     <w:rPr>
-      <w:rFonts w:asciiTheme="majorHAnsi" w:cstheme="majorBidi" w:eastAsiaTheme="majorEastAsia" w:hAnsiTheme="majorHAnsi"/>
+      <w:rFonts w:asciiTheme="majorHAnsi" w:cstheme="majorBidi" w:hAnsiTheme="majorHAnsi" w:eastAsia="黑体"/>
       <w:color w:themeColor="text1" w:val="000000"/>
     </w:rPr>
     <w:tblPr>
@@ -8896,6 +9275,7 @@
     </w:tblPr>
     <w:tblStylePr w:type="firstRow">
       <w:rPr>
+        <w:rFonts w:eastAsia="黑体"/>
         <w:sz w:val="24"/>
         <w:szCs w:val="24"/>
       </w:rPr>
@@ -9002,7 +9382,7 @@
       <w:spacing w:after="0" w:line="240" w:lineRule="auto"/>
     </w:pPr>
     <w:rPr>
-      <w:rFonts w:asciiTheme="majorHAnsi" w:cstheme="majorBidi" w:eastAsiaTheme="majorEastAsia" w:hAnsiTheme="majorHAnsi"/>
+      <w:rFonts w:asciiTheme="majorHAnsi" w:cstheme="majorBidi" w:hAnsiTheme="majorHAnsi" w:eastAsia="黑体"/>
       <w:color w:themeColor="text1" w:val="000000"/>
     </w:rPr>
     <w:tblPr>
@@ -9024,6 +9404,7 @@
     </w:tblPr>
     <w:tblStylePr w:type="firstRow">
       <w:rPr>
+        <w:rFonts w:eastAsia="黑体"/>
         <w:sz w:val="24"/>
         <w:szCs w:val="24"/>
       </w:rPr>
@@ -9130,7 +9511,7 @@
       <w:spacing w:after="0" w:line="240" w:lineRule="auto"/>
     </w:pPr>
     <w:rPr>
-      <w:rFonts w:asciiTheme="majorHAnsi" w:cstheme="majorBidi" w:eastAsiaTheme="majorEastAsia" w:hAnsiTheme="majorHAnsi"/>
+      <w:rFonts w:asciiTheme="majorHAnsi" w:cstheme="majorBidi" w:hAnsiTheme="majorHAnsi" w:eastAsia="黑体"/>
       <w:color w:themeColor="text1" w:val="000000"/>
     </w:rPr>
     <w:tblPr>
@@ -9152,6 +9533,7 @@
     </w:tblPr>
     <w:tblStylePr w:type="firstRow">
       <w:rPr>
+        <w:rFonts w:eastAsia="黑体"/>
         <w:sz w:val="24"/>
         <w:szCs w:val="24"/>
       </w:rPr>
@@ -9258,7 +9640,7 @@
       <w:spacing w:after="0" w:line="240" w:lineRule="auto"/>
     </w:pPr>
     <w:rPr>
-      <w:rFonts w:asciiTheme="majorHAnsi" w:cstheme="majorBidi" w:eastAsiaTheme="majorEastAsia" w:hAnsiTheme="majorHAnsi"/>
+      <w:rFonts w:asciiTheme="majorHAnsi" w:cstheme="majorBidi" w:hAnsiTheme="majorHAnsi" w:eastAsia="黑体"/>
       <w:color w:themeColor="text1" w:val="000000"/>
     </w:rPr>
     <w:tblPr>
@@ -9280,6 +9662,7 @@
     </w:tblPr>
     <w:tblStylePr w:type="firstRow">
       <w:rPr>
+        <w:rFonts w:eastAsia="黑体"/>
         <w:sz w:val="24"/>
         <w:szCs w:val="24"/>
       </w:rPr>
@@ -9409,12 +9792,14 @@
     </w:tcPr>
     <w:tblStylePr w:type="firstRow">
       <w:rPr>
+        <w:rFonts w:eastAsia="黑体"/>
         <w:b/>
         <w:bCs/>
       </w:rPr>
     </w:tblStylePr>
     <w:tblStylePr w:type="lastRow">
       <w:rPr>
+        <w:rFonts w:eastAsia="黑体"/>
         <w:b/>
         <w:bCs/>
       </w:rPr>
@@ -9427,12 +9812,14 @@
     </w:tblStylePr>
     <w:tblStylePr w:type="firstCol">
       <w:rPr>
+        <w:rFonts w:eastAsia="黑体"/>
         <w:b/>
         <w:bCs/>
       </w:rPr>
     </w:tblStylePr>
     <w:tblStylePr w:type="lastCol">
       <w:rPr>
+        <w:rFonts w:eastAsia="黑体"/>
         <w:b/>
         <w:bCs/>
       </w:rPr>
@@ -9482,12 +9869,14 @@
     </w:tcPr>
     <w:tblStylePr w:type="firstRow">
       <w:rPr>
+        <w:rFonts w:eastAsia="黑体"/>
         <w:b/>
         <w:bCs/>
       </w:rPr>
     </w:tblStylePr>
     <w:tblStylePr w:type="lastRow">
       <w:rPr>
+        <w:rFonts w:eastAsia="黑体"/>
         <w:b/>
         <w:bCs/>
       </w:rPr>
@@ -9500,12 +9889,14 @@
     </w:tblStylePr>
     <w:tblStylePr w:type="firstCol">
       <w:rPr>
+        <w:rFonts w:eastAsia="黑体"/>
         <w:b/>
         <w:bCs/>
       </w:rPr>
     </w:tblStylePr>
     <w:tblStylePr w:type="lastCol">
       <w:rPr>
+        <w:rFonts w:eastAsia="黑体"/>
         <w:b/>
         <w:bCs/>
       </w:rPr>
@@ -9555,12 +9946,14 @@
     </w:tcPr>
     <w:tblStylePr w:type="firstRow">
       <w:rPr>
+        <w:rFonts w:eastAsia="黑体"/>
         <w:b/>
         <w:bCs/>
       </w:rPr>
     </w:tblStylePr>
     <w:tblStylePr w:type="lastRow">
       <w:rPr>
+        <w:rFonts w:eastAsia="黑体"/>
         <w:b/>
         <w:bCs/>
       </w:rPr>
@@ -9573,12 +9966,14 @@
     </w:tblStylePr>
     <w:tblStylePr w:type="firstCol">
       <w:rPr>
+        <w:rFonts w:eastAsia="黑体"/>
         <w:b/>
         <w:bCs/>
       </w:rPr>
     </w:tblStylePr>
     <w:tblStylePr w:type="lastCol">
       <w:rPr>
+        <w:rFonts w:eastAsia="黑体"/>
         <w:b/>
         <w:bCs/>
       </w:rPr>
@@ -9628,12 +10023,14 @@
     </w:tcPr>
     <w:tblStylePr w:type="firstRow">
       <w:rPr>
+        <w:rFonts w:eastAsia="黑体"/>
         <w:b/>
         <w:bCs/>
       </w:rPr>
     </w:tblStylePr>
     <w:tblStylePr w:type="lastRow">
       <w:rPr>
+        <w:rFonts w:eastAsia="黑体"/>
         <w:b/>
         <w:bCs/>
       </w:rPr>
@@ -9646,12 +10043,14 @@
     </w:tblStylePr>
     <w:tblStylePr w:type="firstCol">
       <w:rPr>
+        <w:rFonts w:eastAsia="黑体"/>
         <w:b/>
         <w:bCs/>
       </w:rPr>
     </w:tblStylePr>
     <w:tblStylePr w:type="lastCol">
       <w:rPr>
+        <w:rFonts w:eastAsia="黑体"/>
         <w:b/>
         <w:bCs/>
       </w:rPr>
@@ -9701,12 +10100,14 @@
     </w:tcPr>
     <w:tblStylePr w:type="firstRow">
       <w:rPr>
+        <w:rFonts w:eastAsia="黑体"/>
         <w:b/>
         <w:bCs/>
       </w:rPr>
     </w:tblStylePr>
     <w:tblStylePr w:type="lastRow">
       <w:rPr>
+        <w:rFonts w:eastAsia="黑体"/>
         <w:b/>
         <w:bCs/>
       </w:rPr>
@@ -9719,12 +10120,14 @@
     </w:tblStylePr>
     <w:tblStylePr w:type="firstCol">
       <w:rPr>
+        <w:rFonts w:eastAsia="黑体"/>
         <w:b/>
         <w:bCs/>
       </w:rPr>
     </w:tblStylePr>
     <w:tblStylePr w:type="lastCol">
       <w:rPr>
+        <w:rFonts w:eastAsia="黑体"/>
         <w:b/>
         <w:bCs/>
       </w:rPr>
@@ -9774,12 +10177,14 @@
     </w:tcPr>
     <w:tblStylePr w:type="firstRow">
       <w:rPr>
+        <w:rFonts w:eastAsia="黑体"/>
         <w:b/>
         <w:bCs/>
       </w:rPr>
     </w:tblStylePr>
     <w:tblStylePr w:type="lastRow">
       <w:rPr>
+        <w:rFonts w:eastAsia="黑体"/>
         <w:b/>
         <w:bCs/>
       </w:rPr>
@@ -9792,12 +10197,14 @@
     </w:tblStylePr>
     <w:tblStylePr w:type="firstCol">
       <w:rPr>
+        <w:rFonts w:eastAsia="黑体"/>
         <w:b/>
         <w:bCs/>
       </w:rPr>
     </w:tblStylePr>
     <w:tblStylePr w:type="lastCol">
       <w:rPr>
+        <w:rFonts w:eastAsia="黑体"/>
         <w:b/>
         <w:bCs/>
       </w:rPr>
@@ -9847,12 +10254,14 @@
     </w:tcPr>
     <w:tblStylePr w:type="firstRow">
       <w:rPr>
+        <w:rFonts w:eastAsia="黑体"/>
         <w:b/>
         <w:bCs/>
       </w:rPr>
     </w:tblStylePr>
     <w:tblStylePr w:type="lastRow">
       <w:rPr>
+        <w:rFonts w:eastAsia="黑体"/>
         <w:b/>
         <w:bCs/>
       </w:rPr>
@@ -9865,12 +10274,14 @@
     </w:tblStylePr>
     <w:tblStylePr w:type="firstCol">
       <w:rPr>
+        <w:rFonts w:eastAsia="黑体"/>
         <w:b/>
         <w:bCs/>
       </w:rPr>
     </w:tblStylePr>
     <w:tblStylePr w:type="lastCol">
       <w:rPr>
+        <w:rFonts w:eastAsia="黑体"/>
         <w:b/>
         <w:bCs/>
       </w:rPr>
@@ -9897,7 +10308,7 @@
       <w:spacing w:after="0" w:line="240" w:lineRule="auto"/>
     </w:pPr>
     <w:rPr>
-      <w:rFonts w:asciiTheme="majorHAnsi" w:cstheme="majorBidi" w:eastAsiaTheme="majorEastAsia" w:hAnsiTheme="majorHAnsi"/>
+      <w:rFonts w:asciiTheme="majorHAnsi" w:cstheme="majorBidi" w:hAnsiTheme="majorHAnsi" w:eastAsia="黑体"/>
       <w:color w:themeColor="text1" w:val="000000"/>
     </w:rPr>
     <w:tblPr>
@@ -9924,6 +10335,7 @@
     </w:tcPr>
     <w:tblStylePr w:type="firstRow">
       <w:rPr>
+        <w:rFonts w:eastAsia="黑体"/>
         <w:b/>
         <w:bCs/>
         <w:color w:themeColor="text1" w:val="000000"/>
@@ -9935,6 +10347,7 @@
     </w:tblStylePr>
     <w:tblStylePr w:type="lastRow">
       <w:rPr>
+        <w:rFonts w:eastAsia="黑体"/>
         <w:b/>
         <w:bCs/>
         <w:color w:themeColor="text1" w:val="000000"/>
@@ -9954,6 +10367,7 @@
     </w:tblStylePr>
     <w:tblStylePr w:type="firstCol">
       <w:rPr>
+        <w:rFonts w:eastAsia="黑体"/>
         <w:b/>
         <w:bCs/>
         <w:color w:themeColor="text1" w:val="000000"/>
@@ -9973,6 +10387,7 @@
     </w:tblStylePr>
     <w:tblStylePr w:type="lastCol">
       <w:rPr>
+        <w:rFonts w:eastAsia="黑体"/>
         <w:b w:val="0"/>
         <w:bCs w:val="0"/>
         <w:color w:themeColor="text1" w:val="000000"/>
@@ -10022,7 +10437,7 @@
       <w:spacing w:after="0" w:line="240" w:lineRule="auto"/>
     </w:pPr>
     <w:rPr>
-      <w:rFonts w:asciiTheme="majorHAnsi" w:cstheme="majorBidi" w:eastAsiaTheme="majorEastAsia" w:hAnsiTheme="majorHAnsi"/>
+      <w:rFonts w:asciiTheme="majorHAnsi" w:cstheme="majorBidi" w:hAnsiTheme="majorHAnsi" w:eastAsia="黑体"/>
       <w:color w:themeColor="text1" w:val="000000"/>
     </w:rPr>
     <w:tblPr>
@@ -10049,6 +10464,7 @@
     </w:tcPr>
     <w:tblStylePr w:type="firstRow">
       <w:rPr>
+        <w:rFonts w:eastAsia="黑体"/>
         <w:b/>
         <w:bCs/>
         <w:color w:themeColor="text1" w:val="000000"/>
@@ -10060,6 +10476,7 @@
     </w:tblStylePr>
     <w:tblStylePr w:type="lastRow">
       <w:rPr>
+        <w:rFonts w:eastAsia="黑体"/>
         <w:b/>
         <w:bCs/>
         <w:color w:themeColor="text1" w:val="000000"/>
@@ -10079,6 +10496,7 @@
     </w:tblStylePr>
     <w:tblStylePr w:type="firstCol">
       <w:rPr>
+        <w:rFonts w:eastAsia="黑体"/>
         <w:b/>
         <w:bCs/>
         <w:color w:themeColor="text1" w:val="000000"/>
@@ -10098,6 +10516,7 @@
     </w:tblStylePr>
     <w:tblStylePr w:type="lastCol">
       <w:rPr>
+        <w:rFonts w:eastAsia="黑体"/>
         <w:b w:val="0"/>
         <w:bCs w:val="0"/>
         <w:color w:themeColor="text1" w:val="000000"/>
@@ -10147,7 +10566,7 @@
       <w:spacing w:after="0" w:line="240" w:lineRule="auto"/>
     </w:pPr>
     <w:rPr>
-      <w:rFonts w:asciiTheme="majorHAnsi" w:cstheme="majorBidi" w:eastAsiaTheme="majorEastAsia" w:hAnsiTheme="majorHAnsi"/>
+      <w:rFonts w:asciiTheme="majorHAnsi" w:cstheme="majorBidi" w:hAnsiTheme="majorHAnsi" w:eastAsia="黑体"/>
       <w:color w:themeColor="text1" w:val="000000"/>
     </w:rPr>
     <w:tblPr>
@@ -10174,6 +10593,7 @@
     </w:tcPr>
     <w:tblStylePr w:type="firstRow">
       <w:rPr>
+        <w:rFonts w:eastAsia="黑体"/>
         <w:b/>
         <w:bCs/>
         <w:color w:themeColor="text1" w:val="000000"/>
@@ -10185,6 +10605,7 @@
     </w:tblStylePr>
     <w:tblStylePr w:type="lastRow">
       <w:rPr>
+        <w:rFonts w:eastAsia="黑体"/>
         <w:b/>
         <w:bCs/>
         <w:color w:themeColor="text1" w:val="000000"/>
@@ -10204,6 +10625,7 @@
     </w:tblStylePr>
     <w:tblStylePr w:type="firstCol">
       <w:rPr>
+        <w:rFonts w:eastAsia="黑体"/>
         <w:b/>
         <w:bCs/>
         <w:color w:themeColor="text1" w:val="000000"/>
@@ -10223,6 +10645,7 @@
     </w:tblStylePr>
     <w:tblStylePr w:type="lastCol">
       <w:rPr>
+        <w:rFonts w:eastAsia="黑体"/>
         <w:b w:val="0"/>
         <w:bCs w:val="0"/>
         <w:color w:themeColor="text1" w:val="000000"/>
@@ -10272,7 +10695,7 @@
       <w:spacing w:after="0" w:line="240" w:lineRule="auto"/>
     </w:pPr>
     <w:rPr>
-      <w:rFonts w:asciiTheme="majorHAnsi" w:cstheme="majorBidi" w:eastAsiaTheme="majorEastAsia" w:hAnsiTheme="majorHAnsi"/>
+      <w:rFonts w:asciiTheme="majorHAnsi" w:cstheme="majorBidi" w:hAnsiTheme="majorHAnsi" w:eastAsia="黑体"/>
       <w:color w:themeColor="text1" w:val="000000"/>
     </w:rPr>
     <w:tblPr>
@@ -10299,6 +10722,7 @@
     </w:tcPr>
     <w:tblStylePr w:type="firstRow">
       <w:rPr>
+        <w:rFonts w:eastAsia="黑体"/>
         <w:b/>
         <w:bCs/>
         <w:color w:themeColor="text1" w:val="000000"/>
@@ -10310,6 +10734,7 @@
     </w:tblStylePr>
     <w:tblStylePr w:type="lastRow">
       <w:rPr>
+        <w:rFonts w:eastAsia="黑体"/>
         <w:b/>
         <w:bCs/>
         <w:color w:themeColor="text1" w:val="000000"/>
@@ -10329,6 +10754,7 @@
     </w:tblStylePr>
     <w:tblStylePr w:type="firstCol">
       <w:rPr>
+        <w:rFonts w:eastAsia="黑体"/>
         <w:b/>
         <w:bCs/>
         <w:color w:themeColor="text1" w:val="000000"/>
@@ -10348,6 +10774,7 @@
     </w:tblStylePr>
     <w:tblStylePr w:type="lastCol">
       <w:rPr>
+        <w:rFonts w:eastAsia="黑体"/>
         <w:b w:val="0"/>
         <w:bCs w:val="0"/>
         <w:color w:themeColor="text1" w:val="000000"/>
@@ -10397,7 +10824,7 @@
       <w:spacing w:after="0" w:line="240" w:lineRule="auto"/>
     </w:pPr>
     <w:rPr>
-      <w:rFonts w:asciiTheme="majorHAnsi" w:cstheme="majorBidi" w:eastAsiaTheme="majorEastAsia" w:hAnsiTheme="majorHAnsi"/>
+      <w:rFonts w:asciiTheme="majorHAnsi" w:cstheme="majorBidi" w:hAnsiTheme="majorHAnsi" w:eastAsia="黑体"/>
       <w:color w:themeColor="text1" w:val="000000"/>
     </w:rPr>
     <w:tblPr>
@@ -10424,6 +10851,7 @@
     </w:tcPr>
     <w:tblStylePr w:type="firstRow">
       <w:rPr>
+        <w:rFonts w:eastAsia="黑体"/>
         <w:b/>
         <w:bCs/>
         <w:color w:themeColor="text1" w:val="000000"/>
@@ -10435,6 +10863,7 @@
     </w:tblStylePr>
     <w:tblStylePr w:type="lastRow">
       <w:rPr>
+        <w:rFonts w:eastAsia="黑体"/>
         <w:b/>
         <w:bCs/>
         <w:color w:themeColor="text1" w:val="000000"/>
@@ -10454,6 +10883,7 @@
     </w:tblStylePr>
     <w:tblStylePr w:type="firstCol">
       <w:rPr>
+        <w:rFonts w:eastAsia="黑体"/>
         <w:b/>
         <w:bCs/>
         <w:color w:themeColor="text1" w:val="000000"/>
@@ -10473,6 +10903,7 @@
     </w:tblStylePr>
     <w:tblStylePr w:type="lastCol">
       <w:rPr>
+        <w:rFonts w:eastAsia="黑体"/>
         <w:b w:val="0"/>
         <w:bCs w:val="0"/>
         <w:color w:themeColor="text1" w:val="000000"/>
@@ -10522,7 +10953,7 @@
       <w:spacing w:after="0" w:line="240" w:lineRule="auto"/>
     </w:pPr>
     <w:rPr>
-      <w:rFonts w:asciiTheme="majorHAnsi" w:cstheme="majorBidi" w:eastAsiaTheme="majorEastAsia" w:hAnsiTheme="majorHAnsi"/>
+      <w:rFonts w:asciiTheme="majorHAnsi" w:cstheme="majorBidi" w:hAnsiTheme="majorHAnsi" w:eastAsia="黑体"/>
       <w:color w:themeColor="text1" w:val="000000"/>
     </w:rPr>
     <w:tblPr>
@@ -10549,6 +10980,7 @@
     </w:tcPr>
     <w:tblStylePr w:type="firstRow">
       <w:rPr>
+        <w:rFonts w:eastAsia="黑体"/>
         <w:b/>
         <w:bCs/>
         <w:color w:themeColor="text1" w:val="000000"/>
@@ -10560,6 +10992,7 @@
     </w:tblStylePr>
     <w:tblStylePr w:type="lastRow">
       <w:rPr>
+        <w:rFonts w:eastAsia="黑体"/>
         <w:b/>
         <w:bCs/>
         <w:color w:themeColor="text1" w:val="000000"/>
@@ -10579,6 +11012,7 @@
     </w:tblStylePr>
     <w:tblStylePr w:type="firstCol">
       <w:rPr>
+        <w:rFonts w:eastAsia="黑体"/>
         <w:b/>
         <w:bCs/>
         <w:color w:themeColor="text1" w:val="000000"/>
@@ -10598,6 +11032,7 @@
     </w:tblStylePr>
     <w:tblStylePr w:type="lastCol">
       <w:rPr>
+        <w:rFonts w:eastAsia="黑体"/>
         <w:b w:val="0"/>
         <w:bCs w:val="0"/>
         <w:color w:themeColor="text1" w:val="000000"/>
@@ -10647,7 +11082,7 @@
       <w:spacing w:after="0" w:line="240" w:lineRule="auto"/>
     </w:pPr>
     <w:rPr>
-      <w:rFonts w:asciiTheme="majorHAnsi" w:cstheme="majorBidi" w:eastAsiaTheme="majorEastAsia" w:hAnsiTheme="majorHAnsi"/>
+      <w:rFonts w:asciiTheme="majorHAnsi" w:cstheme="majorBidi" w:hAnsiTheme="majorHAnsi" w:eastAsia="黑体"/>
       <w:color w:themeColor="text1" w:val="000000"/>
     </w:rPr>
     <w:tblPr>
@@ -10674,6 +11109,7 @@
     </w:tcPr>
     <w:tblStylePr w:type="firstRow">
       <w:rPr>
+        <w:rFonts w:eastAsia="黑体"/>
         <w:b/>
         <w:bCs/>
         <w:color w:themeColor="text1" w:val="000000"/>
@@ -10685,6 +11121,7 @@
     </w:tblStylePr>
     <w:tblStylePr w:type="lastRow">
       <w:rPr>
+        <w:rFonts w:eastAsia="黑体"/>
         <w:b/>
         <w:bCs/>
         <w:color w:themeColor="text1" w:val="000000"/>
@@ -10704,6 +11141,7 @@
     </w:tblStylePr>
     <w:tblStylePr w:type="firstCol">
       <w:rPr>
+        <w:rFonts w:eastAsia="黑体"/>
         <w:b/>
         <w:bCs/>
         <w:color w:themeColor="text1" w:val="000000"/>
@@ -10723,6 +11161,7 @@
     </w:tblStylePr>
     <w:tblStylePr w:type="lastCol">
       <w:rPr>
+        <w:rFonts w:eastAsia="黑体"/>
         <w:b w:val="0"/>
         <w:bCs w:val="0"/>
         <w:color w:themeColor="text1" w:val="000000"/>
@@ -10795,6 +11234,7 @@
     </w:tcPr>
     <w:tblStylePr w:type="firstRow">
       <w:rPr>
+        <w:rFonts w:eastAsia="黑体"/>
         <w:b/>
         <w:bCs/>
         <w:i w:val="0"/>
@@ -10816,6 +11256,7 @@
     </w:tblStylePr>
     <w:tblStylePr w:type="lastRow">
       <w:rPr>
+        <w:rFonts w:eastAsia="黑体"/>
         <w:b/>
         <w:bCs/>
         <w:i w:val="0"/>
@@ -10837,6 +11278,7 @@
     </w:tblStylePr>
     <w:tblStylePr w:type="firstCol">
       <w:rPr>
+        <w:rFonts w:eastAsia="黑体"/>
         <w:b/>
         <w:bCs/>
         <w:i w:val="0"/>
@@ -10856,6 +11298,7 @@
     </w:tblStylePr>
     <w:tblStylePr w:type="lastCol">
       <w:rPr>
+        <w:rFonts w:eastAsia="黑体"/>
         <w:b/>
         <w:bCs/>
         <w:i w:val="0"/>
@@ -10936,6 +11379,7 @@
     </w:tcPr>
     <w:tblStylePr w:type="firstRow">
       <w:rPr>
+        <w:rFonts w:eastAsia="黑体"/>
         <w:b/>
         <w:bCs/>
         <w:i w:val="0"/>
@@ -10957,6 +11401,7 @@
     </w:tblStylePr>
     <w:tblStylePr w:type="lastRow">
       <w:rPr>
+        <w:rFonts w:eastAsia="黑体"/>
         <w:b/>
         <w:bCs/>
         <w:i w:val="0"/>
@@ -10978,6 +11423,7 @@
     </w:tblStylePr>
     <w:tblStylePr w:type="firstCol">
       <w:rPr>
+        <w:rFonts w:eastAsia="黑体"/>
         <w:b/>
         <w:bCs/>
         <w:i w:val="0"/>
@@ -10997,6 +11443,7 @@
     </w:tblStylePr>
     <w:tblStylePr w:type="lastCol">
       <w:rPr>
+        <w:rFonts w:eastAsia="黑体"/>
         <w:b/>
         <w:bCs/>
         <w:i w:val="0"/>
@@ -11077,6 +11524,7 @@
     </w:tcPr>
     <w:tblStylePr w:type="firstRow">
       <w:rPr>
+        <w:rFonts w:eastAsia="黑体"/>
         <w:b/>
         <w:bCs/>
         <w:i w:val="0"/>
@@ -11098,6 +11546,7 @@
     </w:tblStylePr>
     <w:tblStylePr w:type="lastRow">
       <w:rPr>
+        <w:rFonts w:eastAsia="黑体"/>
         <w:b/>
         <w:bCs/>
         <w:i w:val="0"/>
@@ -11119,6 +11568,7 @@
     </w:tblStylePr>
     <w:tblStylePr w:type="firstCol">
       <w:rPr>
+        <w:rFonts w:eastAsia="黑体"/>
         <w:b/>
         <w:bCs/>
         <w:i w:val="0"/>
@@ -11138,6 +11588,7 @@
     </w:tblStylePr>
     <w:tblStylePr w:type="lastCol">
       <w:rPr>
+        <w:rFonts w:eastAsia="黑体"/>
         <w:b/>
         <w:bCs/>
         <w:i w:val="0"/>
@@ -11218,6 +11669,7 @@
     </w:tcPr>
     <w:tblStylePr w:type="firstRow">
       <w:rPr>
+        <w:rFonts w:eastAsia="黑体"/>
         <w:b/>
         <w:bCs/>
         <w:i w:val="0"/>
@@ -11239,6 +11691,7 @@
     </w:tblStylePr>
     <w:tblStylePr w:type="lastRow">
       <w:rPr>
+        <w:rFonts w:eastAsia="黑体"/>
         <w:b/>
         <w:bCs/>
         <w:i w:val="0"/>
@@ -11260,6 +11713,7 @@
     </w:tblStylePr>
     <w:tblStylePr w:type="firstCol">
       <w:rPr>
+        <w:rFonts w:eastAsia="黑体"/>
         <w:b/>
         <w:bCs/>
         <w:i w:val="0"/>
@@ -11279,6 +11733,7 @@
     </w:tblStylePr>
     <w:tblStylePr w:type="lastCol">
       <w:rPr>
+        <w:rFonts w:eastAsia="黑体"/>
         <w:b/>
         <w:bCs/>
         <w:i w:val="0"/>
@@ -11359,6 +11814,7 @@
     </w:tcPr>
     <w:tblStylePr w:type="firstRow">
       <w:rPr>
+        <w:rFonts w:eastAsia="黑体"/>
         <w:b/>
         <w:bCs/>
         <w:i w:val="0"/>
@@ -11380,6 +11836,7 @@
     </w:tblStylePr>
     <w:tblStylePr w:type="lastRow">
       <w:rPr>
+        <w:rFonts w:eastAsia="黑体"/>
         <w:b/>
         <w:bCs/>
         <w:i w:val="0"/>
@@ -11401,6 +11858,7 @@
     </w:tblStylePr>
     <w:tblStylePr w:type="firstCol">
       <w:rPr>
+        <w:rFonts w:eastAsia="黑体"/>
         <w:b/>
         <w:bCs/>
         <w:i w:val="0"/>
@@ -11420,6 +11878,7 @@
     </w:tblStylePr>
     <w:tblStylePr w:type="lastCol">
       <w:rPr>
+        <w:rFonts w:eastAsia="黑体"/>
         <w:b/>
         <w:bCs/>
         <w:i w:val="0"/>
@@ -11500,6 +11959,7 @@
     </w:tcPr>
     <w:tblStylePr w:type="firstRow">
       <w:rPr>
+        <w:rFonts w:eastAsia="黑体"/>
         <w:b/>
         <w:bCs/>
         <w:i w:val="0"/>
@@ -11521,6 +11981,7 @@
     </w:tblStylePr>
     <w:tblStylePr w:type="lastRow">
       <w:rPr>
+        <w:rFonts w:eastAsia="黑体"/>
         <w:b/>
         <w:bCs/>
         <w:i w:val="0"/>
@@ -11542,6 +12003,7 @@
     </w:tblStylePr>
     <w:tblStylePr w:type="firstCol">
       <w:rPr>
+        <w:rFonts w:eastAsia="黑体"/>
         <w:b/>
         <w:bCs/>
         <w:i w:val="0"/>
@@ -11561,6 +12023,7 @@
     </w:tblStylePr>
     <w:tblStylePr w:type="lastCol">
       <w:rPr>
+        <w:rFonts w:eastAsia="黑体"/>
         <w:b/>
         <w:bCs/>
         <w:i w:val="0"/>
@@ -11641,6 +12104,7 @@
     </w:tcPr>
     <w:tblStylePr w:type="firstRow">
       <w:rPr>
+        <w:rFonts w:eastAsia="黑体"/>
         <w:b/>
         <w:bCs/>
         <w:i w:val="0"/>
@@ -11662,6 +12126,7 @@
     </w:tblStylePr>
     <w:tblStylePr w:type="lastRow">
       <w:rPr>
+        <w:rFonts w:eastAsia="黑体"/>
         <w:b/>
         <w:bCs/>
         <w:i w:val="0"/>
@@ -11683,6 +12148,7 @@
     </w:tblStylePr>
     <w:tblStylePr w:type="firstCol">
       <w:rPr>
+        <w:rFonts w:eastAsia="黑体"/>
         <w:b/>
         <w:bCs/>
         <w:i w:val="0"/>
@@ -11702,6 +12168,7 @@
     </w:tblStylePr>
     <w:tblStylePr w:type="lastCol">
       <w:rPr>
+        <w:rFonts w:eastAsia="黑体"/>
         <w:b/>
         <w:bCs/>
         <w:i w:val="0"/>
@@ -11759,6 +12226,7 @@
       <w:spacing w:after="0" w:line="240" w:lineRule="auto"/>
     </w:pPr>
     <w:rPr>
+      <w:rFonts w:eastAsia="黑体"/>
       <w:color w:themeColor="background1" w:val="FFFFFF"/>
     </w:rPr>
     <w:tblPr>
@@ -11777,6 +12245,7 @@
     </w:tcPr>
     <w:tblStylePr w:type="firstRow">
       <w:rPr>
+        <w:rFonts w:eastAsia="黑体"/>
         <w:b/>
         <w:bCs/>
       </w:rPr>
@@ -11873,6 +12342,7 @@
       <w:spacing w:after="0" w:line="240" w:lineRule="auto"/>
     </w:pPr>
     <w:rPr>
+      <w:rFonts w:eastAsia="黑体"/>
       <w:color w:themeColor="background1" w:val="FFFFFF"/>
     </w:rPr>
     <w:tblPr>
@@ -11891,6 +12361,7 @@
     </w:tcPr>
     <w:tblStylePr w:type="firstRow">
       <w:rPr>
+        <w:rFonts w:eastAsia="黑体"/>
         <w:b/>
         <w:bCs/>
       </w:rPr>
@@ -11987,6 +12458,7 @@
       <w:spacing w:after="0" w:line="240" w:lineRule="auto"/>
     </w:pPr>
     <w:rPr>
+      <w:rFonts w:eastAsia="黑体"/>
       <w:color w:themeColor="background1" w:val="FFFFFF"/>
     </w:rPr>
     <w:tblPr>
@@ -12005,6 +12477,7 @@
     </w:tcPr>
     <w:tblStylePr w:type="firstRow">
       <w:rPr>
+        <w:rFonts w:eastAsia="黑体"/>
         <w:b/>
         <w:bCs/>
       </w:rPr>
@@ -12101,6 +12574,7 @@
       <w:spacing w:after="0" w:line="240" w:lineRule="auto"/>
     </w:pPr>
     <w:rPr>
+      <w:rFonts w:eastAsia="黑体"/>
       <w:color w:themeColor="background1" w:val="FFFFFF"/>
     </w:rPr>
     <w:tblPr>
@@ -12119,6 +12593,7 @@
     </w:tcPr>
     <w:tblStylePr w:type="firstRow">
       <w:rPr>
+        <w:rFonts w:eastAsia="黑体"/>
         <w:b/>
         <w:bCs/>
       </w:rPr>
@@ -12215,6 +12690,7 @@
       <w:spacing w:after="0" w:line="240" w:lineRule="auto"/>
     </w:pPr>
     <w:rPr>
+      <w:rFonts w:eastAsia="黑体"/>
       <w:color w:themeColor="background1" w:val="FFFFFF"/>
     </w:rPr>
     <w:tblPr>
@@ -12233,6 +12709,7 @@
     </w:tcPr>
     <w:tblStylePr w:type="firstRow">
       <w:rPr>
+        <w:rFonts w:eastAsia="黑体"/>
         <w:b/>
         <w:bCs/>
       </w:rPr>
@@ -12329,6 +12806,7 @@
       <w:spacing w:after="0" w:line="240" w:lineRule="auto"/>
     </w:pPr>
     <w:rPr>
+      <w:rFonts w:eastAsia="黑体"/>
       <w:color w:themeColor="background1" w:val="FFFFFF"/>
     </w:rPr>
     <w:tblPr>
@@ -12347,6 +12825,7 @@
     </w:tcPr>
     <w:tblStylePr w:type="firstRow">
       <w:rPr>
+        <w:rFonts w:eastAsia="黑体"/>
         <w:b/>
         <w:bCs/>
       </w:rPr>
@@ -12443,6 +12922,7 @@
       <w:spacing w:after="0" w:line="240" w:lineRule="auto"/>
     </w:pPr>
     <w:rPr>
+      <w:rFonts w:eastAsia="黑体"/>
       <w:color w:themeColor="background1" w:val="FFFFFF"/>
     </w:rPr>
     <w:tblPr>
@@ -12461,6 +12941,7 @@
     </w:tcPr>
     <w:tblStylePr w:type="firstRow">
       <w:rPr>
+        <w:rFonts w:eastAsia="黑体"/>
         <w:b/>
         <w:bCs/>
       </w:rPr>
@@ -12557,6 +13038,7 @@
       <w:spacing w:after="0" w:line="240" w:lineRule="auto"/>
     </w:pPr>
     <w:rPr>
+      <w:rFonts w:eastAsia="黑体"/>
       <w:color w:themeColor="text1" w:val="000000"/>
     </w:rPr>
     <w:tblPr>
@@ -12583,6 +13065,7 @@
     </w:tcPr>
     <w:tblStylePr w:type="firstRow">
       <w:rPr>
+        <w:rFonts w:eastAsia="黑体"/>
         <w:b/>
         <w:bCs/>
       </w:rPr>
@@ -12601,6 +13084,7 @@
     </w:tblStylePr>
     <w:tblStylePr w:type="lastRow">
       <w:rPr>
+        <w:rFonts w:eastAsia="黑体"/>
         <w:b/>
         <w:bCs/>
         <w:color w:themeColor="background1" w:val="FFFFFF"/>
@@ -12615,6 +13099,7 @@
     </w:tblStylePr>
     <w:tblStylePr w:type="firstCol">
       <w:rPr>
+        <w:rFonts w:eastAsia="黑体"/>
         <w:color w:themeColor="background1" w:val="FFFFFF"/>
       </w:rPr>
       <w:tblPr/>
@@ -12632,6 +13117,7 @@
     </w:tblStylePr>
     <w:tblStylePr w:type="lastCol">
       <w:rPr>
+        <w:rFonts w:eastAsia="黑体"/>
         <w:color w:themeColor="background1" w:val="FFFFFF"/>
       </w:rPr>
       <w:tblPr/>
@@ -12661,11 +13147,13 @@
     </w:tblStylePr>
     <w:tblStylePr w:type="neCell">
       <w:rPr>
+        <w:rFonts w:eastAsia="黑体"/>
         <w:color w:themeColor="text1" w:val="000000"/>
       </w:rPr>
     </w:tblStylePr>
     <w:tblStylePr w:type="nwCell">
       <w:rPr>
+        <w:rFonts w:eastAsia="黑体"/>
         <w:color w:themeColor="text1" w:val="000000"/>
       </w:rPr>
     </w:tblStylePr>
@@ -12679,6 +13167,7 @@
       <w:spacing w:after="0" w:line="240" w:lineRule="auto"/>
     </w:pPr>
     <w:rPr>
+      <w:rFonts w:eastAsia="黑体"/>
       <w:color w:themeColor="text1" w:val="000000"/>
     </w:rPr>
     <w:tblPr>
@@ -12705,6 +13194,7 @@
     </w:tcPr>
     <w:tblStylePr w:type="firstRow">
       <w:rPr>
+        <w:rFonts w:eastAsia="黑体"/>
         <w:b/>
         <w:bCs/>
       </w:rPr>
@@ -12723,6 +13213,7 @@
     </w:tblStylePr>
     <w:tblStylePr w:type="lastRow">
       <w:rPr>
+        <w:rFonts w:eastAsia="黑体"/>
         <w:b/>
         <w:bCs/>
         <w:color w:themeColor="background1" w:val="FFFFFF"/>
@@ -12737,6 +13228,7 @@
     </w:tblStylePr>
     <w:tblStylePr w:type="firstCol">
       <w:rPr>
+        <w:rFonts w:eastAsia="黑体"/>
         <w:color w:themeColor="background1" w:val="FFFFFF"/>
       </w:rPr>
       <w:tblPr/>
@@ -12754,6 +13246,7 @@
     </w:tblStylePr>
     <w:tblStylePr w:type="lastCol">
       <w:rPr>
+        <w:rFonts w:eastAsia="黑体"/>
         <w:color w:themeColor="background1" w:val="FFFFFF"/>
       </w:rPr>
       <w:tblPr/>
@@ -12783,11 +13276,13 @@
     </w:tblStylePr>
     <w:tblStylePr w:type="neCell">
       <w:rPr>
+        <w:rFonts w:eastAsia="黑体"/>
         <w:color w:themeColor="text1" w:val="000000"/>
       </w:rPr>
     </w:tblStylePr>
     <w:tblStylePr w:type="nwCell">
       <w:rPr>
+        <w:rFonts w:eastAsia="黑体"/>
         <w:color w:themeColor="text1" w:val="000000"/>
       </w:rPr>
     </w:tblStylePr>
@@ -12801,6 +13296,7 @@
       <w:spacing w:after="0" w:line="240" w:lineRule="auto"/>
     </w:pPr>
     <w:rPr>
+      <w:rFonts w:eastAsia="黑体"/>
       <w:color w:themeColor="text1" w:val="000000"/>
     </w:rPr>
     <w:tblPr>
@@ -12827,6 +13323,7 @@
     </w:tcPr>
     <w:tblStylePr w:type="firstRow">
       <w:rPr>
+        <w:rFonts w:eastAsia="黑体"/>
         <w:b/>
         <w:bCs/>
       </w:rPr>
@@ -12845,6 +13342,7 @@
     </w:tblStylePr>
     <w:tblStylePr w:type="lastRow">
       <w:rPr>
+        <w:rFonts w:eastAsia="黑体"/>
         <w:b/>
         <w:bCs/>
         <w:color w:themeColor="background1" w:val="FFFFFF"/>
@@ -12859,6 +13357,7 @@
     </w:tblStylePr>
     <w:tblStylePr w:type="firstCol">
       <w:rPr>
+        <w:rFonts w:eastAsia="黑体"/>
         <w:color w:themeColor="background1" w:val="FFFFFF"/>
       </w:rPr>
       <w:tblPr/>
@@ -12876,6 +13375,7 @@
     </w:tblStylePr>
     <w:tblStylePr w:type="lastCol">
       <w:rPr>
+        <w:rFonts w:eastAsia="黑体"/>
         <w:color w:themeColor="background1" w:val="FFFFFF"/>
       </w:rPr>
       <w:tblPr/>
@@ -12905,11 +13405,13 @@
     </w:tblStylePr>
     <w:tblStylePr w:type="neCell">
       <w:rPr>
+        <w:rFonts w:eastAsia="黑体"/>
         <w:color w:themeColor="text1" w:val="000000"/>
       </w:rPr>
     </w:tblStylePr>
     <w:tblStylePr w:type="nwCell">
       <w:rPr>
+        <w:rFonts w:eastAsia="黑体"/>
         <w:color w:themeColor="text1" w:val="000000"/>
       </w:rPr>
     </w:tblStylePr>
@@ -12923,6 +13425,7 @@
       <w:spacing w:after="0" w:line="240" w:lineRule="auto"/>
     </w:pPr>
     <w:rPr>
+      <w:rFonts w:eastAsia="黑体"/>
       <w:color w:themeColor="text1" w:val="000000"/>
     </w:rPr>
     <w:tblPr>
@@ -12949,6 +13452,7 @@
     </w:tcPr>
     <w:tblStylePr w:type="firstRow">
       <w:rPr>
+        <w:rFonts w:eastAsia="黑体"/>
         <w:b/>
         <w:bCs/>
       </w:rPr>
@@ -12967,6 +13471,7 @@
     </w:tblStylePr>
     <w:tblStylePr w:type="lastRow">
       <w:rPr>
+        <w:rFonts w:eastAsia="黑体"/>
         <w:b/>
         <w:bCs/>
         <w:color w:themeColor="background1" w:val="FFFFFF"/>
@@ -12981,6 +13486,7 @@
     </w:tblStylePr>
     <w:tblStylePr w:type="firstCol">
       <w:rPr>
+        <w:rFonts w:eastAsia="黑体"/>
         <w:color w:themeColor="background1" w:val="FFFFFF"/>
       </w:rPr>
       <w:tblPr/>
@@ -12998,6 +13504,7 @@
     </w:tblStylePr>
     <w:tblStylePr w:type="lastCol">
       <w:rPr>
+        <w:rFonts w:eastAsia="黑体"/>
         <w:color w:themeColor="background1" w:val="FFFFFF"/>
       </w:rPr>
       <w:tblPr/>
@@ -13035,6 +13542,7 @@
       <w:spacing w:after="0" w:line="240" w:lineRule="auto"/>
     </w:pPr>
     <w:rPr>
+      <w:rFonts w:eastAsia="黑体"/>
       <w:color w:themeColor="text1" w:val="000000"/>
     </w:rPr>
     <w:tblPr>
@@ -13061,6 +13569,7 @@
     </w:tcPr>
     <w:tblStylePr w:type="firstRow">
       <w:rPr>
+        <w:rFonts w:eastAsia="黑体"/>
         <w:b/>
         <w:bCs/>
       </w:rPr>
@@ -13079,6 +13588,7 @@
     </w:tblStylePr>
     <w:tblStylePr w:type="lastRow">
       <w:rPr>
+        <w:rFonts w:eastAsia="黑体"/>
         <w:b/>
         <w:bCs/>
         <w:color w:themeColor="background1" w:val="FFFFFF"/>
@@ -13093,6 +13603,7 @@
     </w:tblStylePr>
     <w:tblStylePr w:type="firstCol">
       <w:rPr>
+        <w:rFonts w:eastAsia="黑体"/>
         <w:color w:themeColor="background1" w:val="FFFFFF"/>
       </w:rPr>
       <w:tblPr/>
@@ -13110,6 +13621,7 @@
     </w:tblStylePr>
     <w:tblStylePr w:type="lastCol">
       <w:rPr>
+        <w:rFonts w:eastAsia="黑体"/>
         <w:color w:themeColor="background1" w:val="FFFFFF"/>
       </w:rPr>
       <w:tblPr/>
@@ -13139,11 +13651,13 @@
     </w:tblStylePr>
     <w:tblStylePr w:type="neCell">
       <w:rPr>
+        <w:rFonts w:eastAsia="黑体"/>
         <w:color w:themeColor="text1" w:val="000000"/>
       </w:rPr>
     </w:tblStylePr>
     <w:tblStylePr w:type="nwCell">
       <w:rPr>
+        <w:rFonts w:eastAsia="黑体"/>
         <w:color w:themeColor="text1" w:val="000000"/>
       </w:rPr>
     </w:tblStylePr>
@@ -13157,6 +13671,7 @@
       <w:spacing w:after="0" w:line="240" w:lineRule="auto"/>
     </w:pPr>
     <w:rPr>
+      <w:rFonts w:eastAsia="黑体"/>
       <w:color w:themeColor="text1" w:val="000000"/>
     </w:rPr>
     <w:tblPr>
@@ -13183,6 +13698,7 @@
     </w:tcPr>
     <w:tblStylePr w:type="firstRow">
       <w:rPr>
+        <w:rFonts w:eastAsia="黑体"/>
         <w:b/>
         <w:bCs/>
       </w:rPr>
@@ -13201,6 +13717,7 @@
     </w:tblStylePr>
     <w:tblStylePr w:type="lastRow">
       <w:rPr>
+        <w:rFonts w:eastAsia="黑体"/>
         <w:b/>
         <w:bCs/>
         <w:color w:themeColor="background1" w:val="FFFFFF"/>
@@ -13215,6 +13732,7 @@
     </w:tblStylePr>
     <w:tblStylePr w:type="firstCol">
       <w:rPr>
+        <w:rFonts w:eastAsia="黑体"/>
         <w:color w:themeColor="background1" w:val="FFFFFF"/>
       </w:rPr>
       <w:tblPr/>
@@ -13232,6 +13750,7 @@
     </w:tblStylePr>
     <w:tblStylePr w:type="lastCol">
       <w:rPr>
+        <w:rFonts w:eastAsia="黑体"/>
         <w:color w:themeColor="background1" w:val="FFFFFF"/>
       </w:rPr>
       <w:tblPr/>
@@ -13261,11 +13780,13 @@
     </w:tblStylePr>
     <w:tblStylePr w:type="neCell">
       <w:rPr>
+        <w:rFonts w:eastAsia="黑体"/>
         <w:color w:themeColor="text1" w:val="000000"/>
       </w:rPr>
     </w:tblStylePr>
     <w:tblStylePr w:type="nwCell">
       <w:rPr>
+        <w:rFonts w:eastAsia="黑体"/>
         <w:color w:themeColor="text1" w:val="000000"/>
       </w:rPr>
     </w:tblStylePr>
@@ -13279,6 +13800,7 @@
       <w:spacing w:after="0" w:line="240" w:lineRule="auto"/>
     </w:pPr>
     <w:rPr>
+      <w:rFonts w:eastAsia="黑体"/>
       <w:color w:themeColor="text1" w:val="000000"/>
     </w:rPr>
     <w:tblPr>
@@ -13305,6 +13827,7 @@
     </w:tcPr>
     <w:tblStylePr w:type="firstRow">
       <w:rPr>
+        <w:rFonts w:eastAsia="黑体"/>
         <w:b/>
         <w:bCs/>
       </w:rPr>
@@ -13323,6 +13846,7 @@
     </w:tblStylePr>
     <w:tblStylePr w:type="lastRow">
       <w:rPr>
+        <w:rFonts w:eastAsia="黑体"/>
         <w:b/>
         <w:bCs/>
         <w:color w:themeColor="background1" w:val="FFFFFF"/>
@@ -13337,6 +13861,7 @@
     </w:tblStylePr>
     <w:tblStylePr w:type="firstCol">
       <w:rPr>
+        <w:rFonts w:eastAsia="黑体"/>
         <w:color w:themeColor="background1" w:val="FFFFFF"/>
       </w:rPr>
       <w:tblPr/>
@@ -13354,6 +13879,7 @@
     </w:tblStylePr>
     <w:tblStylePr w:type="lastCol">
       <w:rPr>
+        <w:rFonts w:eastAsia="黑体"/>
         <w:color w:themeColor="background1" w:val="FFFFFF"/>
       </w:rPr>
       <w:tblPr/>
@@ -13383,11 +13909,13 @@
     </w:tblStylePr>
     <w:tblStylePr w:type="neCell">
       <w:rPr>
+        <w:rFonts w:eastAsia="黑体"/>
         <w:color w:themeColor="text1" w:val="000000"/>
       </w:rPr>
     </w:tblStylePr>
     <w:tblStylePr w:type="nwCell">
       <w:rPr>
+        <w:rFonts w:eastAsia="黑体"/>
         <w:color w:themeColor="text1" w:val="000000"/>
       </w:rPr>
     </w:tblStylePr>
@@ -13401,6 +13929,7 @@
       <w:spacing w:after="0" w:line="240" w:lineRule="auto"/>
     </w:pPr>
     <w:rPr>
+      <w:rFonts w:eastAsia="黑体"/>
       <w:color w:themeColor="text1" w:val="000000"/>
     </w:rPr>
     <w:tblPr>
@@ -13419,6 +13948,7 @@
     </w:tcPr>
     <w:tblStylePr w:type="firstRow">
       <w:rPr>
+        <w:rFonts w:eastAsia="黑体"/>
         <w:b/>
         <w:bCs/>
         <w:color w:themeColor="background1" w:val="FFFFFF"/>
@@ -13433,6 +13963,7 @@
     </w:tblStylePr>
     <w:tblStylePr w:type="lastRow">
       <w:rPr>
+        <w:rFonts w:eastAsia="黑体"/>
         <w:b/>
         <w:bCs/>
         <w:color w:themeColor="accent2" w:themeShade="CC" w:val="9E3A38"/>
@@ -13447,12 +13978,14 @@
     </w:tblStylePr>
     <w:tblStylePr w:type="firstCol">
       <w:rPr>
+        <w:rFonts w:eastAsia="黑体"/>
         <w:b/>
         <w:bCs/>
       </w:rPr>
     </w:tblStylePr>
     <w:tblStylePr w:type="lastCol">
       <w:rPr>
+        <w:rFonts w:eastAsia="黑体"/>
         <w:b/>
         <w:bCs/>
       </w:rPr>
@@ -13487,6 +14020,7 @@
       <w:spacing w:after="0" w:line="240" w:lineRule="auto"/>
     </w:pPr>
     <w:rPr>
+      <w:rFonts w:eastAsia="黑体"/>
       <w:color w:themeColor="text1" w:val="000000"/>
     </w:rPr>
     <w:tblPr>
@@ -13505,6 +14039,7 @@
     </w:tcPr>
     <w:tblStylePr w:type="firstRow">
       <w:rPr>
+        <w:rFonts w:eastAsia="黑体"/>
         <w:b/>
         <w:bCs/>
         <w:color w:themeColor="background1" w:val="FFFFFF"/>
@@ -13519,6 +14054,7 @@
     </w:tblStylePr>
     <w:tblStylePr w:type="lastRow">
       <w:rPr>
+        <w:rFonts w:eastAsia="黑体"/>
         <w:b/>
         <w:bCs/>
         <w:color w:themeColor="accent2" w:themeShade="CC" w:val="9E3A38"/>
@@ -13533,12 +14069,14 @@
     </w:tblStylePr>
     <w:tblStylePr w:type="firstCol">
       <w:rPr>
+        <w:rFonts w:eastAsia="黑体"/>
         <w:b/>
         <w:bCs/>
       </w:rPr>
     </w:tblStylePr>
     <w:tblStylePr w:type="lastCol">
       <w:rPr>
+        <w:rFonts w:eastAsia="黑体"/>
         <w:b/>
         <w:bCs/>
       </w:rPr>
@@ -13573,6 +14111,7 @@
       <w:spacing w:after="0" w:line="240" w:lineRule="auto"/>
     </w:pPr>
     <w:rPr>
+      <w:rFonts w:eastAsia="黑体"/>
       <w:color w:themeColor="text1" w:val="000000"/>
     </w:rPr>
     <w:tblPr>
@@ -13591,6 +14130,7 @@
     </w:tcPr>
     <w:tblStylePr w:type="firstRow">
       <w:rPr>
+        <w:rFonts w:eastAsia="黑体"/>
         <w:b/>
         <w:bCs/>
         <w:color w:themeColor="background1" w:val="FFFFFF"/>
@@ -13605,6 +14145,7 @@
     </w:tblStylePr>
     <w:tblStylePr w:type="lastRow">
       <w:rPr>
+        <w:rFonts w:eastAsia="黑体"/>
         <w:b/>
         <w:bCs/>
         <w:color w:themeColor="accent2" w:themeShade="CC" w:val="9E3A38"/>
@@ -13619,12 +14160,14 @@
     </w:tblStylePr>
     <w:tblStylePr w:type="firstCol">
       <w:rPr>
+        <w:rFonts w:eastAsia="黑体"/>
         <w:b/>
         <w:bCs/>
       </w:rPr>
     </w:tblStylePr>
     <w:tblStylePr w:type="lastCol">
       <w:rPr>
+        <w:rFonts w:eastAsia="黑体"/>
         <w:b/>
         <w:bCs/>
       </w:rPr>
@@ -13659,6 +14202,7 @@
       <w:spacing w:after="0" w:line="240" w:lineRule="auto"/>
     </w:pPr>
     <w:rPr>
+      <w:rFonts w:eastAsia="黑体"/>
       <w:color w:themeColor="text1" w:val="000000"/>
     </w:rPr>
     <w:tblPr>
@@ -13677,6 +14221,7 @@
     </w:tcPr>
     <w:tblStylePr w:type="firstRow">
       <w:rPr>
+        <w:rFonts w:eastAsia="黑体"/>
         <w:b/>
         <w:bCs/>
         <w:color w:themeColor="background1" w:val="FFFFFF"/>
@@ -13691,6 +14236,7 @@
     </w:tblStylePr>
     <w:tblStylePr w:type="lastRow">
       <w:rPr>
+        <w:rFonts w:eastAsia="黑体"/>
         <w:b/>
         <w:bCs/>
         <w:color w:themeColor="accent4" w:themeShade="CC" w:val="664E82"/>
@@ -13705,12 +14251,14 @@
     </w:tblStylePr>
     <w:tblStylePr w:type="firstCol">
       <w:rPr>
+        <w:rFonts w:eastAsia="黑体"/>
         <w:b/>
         <w:bCs/>
       </w:rPr>
     </w:tblStylePr>
     <w:tblStylePr w:type="lastCol">
       <w:rPr>
+        <w:rFonts w:eastAsia="黑体"/>
         <w:b/>
         <w:bCs/>
       </w:rPr>
@@ -13745,6 +14293,7 @@
       <w:spacing w:after="0" w:line="240" w:lineRule="auto"/>
     </w:pPr>
     <w:rPr>
+      <w:rFonts w:eastAsia="黑体"/>
       <w:color w:themeColor="text1" w:val="000000"/>
     </w:rPr>
     <w:tblPr>
@@ -13763,6 +14312,7 @@
     </w:tcPr>
     <w:tblStylePr w:type="firstRow">
       <w:rPr>
+        <w:rFonts w:eastAsia="黑体"/>
         <w:b/>
         <w:bCs/>
         <w:color w:themeColor="background1" w:val="FFFFFF"/>
@@ -13777,6 +14327,7 @@
     </w:tblStylePr>
     <w:tblStylePr w:type="lastRow">
       <w:rPr>
+        <w:rFonts w:eastAsia="黑体"/>
         <w:b/>
         <w:bCs/>
         <w:color w:themeColor="accent3" w:themeShade="CC" w:val="7E9C40"/>
@@ -13791,12 +14342,14 @@
     </w:tblStylePr>
     <w:tblStylePr w:type="firstCol">
       <w:rPr>
+        <w:rFonts w:eastAsia="黑体"/>
         <w:b/>
         <w:bCs/>
       </w:rPr>
     </w:tblStylePr>
     <w:tblStylePr w:type="lastCol">
       <w:rPr>
+        <w:rFonts w:eastAsia="黑体"/>
         <w:b/>
         <w:bCs/>
       </w:rPr>
@@ -13831,6 +14384,7 @@
       <w:spacing w:after="0" w:line="240" w:lineRule="auto"/>
     </w:pPr>
     <w:rPr>
+      <w:rFonts w:eastAsia="黑体"/>
       <w:color w:themeColor="text1" w:val="000000"/>
     </w:rPr>
     <w:tblPr>
@@ -13849,6 +14403,7 @@
     </w:tcPr>
     <w:tblStylePr w:type="firstRow">
       <w:rPr>
+        <w:rFonts w:eastAsia="黑体"/>
         <w:b/>
         <w:bCs/>
         <w:color w:themeColor="background1" w:val="FFFFFF"/>
@@ -13863,6 +14418,7 @@
     </w:tblStylePr>
     <w:tblStylePr w:type="lastRow">
       <w:rPr>
+        <w:rFonts w:eastAsia="黑体"/>
         <w:b/>
         <w:bCs/>
         <w:color w:themeColor="accent6" w:themeShade="CC" w:val="F2730A"/>
@@ -13877,12 +14433,14 @@
     </w:tblStylePr>
     <w:tblStylePr w:type="firstCol">
       <w:rPr>
+        <w:rFonts w:eastAsia="黑体"/>
         <w:b/>
         <w:bCs/>
       </w:rPr>
     </w:tblStylePr>
     <w:tblStylePr w:type="lastCol">
       <w:rPr>
+        <w:rFonts w:eastAsia="黑体"/>
         <w:b/>
         <w:bCs/>
       </w:rPr>
@@ -13917,6 +14475,7 @@
       <w:spacing w:after="0" w:line="240" w:lineRule="auto"/>
     </w:pPr>
     <w:rPr>
+      <w:rFonts w:eastAsia="黑体"/>
       <w:color w:themeColor="text1" w:val="000000"/>
     </w:rPr>
     <w:tblPr>
@@ -13935,6 +14494,7 @@
     </w:tcPr>
     <w:tblStylePr w:type="firstRow">
       <w:rPr>
+        <w:rFonts w:eastAsia="黑体"/>
         <w:b/>
         <w:bCs/>
         <w:color w:themeColor="background1" w:val="FFFFFF"/>
@@ -13949,6 +14509,7 @@
     </w:tblStylePr>
     <w:tblStylePr w:type="lastRow">
       <w:rPr>
+        <w:rFonts w:eastAsia="黑体"/>
         <w:b/>
         <w:bCs/>
         <w:color w:themeColor="accent5" w:themeShade="CC" w:val="348DA5"/>
@@ -13963,12 +14524,14 @@
     </w:tblStylePr>
     <w:tblStylePr w:type="firstCol">
       <w:rPr>
+        <w:rFonts w:eastAsia="黑体"/>
         <w:b/>
         <w:bCs/>
       </w:rPr>
     </w:tblStylePr>
     <w:tblStylePr w:type="lastCol">
       <w:rPr>
+        <w:rFonts w:eastAsia="黑体"/>
         <w:b/>
         <w:bCs/>
       </w:rPr>
@@ -14003,6 +14566,7 @@
       <w:spacing w:after="0" w:line="240" w:lineRule="auto"/>
     </w:pPr>
     <w:rPr>
+      <w:rFonts w:eastAsia="黑体"/>
       <w:color w:themeColor="text1" w:val="000000"/>
     </w:rPr>
     <w:tblPr>
@@ -14024,6 +14588,7 @@
     </w:tcPr>
     <w:tblStylePr w:type="firstRow">
       <w:rPr>
+        <w:rFonts w:eastAsia="黑体"/>
         <w:b/>
         <w:bCs/>
       </w:rPr>
@@ -14034,6 +14599,7 @@
     </w:tblStylePr>
     <w:tblStylePr w:type="lastRow">
       <w:rPr>
+        <w:rFonts w:eastAsia="黑体"/>
         <w:b/>
         <w:bCs/>
         <w:color w:themeColor="text1" w:val="000000"/>
@@ -14045,6 +14611,7 @@
     </w:tblStylePr>
     <w:tblStylePr w:type="firstCol">
       <w:rPr>
+        <w:rFonts w:eastAsia="黑体"/>
         <w:color w:themeColor="background1" w:val="FFFFFF"/>
       </w:rPr>
       <w:tblPr/>
@@ -14054,6 +14621,7 @@
     </w:tblStylePr>
     <w:tblStylePr w:type="lastCol">
       <w:rPr>
+        <w:rFonts w:eastAsia="黑体"/>
         <w:color w:themeColor="background1" w:val="FFFFFF"/>
       </w:rPr>
       <w:tblPr/>
@@ -14083,6 +14651,7 @@
       <w:spacing w:after="0" w:line="240" w:lineRule="auto"/>
     </w:pPr>
     <w:rPr>
+      <w:rFonts w:eastAsia="黑体"/>
       <w:color w:themeColor="text1" w:val="000000"/>
     </w:rPr>
     <w:tblPr>
@@ -14104,6 +14673,7 @@
     </w:tcPr>
     <w:tblStylePr w:type="firstRow">
       <w:rPr>
+        <w:rFonts w:eastAsia="黑体"/>
         <w:b/>
         <w:bCs/>
       </w:rPr>
@@ -14114,6 +14684,7 @@
     </w:tblStylePr>
     <w:tblStylePr w:type="lastRow">
       <w:rPr>
+        <w:rFonts w:eastAsia="黑体"/>
         <w:b/>
         <w:bCs/>
         <w:color w:themeColor="text1" w:val="000000"/>
@@ -14125,6 +14696,7 @@
     </w:tblStylePr>
     <w:tblStylePr w:type="firstCol">
       <w:rPr>
+        <w:rFonts w:eastAsia="黑体"/>
         <w:color w:themeColor="background1" w:val="FFFFFF"/>
       </w:rPr>
       <w:tblPr/>
@@ -14134,6 +14706,7 @@
     </w:tblStylePr>
     <w:tblStylePr w:type="lastCol">
       <w:rPr>
+        <w:rFonts w:eastAsia="黑体"/>
         <w:color w:themeColor="background1" w:val="FFFFFF"/>
       </w:rPr>
       <w:tblPr/>
@@ -14163,6 +14736,7 @@
       <w:spacing w:after="0" w:line="240" w:lineRule="auto"/>
     </w:pPr>
     <w:rPr>
+      <w:rFonts w:eastAsia="黑体"/>
       <w:color w:themeColor="text1" w:val="000000"/>
     </w:rPr>
     <w:tblPr>
@@ -14184,6 +14758,7 @@
     </w:tcPr>
     <w:tblStylePr w:type="firstRow">
       <w:rPr>
+        <w:rFonts w:eastAsia="黑体"/>
         <w:b/>
         <w:bCs/>
       </w:rPr>
@@ -14194,6 +14769,7 @@
     </w:tblStylePr>
     <w:tblStylePr w:type="lastRow">
       <w:rPr>
+        <w:rFonts w:eastAsia="黑体"/>
         <w:b/>
         <w:bCs/>
         <w:color w:themeColor="text1" w:val="000000"/>
@@ -14205,6 +14781,7 @@
     </w:tblStylePr>
     <w:tblStylePr w:type="firstCol">
       <w:rPr>
+        <w:rFonts w:eastAsia="黑体"/>
         <w:color w:themeColor="background1" w:val="FFFFFF"/>
       </w:rPr>
       <w:tblPr/>
@@ -14214,6 +14791,7 @@
     </w:tblStylePr>
     <w:tblStylePr w:type="lastCol">
       <w:rPr>
+        <w:rFonts w:eastAsia="黑体"/>
         <w:color w:themeColor="background1" w:val="FFFFFF"/>
       </w:rPr>
       <w:tblPr/>
@@ -14243,6 +14821,7 @@
       <w:spacing w:after="0" w:line="240" w:lineRule="auto"/>
     </w:pPr>
     <w:rPr>
+      <w:rFonts w:eastAsia="黑体"/>
       <w:color w:themeColor="text1" w:val="000000"/>
     </w:rPr>
     <w:tblPr>
@@ -14264,6 +14843,7 @@
     </w:tcPr>
     <w:tblStylePr w:type="firstRow">
       <w:rPr>
+        <w:rFonts w:eastAsia="黑体"/>
         <w:b/>
         <w:bCs/>
       </w:rPr>
@@ -14274,6 +14854,7 @@
     </w:tblStylePr>
     <w:tblStylePr w:type="lastRow">
       <w:rPr>
+        <w:rFonts w:eastAsia="黑体"/>
         <w:b/>
         <w:bCs/>
         <w:color w:themeColor="text1" w:val="000000"/>
@@ -14285,6 +14866,7 @@
     </w:tblStylePr>
     <w:tblStylePr w:type="firstCol">
       <w:rPr>
+        <w:rFonts w:eastAsia="黑体"/>
         <w:color w:themeColor="background1" w:val="FFFFFF"/>
       </w:rPr>
       <w:tblPr/>
@@ -14294,6 +14876,7 @@
     </w:tblStylePr>
     <w:tblStylePr w:type="lastCol">
       <w:rPr>
+        <w:rFonts w:eastAsia="黑体"/>
         <w:color w:themeColor="background1" w:val="FFFFFF"/>
       </w:rPr>
       <w:tblPr/>
@@ -14323,6 +14906,7 @@
       <w:spacing w:after="0" w:line="240" w:lineRule="auto"/>
     </w:pPr>
     <w:rPr>
+      <w:rFonts w:eastAsia="黑体"/>
       <w:color w:themeColor="text1" w:val="000000"/>
     </w:rPr>
     <w:tblPr>
@@ -14344,6 +14928,7 @@
     </w:tcPr>
     <w:tblStylePr w:type="firstRow">
       <w:rPr>
+        <w:rFonts w:eastAsia="黑体"/>
         <w:b/>
         <w:bCs/>
       </w:rPr>
@@ -14354,6 +14939,7 @@
     </w:tblStylePr>
     <w:tblStylePr w:type="lastRow">
       <w:rPr>
+        <w:rFonts w:eastAsia="黑体"/>
         <w:b/>
         <w:bCs/>
         <w:color w:themeColor="text1" w:val="000000"/>
@@ -14365,6 +14951,7 @@
     </w:tblStylePr>
     <w:tblStylePr w:type="firstCol">
       <w:rPr>
+        <w:rFonts w:eastAsia="黑体"/>
         <w:color w:themeColor="background1" w:val="FFFFFF"/>
       </w:rPr>
       <w:tblPr/>
@@ -14374,6 +14961,7 @@
     </w:tblStylePr>
     <w:tblStylePr w:type="lastCol">
       <w:rPr>
+        <w:rFonts w:eastAsia="黑体"/>
         <w:color w:themeColor="background1" w:val="FFFFFF"/>
       </w:rPr>
       <w:tblPr/>
@@ -14403,6 +14991,7 @@
       <w:spacing w:after="0" w:line="240" w:lineRule="auto"/>
     </w:pPr>
     <w:rPr>
+      <w:rFonts w:eastAsia="黑体"/>
       <w:color w:themeColor="text1" w:val="000000"/>
     </w:rPr>
     <w:tblPr>
@@ -14424,6 +15013,7 @@
     </w:tcPr>
     <w:tblStylePr w:type="firstRow">
       <w:rPr>
+        <w:rFonts w:eastAsia="黑体"/>
         <w:b/>
         <w:bCs/>
       </w:rPr>
@@ -14434,6 +15024,7 @@
     </w:tblStylePr>
     <w:tblStylePr w:type="lastRow">
       <w:rPr>
+        <w:rFonts w:eastAsia="黑体"/>
         <w:b/>
         <w:bCs/>
         <w:color w:themeColor="text1" w:val="000000"/>
@@ -14445,6 +15036,7 @@
     </w:tblStylePr>
     <w:tblStylePr w:type="firstCol">
       <w:rPr>
+        <w:rFonts w:eastAsia="黑体"/>
         <w:color w:themeColor="background1" w:val="FFFFFF"/>
       </w:rPr>
       <w:tblPr/>
@@ -14454,6 +15046,7 @@
     </w:tblStylePr>
     <w:tblStylePr w:type="lastCol">
       <w:rPr>
+        <w:rFonts w:eastAsia="黑体"/>
         <w:color w:themeColor="background1" w:val="FFFFFF"/>
       </w:rPr>
       <w:tblPr/>
@@ -14483,6 +15076,7 @@
       <w:spacing w:after="0" w:line="240" w:lineRule="auto"/>
     </w:pPr>
     <w:rPr>
+      <w:rFonts w:eastAsia="黑体"/>
       <w:color w:themeColor="text1" w:val="000000"/>
     </w:rPr>
     <w:tblPr>
@@ -14504,6 +15098,7 @@
     </w:tcPr>
     <w:tblStylePr w:type="firstRow">
       <w:rPr>
+        <w:rFonts w:eastAsia="黑体"/>
         <w:b/>
         <w:bCs/>
       </w:rPr>
@@ -14514,6 +15109,7 @@
     </w:tblStylePr>
     <w:tblStylePr w:type="lastRow">
       <w:rPr>
+        <w:rFonts w:eastAsia="黑体"/>
         <w:b/>
         <w:bCs/>
         <w:color w:themeColor="text1" w:val="000000"/>
@@ -14525,6 +15121,7 @@
     </w:tblStylePr>
     <w:tblStylePr w:type="firstCol">
       <w:rPr>
+        <w:rFonts w:eastAsia="黑体"/>
         <w:color w:themeColor="background1" w:val="FFFFFF"/>
       </w:rPr>
       <w:tblPr/>
@@ -14534,6 +15131,7 @@
     </w:tblStylePr>
     <w:tblStylePr w:type="lastCol">
       <w:rPr>
+        <w:rFonts w:eastAsia="黑体"/>
         <w:color w:themeColor="background1" w:val="FFFFFF"/>
       </w:rPr>
       <w:tblPr/>
@@ -14566,6 +15164,7 @@
     <w:name w:val="KeywordTok"/>
     <w:basedOn w:val="VerbatimChar"/>
     <w:rPr>
+      <w:rFonts w:eastAsia="黑体"/>
       <w:b/>
       <w:color w:val="007020"/>
     </w:rPr>
@@ -14574,6 +15173,7 @@
     <w:name w:val="DataTypeTok"/>
     <w:basedOn w:val="VerbatimChar"/>
     <w:rPr>
+      <w:rFonts w:eastAsia="黑体"/>
       <w:color w:val="902000"/>
     </w:rPr>
   </w:style>
@@ -14581,6 +15181,7 @@
     <w:name w:val="DecValTok"/>
     <w:basedOn w:val="VerbatimChar"/>
     <w:rPr>
+      <w:rFonts w:eastAsia="黑体"/>
       <w:color w:val="40a070"/>
     </w:rPr>
   </w:style>
@@ -14588,6 +15189,7 @@
     <w:name w:val="BaseNTok"/>
     <w:basedOn w:val="VerbatimChar"/>
     <w:rPr>
+      <w:rFonts w:eastAsia="黑体"/>
       <w:color w:val="40a070"/>
     </w:rPr>
   </w:style>
@@ -14595,6 +15197,7 @@
     <w:name w:val="FloatTok"/>
     <w:basedOn w:val="VerbatimChar"/>
     <w:rPr>
+      <w:rFonts w:eastAsia="黑体"/>
       <w:color w:val="40a070"/>
     </w:rPr>
   </w:style>
@@ -14602,6 +15205,7 @@
     <w:name w:val="ConstantTok"/>
     <w:basedOn w:val="VerbatimChar"/>
     <w:rPr>
+      <w:rFonts w:eastAsia="黑体"/>
       <w:color w:val="880000"/>
     </w:rPr>
   </w:style>
@@ -14609,6 +15213,7 @@
     <w:name w:val="CharTok"/>
     <w:basedOn w:val="VerbatimChar"/>
     <w:rPr>
+      <w:rFonts w:eastAsia="黑体"/>
       <w:color w:val="4070a0"/>
     </w:rPr>
   </w:style>
@@ -14616,6 +15221,7 @@
     <w:name w:val="SpecialCharTok"/>
     <w:basedOn w:val="VerbatimChar"/>
     <w:rPr>
+      <w:rFonts w:eastAsia="黑体"/>
       <w:color w:val="4070a0"/>
     </w:rPr>
   </w:style>
@@ -14623,6 +15229,7 @@
     <w:name w:val="StringTok"/>
     <w:basedOn w:val="VerbatimChar"/>
     <w:rPr>
+      <w:rFonts w:eastAsia="黑体"/>
       <w:color w:val="4070a0"/>
     </w:rPr>
   </w:style>
@@ -14630,6 +15237,7 @@
     <w:name w:val="VerbatimStringTok"/>
     <w:basedOn w:val="VerbatimChar"/>
     <w:rPr>
+      <w:rFonts w:eastAsia="黑体"/>
       <w:color w:val="4070a0"/>
     </w:rPr>
   </w:style>
@@ -14637,6 +15245,7 @@
     <w:name w:val="SpecialStringTok"/>
     <w:basedOn w:val="VerbatimChar"/>
     <w:rPr>
+      <w:rFonts w:eastAsia="黑体"/>
       <w:color w:val="bb6688"/>
     </w:rPr>
   </w:style>
@@ -14644,6 +15253,7 @@
     <w:name w:val="ImportTok"/>
     <w:basedOn w:val="VerbatimChar"/>
     <w:rPr>
+      <w:rFonts w:eastAsia="黑体"/>
       <w:b/>
       <w:color w:val="008000"/>
     </w:rPr>
@@ -14652,6 +15262,7 @@
     <w:name w:val="CommentTok"/>
     <w:basedOn w:val="VerbatimChar"/>
     <w:rPr>
+      <w:rFonts w:eastAsia="黑体"/>
       <w:i/>
       <w:color w:val="60a0b0"/>
     </w:rPr>
@@ -14660,6 +15271,7 @@
     <w:name w:val="DocumentationTok"/>
     <w:basedOn w:val="VerbatimChar"/>
     <w:rPr>
+      <w:rFonts w:eastAsia="黑体"/>
       <w:i/>
       <w:color w:val="ba2121"/>
     </w:rPr>
@@ -14668,6 +15280,7 @@
     <w:name w:val="AnnotationTok"/>
     <w:basedOn w:val="VerbatimChar"/>
     <w:rPr>
+      <w:rFonts w:eastAsia="黑体"/>
       <w:b/>
       <w:i/>
       <w:color w:val="60a0b0"/>
@@ -14677,6 +15290,7 @@
     <w:name w:val="CommentVarTok"/>
     <w:basedOn w:val="VerbatimChar"/>
     <w:rPr>
+      <w:rFonts w:eastAsia="黑体"/>
       <w:b/>
       <w:i/>
       <w:color w:val="60a0b0"/>
@@ -14686,6 +15300,7 @@
     <w:name w:val="OtherTok"/>
     <w:basedOn w:val="VerbatimChar"/>
     <w:rPr>
+      <w:rFonts w:eastAsia="黑体"/>
       <w:color w:val="007020"/>
     </w:rPr>
   </w:style>
@@ -14693,6 +15308,7 @@
     <w:name w:val="FunctionTok"/>
     <w:basedOn w:val="VerbatimChar"/>
     <w:rPr>
+      <w:rFonts w:eastAsia="黑体"/>
       <w:color w:val="06287e"/>
     </w:rPr>
   </w:style>
@@ -14700,6 +15316,7 @@
     <w:name w:val="VariableTok"/>
     <w:basedOn w:val="VerbatimChar"/>
     <w:rPr>
+      <w:rFonts w:eastAsia="黑体"/>
       <w:color w:val="19177c"/>
     </w:rPr>
   </w:style>
@@ -14707,6 +15324,7 @@
     <w:name w:val="ControlFlowTok"/>
     <w:basedOn w:val="VerbatimChar"/>
     <w:rPr>
+      <w:rFonts w:eastAsia="黑体"/>
       <w:b/>
       <w:color w:val="007020"/>
     </w:rPr>
@@ -14715,6 +15333,7 @@
     <w:name w:val="OperatorTok"/>
     <w:basedOn w:val="VerbatimChar"/>
     <w:rPr>
+      <w:rFonts w:eastAsia="黑体"/>
       <w:color w:val="666666"/>
     </w:rPr>
   </w:style>
@@ -14722,18 +15341,22 @@
     <w:name w:val="BuiltInTok"/>
     <w:basedOn w:val="VerbatimChar"/>
     <w:rPr>
+      <w:rFonts w:eastAsia="黑体"/>
       <w:color w:val="008000"/>
     </w:rPr>
   </w:style>
   <w:style w:type="character" w:customStyle="1" w:styleId="ExtensionTok">
     <w:name w:val="ExtensionTok"/>
     <w:basedOn w:val="VerbatimChar"/>
-    <w:rPr/>
+    <w:rPr>
+      <w:rFonts w:eastAsia="黑体"/>
+    </w:rPr>
   </w:style>
   <w:style w:type="character" w:customStyle="1" w:styleId="PreprocessorTok">
     <w:name w:val="PreprocessorTok"/>
     <w:basedOn w:val="VerbatimChar"/>
     <w:rPr>
+      <w:rFonts w:eastAsia="黑体"/>
       <w:color w:val="bc7a00"/>
     </w:rPr>
   </w:style>
@@ -14741,18 +15364,22 @@
     <w:name w:val="AttributeTok"/>
     <w:basedOn w:val="VerbatimChar"/>
     <w:rPr>
+      <w:rFonts w:eastAsia="黑体"/>
       <w:color w:val="7d9029"/>
     </w:rPr>
   </w:style>
   <w:style w:type="character" w:customStyle="1" w:styleId="RegionMarkerTok">
     <w:name w:val="RegionMarkerTok"/>
     <w:basedOn w:val="VerbatimChar"/>
-    <w:rPr/>
+    <w:rPr>
+      <w:rFonts w:eastAsia="黑体"/>
+    </w:rPr>
   </w:style>
   <w:style w:type="character" w:customStyle="1" w:styleId="InformationTok">
     <w:name w:val="InformationTok"/>
     <w:basedOn w:val="VerbatimChar"/>
     <w:rPr>
+      <w:rFonts w:eastAsia="黑体"/>
       <w:b/>
       <w:i/>
       <w:color w:val="60a0b0"/>
@@ -14762,6 +15389,7 @@
     <w:name w:val="WarningTok"/>
     <w:basedOn w:val="VerbatimChar"/>
     <w:rPr>
+      <w:rFonts w:eastAsia="黑体"/>
       <w:b/>
       <w:i/>
       <w:color w:val="60a0b0"/>
@@ -14771,6 +15399,7 @@
     <w:name w:val="AlertTok"/>
     <w:basedOn w:val="VerbatimChar"/>
     <w:rPr>
+      <w:rFonts w:eastAsia="黑体"/>
       <w:b/>
       <w:color w:val="ff0000"/>
     </w:rPr>
@@ -14779,6 +15408,7 @@
     <w:name w:val="ErrorTok"/>
     <w:basedOn w:val="VerbatimChar"/>
     <w:rPr>
+      <w:rFonts w:eastAsia="黑体"/>
       <w:b/>
       <w:color w:val="ff0000"/>
     </w:rPr>
@@ -14786,7 +15416,9 @@
   <w:style w:type="character" w:customStyle="1" w:styleId="NormalTok">
     <w:name w:val="NormalTok"/>
     <w:basedOn w:val="VerbatimChar"/>
-    <w:rPr/>
+    <w:rPr>
+      <w:rFonts w:eastAsia="黑体"/>
+    </w:rPr>
   </w:style>
 </w:styles>
 </file>
@@ -14835,12 +15467,12 @@
     <a:fontScheme name="Office">
       <a:majorFont>
         <a:latin typeface="Calibri"/>
-        <a:ea typeface=""/>
+        <a:ea typeface="黑体"/>
         <a:cs typeface=""/>
         <a:font script="Jpan" typeface="ＭＳ ゴシック"/>
         <a:font script="Hang" typeface="맑은 고딕"/>
-        <a:font script="Hans" typeface="宋体"/>
-        <a:font script="Hant" typeface="新細明體"/>
+        <a:font script="Hans" typeface="黑体"/>
+        <a:font script="Hant" typeface="黑体"/>
         <a:font script="Arab" typeface="Times New Roman"/>
         <a:font script="Hebr" typeface="Times New Roman"/>
         <a:font script="Thai" typeface="Angsana New"/>
@@ -14870,12 +15502,12 @@
       </a:majorFont>
       <a:minorFont>
         <a:latin typeface="Cambria"/>
-        <a:ea typeface=""/>
+        <a:ea typeface="黑体"/>
         <a:cs typeface=""/>
         <a:font script="Jpan" typeface="ＭＳ 明朝"/>
         <a:font script="Hang" typeface="맑은 고딕"/>
-        <a:font script="Hans" typeface="宋体"/>
-        <a:font script="Hant" typeface="新細明體"/>
+        <a:font script="Hans" typeface="黑体"/>
+        <a:font script="Hant" typeface="黑体"/>
         <a:font script="Arab" typeface="Arial"/>
         <a:font script="Hebr" typeface="Arial"/>
         <a:font script="Thai" typeface="Cordia New"/>

--- a/08-传感器电路/03-霍尔传感器电路/开关型霍尔电路/开关型霍尔电路.docx
+++ b/08-传感器电路/03-霍尔传感器电路/开关型霍尔电路/开关型霍尔电路.docx
@@ -2396,7 +2396,7 @@
           <w:color w:val="555555"/>
           <w:sz w:val="21"/>
         </w:rPr>
-        <w:t>材料收集者：杜文杰，WX手机：19519196569，QQ:3478827729</w:t>
+        <w:t>材料收集者：杜文杰，微信/手机：19519196569，QQ:3478827729</w:t>
       </w:r>
     </w:p>
     <w:sectPr>
